--- a/docs/manual-usuario/Manual_de_Usuario_MacroEntreno.docx
+++ b/docs/manual-usuario/Manual_de_Usuario_MacroEntreno.docx
@@ -151,7 +151,7 @@
           <w:sz w:val="22"/>
           <w:szCs w:val="22"/>
         </w:rPr>
-        <w:t xml:space="preserve">Este manual explica, paso a paso y con capturas reales, cómo usar MacroEntreno, una aplicación para registrar comidas, macronutrientes y entrenamientos con el seguimiento de un entrenador. Se muestra cómo crear una cuenta, iniciar y cerrar sesión, cargar cada comida del día (desayuno, almuerzo, merienda, cena y snack), corregir o borrar lo cargado, crear alimentos propios, usar el plan de alimentación, registrar entrenamientos y ver el progreso. También se explican las funciones del entrenador y del administrador y cómo se navega según el rol. Para cada pantalla se indican los mensajes de error que puede ver el usuario y cómo resolverlos. En los anexos se documentan las pruebas realizadas y cómo el proyecto cumple cada punto de la consigna.</w:t>
+        <w:t xml:space="preserve">Este manual explica, paso a paso y con capturas reales, cómo usar MacroEntreno, una aplicación para registrar comidas, macronutrientes y entrenamientos con el seguimiento de un entrenador. Se muestra cómo crear una cuenta, iniciar y cerrar sesión, cargar cada comida del día (desayuno, almuerzo, merienda, cena y snack), corregir o borrar lo cargado, crear alimentos propios, usar el plan de alimentación, registrar entrenamientos y ver el progreso. También se explican las funciones del entrenador y del administrador y cómo se navega según el rol. Para cada pantalla se indican los mensajes de error que puede ver el usuario y cómo resolverlos.</w:t>
       </w:r>
     </w:p>
     <w:p>
@@ -693,138 +693,6 @@
             <w:r>
               <w:fldChar w:fldCharType="begin" w:dirty="true"/>
               <w:instrText xml:space="preserve">PAGEREF _Toc22 \h</w:instrText>
-              <w:fldChar w:fldCharType="separate"/>
-              <w:fldChar w:fldCharType="end"/>
-            </w:r>
-          </w:hyperlink>
-        </w:p>
-        <w:p>
-          <w:pPr>
-            <w:pStyle w:val="TOC1"/>
-            <w:tabs>
-              <w:tab w:val="right" w:pos="9026" w:leader="dot"/>
-            </w:tabs>
-          </w:pPr>
-          <w:hyperlink w:history="1" w:anchor="_Toc23">
-            <w:r>
-              <w:t xml:space="preserve">Referencias</w:t>
-            </w:r>
-            <w:r>
-              <w:tab/>
-            </w:r>
-            <w:r>
-              <w:fldChar w:fldCharType="begin" w:dirty="true"/>
-              <w:instrText xml:space="preserve">PAGEREF _Toc23 \h</w:instrText>
-              <w:fldChar w:fldCharType="separate"/>
-              <w:fldChar w:fldCharType="end"/>
-            </w:r>
-          </w:hyperlink>
-        </w:p>
-        <w:p>
-          <w:pPr>
-            <w:pStyle w:val="TOC1"/>
-            <w:tabs>
-              <w:tab w:val="right" w:pos="9026" w:leader="dot"/>
-            </w:tabs>
-          </w:pPr>
-          <w:hyperlink w:history="1" w:anchor="_Toc24">
-            <w:r>
-              <w:t xml:space="preserve">Anexo A: Pruebas realizadas</w:t>
-            </w:r>
-            <w:r>
-              <w:tab/>
-            </w:r>
-            <w:r>
-              <w:fldChar w:fldCharType="begin" w:dirty="true"/>
-              <w:instrText xml:space="preserve">PAGEREF _Toc24 \h</w:instrText>
-              <w:fldChar w:fldCharType="separate"/>
-              <w:fldChar w:fldCharType="end"/>
-            </w:r>
-          </w:hyperlink>
-        </w:p>
-        <w:p>
-          <w:pPr>
-            <w:pStyle w:val="TOC2"/>
-            <w:tabs>
-              <w:tab w:val="right" w:pos="9026" w:leader="dot"/>
-            </w:tabs>
-          </w:pPr>
-          <w:hyperlink w:history="1" w:anchor="_Toc25">
-            <w:r>
-              <w:t xml:space="preserve">Pruebas automatizadas</w:t>
-            </w:r>
-            <w:r>
-              <w:tab/>
-            </w:r>
-            <w:r>
-              <w:fldChar w:fldCharType="begin" w:dirty="true"/>
-              <w:instrText xml:space="preserve">PAGEREF _Toc25 \h</w:instrText>
-              <w:fldChar w:fldCharType="separate"/>
-              <w:fldChar w:fldCharType="end"/>
-            </w:r>
-          </w:hyperlink>
-        </w:p>
-        <w:p>
-          <w:pPr>
-            <w:pStyle w:val="TOC2"/>
-            <w:tabs>
-              <w:tab w:val="right" w:pos="9026" w:leader="dot"/>
-            </w:tabs>
-          </w:pPr>
-          <w:hyperlink w:history="1" w:anchor="_Toc26">
-            <w:r>
-              <w:t xml:space="preserve">Intentos de entrar sin pasar la validación</w:t>
-            </w:r>
-            <w:r>
-              <w:tab/>
-            </w:r>
-            <w:r>
-              <w:fldChar w:fldCharType="begin" w:dirty="true"/>
-              <w:instrText xml:space="preserve">PAGEREF _Toc26 \h</w:instrText>
-              <w:fldChar w:fldCharType="separate"/>
-              <w:fldChar w:fldCharType="end"/>
-            </w:r>
-          </w:hyperlink>
-        </w:p>
-        <w:p>
-          <w:pPr>
-            <w:pStyle w:val="TOC2"/>
-            <w:tabs>
-              <w:tab w:val="right" w:pos="9026" w:leader="dot"/>
-            </w:tabs>
-          </w:pPr>
-          <w:hyperlink w:history="1" w:anchor="_Toc27">
-            <w:r>
-              <w:t xml:space="preserve">Problemas encontrados</w:t>
-            </w:r>
-            <w:r>
-              <w:tab/>
-            </w:r>
-            <w:r>
-              <w:fldChar w:fldCharType="begin" w:dirty="true"/>
-              <w:instrText xml:space="preserve">PAGEREF _Toc27 \h</w:instrText>
-              <w:fldChar w:fldCharType="separate"/>
-              <w:fldChar w:fldCharType="end"/>
-            </w:r>
-          </w:hyperlink>
-        </w:p>
-        <w:p>
-          <w:pPr>
-            <w:pStyle w:val="TOC1"/>
-            <w:tabs>
-              <w:tab w:val="right" w:pos="9026" w:leader="dot"/>
-            </w:tabs>
-          </w:pPr>
-          <w:hyperlink w:history="1" w:anchor="_Toc28">
-            <w:r>
-              <w:t xml:space="preserve">Anexo B: Cumplimiento de la consigna</w:t>
-            </w:r>
-            <w:r>
-              <w:tab/>
-            </w:r>
-            <w:r>
-              <w:fldChar w:fldCharType="begin" w:dirty="true"/>
-              <w:instrText xml:space="preserve">PAGEREF _Toc28 \h</w:instrText>
               <w:fldChar w:fldCharType="separate"/>
               <w:fldChar w:fldCharType="end"/>
             </w:r>
@@ -3042,7 +2910,7 @@
           <w:sz w:val="22"/>
           <w:szCs w:val="22"/>
         </w:rPr>
-        <w:t xml:space="preserve"> con los campos vacíos o con un email incompleto, la aplicación lo marca antes de enviar nada (Figuras 4b y 4c). Si el email existe pero la contraseña es incorrecta, aparece "Email o contraseña incorrectos" (Figura 5a). El mensaje es el mismo cuando el email no está registrado, para que nadie pueda averiguar qué personas tienen cuenta probando emails (OWASP Foundation, s.f.).</w:t>
+        <w:t xml:space="preserve"> con los campos vacíos o con un email incompleto, la aplicación lo marca antes de enviar nada (Figuras 4b y 4c). Si el email existe pero la contraseña es incorrecta, aparece "Email o contraseña incorrectos" (Figura 5a). El mensaje es el mismo cuando el email no está registrado, para que nadie pueda averiguar qué personas tienen cuenta probando emails.</w:t>
       </w:r>
     </w:p>
     <w:p>
@@ -3194,7 +3062,7 @@
           <w:sz w:val="22"/>
           <w:szCs w:val="22"/>
         </w:rPr>
-        <w:t xml:space="preserve"> permiten entrar con una cuenta de esas redes. Al tocarlos se abre el navegador para autorizar a MacroEntreno y después se vuelve a la aplicación con la sesión iniciada (Hardt, 2012). Si el servidor todavía no tiene configurada esa red, la aplicación lo avisa (Figura 5b).</w:t>
+        <w:t xml:space="preserve"> permiten entrar con una cuenta de esas redes. Al tocarlos se abre el navegador para autorizar a MacroEntreno y después se vuelve a la aplicación con la sesión iniciada. Si el servidor todavía no tiene configurada esa red, la aplicación lo avisa (Figura 5b).</w:t>
       </w:r>
     </w:p>
     <w:p>
@@ -3476,7 +3344,7 @@
           <w:sz w:val="22"/>
           <w:szCs w:val="22"/>
         </w:rPr>
-        <w:t xml:space="preserve">Mientras no se cierre la sesión, la aplicación la recuerda: al volver a abrirla entra sola (Figura 8a). En el teléfono los datos de la sesión se guardan cifrados en el almacenamiento seguro del sistema (Expo, s.f.-b). La Figura 8b muestra la pantalla de inicio de sesión con el tema claro.</w:t>
+        <w:t xml:space="preserve">Mientras no se cierre la sesión, la aplicación la recuerda: al volver a abrirla entra sola (Figura 8a). En el teléfono los datos de la sesión se guardan cifrados en el almacenamiento seguro del sistema. La Figura 8b muestra la pantalla de inicio de sesión con el tema claro.</w:t>
       </w:r>
     </w:p>
     <w:p>
@@ -9163,5004 +9031,7 @@
           <w:sz w:val="22"/>
           <w:szCs w:val="22"/>
         </w:rPr>
-        <w:t xml:space="preserve">Armar el manual también sirvió para revisar la aplicación desde el lado del usuario. Probar datos incorrectos a propósito permitió encontrar y corregir fallas reales en el registro y el inicio de sesión, como contraseñas demasiado largas que el sistema aceptaba sin avisar. Esas pruebas y sus resultados se detallan en el Anexo A, y el Anexo B muestra dónde se cumple cada punto de la consigna.</w:t>
-      </w:r>
-    </w:p>
-    <w:p>
-      <w:r>
-        <w:br w:type="page"/>
-      </w:r>
-    </w:p>
-    <w:p>
-      <w:pPr>
-        <w:pStyle w:val="Heading1"/>
-        <w:spacing w:after="240" w:before="240" w:line="360"/>
-        <w:jc w:val="center"/>
-      </w:pPr>
-      <w:bookmarkStart w:name="_Toc23" w:id="23"/>
-      <w:r>
-        <w:rPr>
-          <w:rFonts w:ascii="Arial" w:cs="Arial" w:eastAsia="Arial" w:hAnsi="Arial"/>
-          <w:b/>
-          <w:bCs/>
-          <w:color w:val="000000"/>
-          <w:sz w:val="24"/>
-          <w:szCs w:val="24"/>
-        </w:rPr>
-        <w:t xml:space="preserve">Referencias</w:t>
-      </w:r>
-      <w:bookmarkEnd w:id="23"/>
-    </w:p>
-    <w:p>
-      <w:pPr>
-        <w:spacing w:after="120" w:line="360"/>
-        <w:ind w:left="720" w:hanging="720"/>
-        <w:jc w:val="left"/>
-      </w:pPr>
-      <w:r>
-        <w:rPr>
-          <w:rFonts w:ascii="Arial" w:cs="Arial" w:eastAsia="Arial" w:hAnsi="Arial"/>
-          <w:sz w:val="22"/>
-          <w:szCs w:val="22"/>
-        </w:rPr>
-        <w:t xml:space="preserve">American Psychological Association. (2020). </w:t>
-      </w:r>
-      <w:r>
-        <w:rPr>
-          <w:rFonts w:ascii="Arial" w:cs="Arial" w:eastAsia="Arial" w:hAnsi="Arial"/>
-          <w:i/>
-          <w:iCs/>
-          <w:sz w:val="22"/>
-          <w:szCs w:val="22"/>
-        </w:rPr>
-        <w:t xml:space="preserve">Publication manual of the American Psychological Association</w:t>
-      </w:r>
-      <w:r>
-        <w:rPr>
-          <w:rFonts w:ascii="Arial" w:cs="Arial" w:eastAsia="Arial" w:hAnsi="Arial"/>
-          <w:sz w:val="22"/>
-          <w:szCs w:val="22"/>
-        </w:rPr>
-        <w:t xml:space="preserve"> (7th ed.). https://doi.org/10.1037/0000165-000</w:t>
-      </w:r>
-    </w:p>
-    <w:p>
-      <w:pPr>
-        <w:spacing w:after="120" w:line="360"/>
-        <w:ind w:left="720" w:hanging="720"/>
-        <w:jc w:val="left"/>
-      </w:pPr>
-      <w:r>
-        <w:rPr>
-          <w:rFonts w:ascii="Arial" w:cs="Arial" w:eastAsia="Arial" w:hAnsi="Arial"/>
-          <w:sz w:val="22"/>
-          <w:szCs w:val="22"/>
-        </w:rPr>
-        <w:t xml:space="preserve">Expo. (s.f.-a). </w:t>
-      </w:r>
-      <w:r>
-        <w:rPr>
-          <w:rFonts w:ascii="Arial" w:cs="Arial" w:eastAsia="Arial" w:hAnsi="Arial"/>
-          <w:i/>
-          <w:iCs/>
-          <w:sz w:val="22"/>
-          <w:szCs w:val="22"/>
-        </w:rPr>
-        <w:t xml:space="preserve">Expo Router: Introduction</w:t>
-      </w:r>
-      <w:r>
-        <w:rPr>
-          <w:rFonts w:ascii="Arial" w:cs="Arial" w:eastAsia="Arial" w:hAnsi="Arial"/>
-          <w:sz w:val="22"/>
-          <w:szCs w:val="22"/>
-        </w:rPr>
-        <w:t xml:space="preserve">. Recuperado el 30 de octubre de 2026, de https://docs.expo.dev/router/introduction/</w:t>
-      </w:r>
-    </w:p>
-    <w:p>
-      <w:pPr>
-        <w:spacing w:after="120" w:line="360"/>
-        <w:ind w:left="720" w:hanging="720"/>
-        <w:jc w:val="left"/>
-      </w:pPr>
-      <w:r>
-        <w:rPr>
-          <w:rFonts w:ascii="Arial" w:cs="Arial" w:eastAsia="Arial" w:hAnsi="Arial"/>
-          <w:sz w:val="22"/>
-          <w:szCs w:val="22"/>
-        </w:rPr>
-        <w:t xml:space="preserve">Expo. (s.f.-b). </w:t>
-      </w:r>
-      <w:r>
-        <w:rPr>
-          <w:rFonts w:ascii="Arial" w:cs="Arial" w:eastAsia="Arial" w:hAnsi="Arial"/>
-          <w:i/>
-          <w:iCs/>
-          <w:sz w:val="22"/>
-          <w:szCs w:val="22"/>
-        </w:rPr>
-        <w:t xml:space="preserve">SecureStore</w:t>
-      </w:r>
-      <w:r>
-        <w:rPr>
-          <w:rFonts w:ascii="Arial" w:cs="Arial" w:eastAsia="Arial" w:hAnsi="Arial"/>
-          <w:sz w:val="22"/>
-          <w:szCs w:val="22"/>
-        </w:rPr>
-        <w:t xml:space="preserve">. Recuperado el 30 de octubre de 2026, de https://docs.expo.dev/versions/latest/sdk/securestore/</w:t>
-      </w:r>
-    </w:p>
-    <w:p>
-      <w:pPr>
-        <w:spacing w:after="120" w:line="360"/>
-        <w:ind w:left="720" w:hanging="720"/>
-        <w:jc w:val="left"/>
-      </w:pPr>
-      <w:r>
-        <w:rPr>
-          <w:rFonts w:ascii="Arial" w:cs="Arial" w:eastAsia="Arial" w:hAnsi="Arial"/>
-          <w:sz w:val="22"/>
-          <w:szCs w:val="22"/>
-        </w:rPr>
-        <w:t xml:space="preserve">Hardt, D. (Ed.). (2012). </w:t>
-      </w:r>
-      <w:r>
-        <w:rPr>
-          <w:rFonts w:ascii="Arial" w:cs="Arial" w:eastAsia="Arial" w:hAnsi="Arial"/>
-          <w:i/>
-          <w:iCs/>
-          <w:sz w:val="22"/>
-          <w:szCs w:val="22"/>
-        </w:rPr>
-        <w:t xml:space="preserve">The OAuth 2.0 authorization framework</w:t>
-      </w:r>
-      <w:r>
-        <w:rPr>
-          <w:rFonts w:ascii="Arial" w:cs="Arial" w:eastAsia="Arial" w:hAnsi="Arial"/>
-          <w:sz w:val="22"/>
-          <w:szCs w:val="22"/>
-        </w:rPr>
-        <w:t xml:space="preserve"> (RFC 6749). Internet Engineering Task Force. https://www.rfc-editor.org/rfc/rfc6749</w:t>
-      </w:r>
-    </w:p>
-    <w:p>
-      <w:pPr>
-        <w:spacing w:after="120" w:line="360"/>
-        <w:ind w:left="720" w:hanging="720"/>
-        <w:jc w:val="left"/>
-      </w:pPr>
-      <w:r>
-        <w:rPr>
-          <w:rFonts w:ascii="Arial" w:cs="Arial" w:eastAsia="Arial" w:hAnsi="Arial"/>
-          <w:sz w:val="22"/>
-          <w:szCs w:val="22"/>
-        </w:rPr>
-        <w:t xml:space="preserve">Microsoft. (s.f.). </w:t>
-      </w:r>
-      <w:r>
-        <w:rPr>
-          <w:rFonts w:ascii="Arial" w:cs="Arial" w:eastAsia="Arial" w:hAnsi="Arial"/>
-          <w:i/>
-          <w:iCs/>
-          <w:sz w:val="22"/>
-          <w:szCs w:val="22"/>
-        </w:rPr>
-        <w:t xml:space="preserve">Playwright: Installation</w:t>
-      </w:r>
-      <w:r>
-        <w:rPr>
-          <w:rFonts w:ascii="Arial" w:cs="Arial" w:eastAsia="Arial" w:hAnsi="Arial"/>
-          <w:sz w:val="22"/>
-          <w:szCs w:val="22"/>
-        </w:rPr>
-        <w:t xml:space="preserve">. Recuperado el 30 de octubre de 2026, de https://playwright.dev/docs/intro</w:t>
-      </w:r>
-    </w:p>
-    <w:p>
-      <w:pPr>
-        <w:spacing w:after="120" w:line="360"/>
-        <w:ind w:left="720" w:hanging="720"/>
-        <w:jc w:val="left"/>
-      </w:pPr>
-      <w:r>
-        <w:rPr>
-          <w:rFonts w:ascii="Arial" w:cs="Arial" w:eastAsia="Arial" w:hAnsi="Arial"/>
-          <w:sz w:val="22"/>
-          <w:szCs w:val="22"/>
-        </w:rPr>
-        <w:t xml:space="preserve">Node.js. (s.f.). </w:t>
-      </w:r>
-      <w:r>
-        <w:rPr>
-          <w:rFonts w:ascii="Arial" w:cs="Arial" w:eastAsia="Arial" w:hAnsi="Arial"/>
-          <w:i/>
-          <w:iCs/>
-          <w:sz w:val="22"/>
-          <w:szCs w:val="22"/>
-        </w:rPr>
-        <w:t xml:space="preserve">Test runner</w:t>
-      </w:r>
-      <w:r>
-        <w:rPr>
-          <w:rFonts w:ascii="Arial" w:cs="Arial" w:eastAsia="Arial" w:hAnsi="Arial"/>
-          <w:sz w:val="22"/>
-          <w:szCs w:val="22"/>
-        </w:rPr>
-        <w:t xml:space="preserve">. Recuperado el 30 de octubre de 2026, de https://nodejs.org/api/test.html</w:t>
-      </w:r>
-    </w:p>
-    <w:p>
-      <w:pPr>
-        <w:spacing w:after="120" w:line="360"/>
-        <w:ind w:left="720" w:hanging="720"/>
-        <w:jc w:val="left"/>
-      </w:pPr>
-      <w:r>
-        <w:rPr>
-          <w:rFonts w:ascii="Arial" w:cs="Arial" w:eastAsia="Arial" w:hAnsi="Arial"/>
-          <w:sz w:val="22"/>
-          <w:szCs w:val="22"/>
-        </w:rPr>
-        <w:t xml:space="preserve">OWASP Foundation. (s.f.). </w:t>
-      </w:r>
-      <w:r>
-        <w:rPr>
-          <w:rFonts w:ascii="Arial" w:cs="Arial" w:eastAsia="Arial" w:hAnsi="Arial"/>
-          <w:i/>
-          <w:iCs/>
-          <w:sz w:val="22"/>
-          <w:szCs w:val="22"/>
-        </w:rPr>
-        <w:t xml:space="preserve">Authentication cheat sheet</w:t>
-      </w:r>
-      <w:r>
-        <w:rPr>
-          <w:rFonts w:ascii="Arial" w:cs="Arial" w:eastAsia="Arial" w:hAnsi="Arial"/>
-          <w:sz w:val="22"/>
-          <w:szCs w:val="22"/>
-        </w:rPr>
-        <w:t xml:space="preserve">. Recuperado el 30 de octubre de 2026, de https://cheatsheetseries.owasp.org/cheatsheets/Authentication_Cheat_Sheet.html</w:t>
-      </w:r>
-    </w:p>
-    <w:p>
-      <w:r>
-        <w:br w:type="page"/>
-      </w:r>
-    </w:p>
-    <w:p>
-      <w:pPr>
-        <w:pStyle w:val="Heading1"/>
-        <w:spacing w:after="240" w:before="240" w:line="360"/>
-        <w:jc w:val="center"/>
-      </w:pPr>
-      <w:bookmarkStart w:name="_Toc24" w:id="24"/>
-      <w:r>
-        <w:rPr>
-          <w:rFonts w:ascii="Arial" w:cs="Arial" w:eastAsia="Arial" w:hAnsi="Arial"/>
-          <w:b/>
-          <w:bCs/>
-          <w:color w:val="000000"/>
-          <w:sz w:val="24"/>
-          <w:szCs w:val="24"/>
-        </w:rPr>
-        <w:t xml:space="preserve">Anexo A: Pruebas realizadas</w:t>
-      </w:r>
-      <w:bookmarkEnd w:id="24"/>
-    </w:p>
-    <w:p>
-      <w:pPr>
-        <w:spacing w:after="0" w:line="360"/>
-        <w:ind w:firstLine="720"/>
-        <w:jc w:val="both"/>
-      </w:pPr>
-      <w:r>
-        <w:rPr>
-          <w:rFonts w:ascii="Arial" w:cs="Arial" w:eastAsia="Arial" w:hAnsi="Arial"/>
-          <w:sz w:val="22"/>
-          <w:szCs w:val="22"/>
-        </w:rPr>
-        <w:t xml:space="preserve">Este anexo resume cómo se verificaron el registro y el inicio de sesión. Las capturas del manual se tomaron con Playwright, una herramienta que maneja el navegador de forma automática: escribe en los campos, toca los botones y guarda una imagen en cada paso (Microsoft, s.f.). La aplicación se usó en su versión web con un servidor de prueba y una base de datos MySQL temporal cargada con los usuarios de ejemplo. Las rutas protegidas de Expo Router impiden llegar a cualquier pantalla interna sin sesión (Expo, s.f.-a).</w:t>
-      </w:r>
-    </w:p>
-    <w:p>
-      <w:pPr>
-        <w:pStyle w:val="Heading2"/>
-        <w:keepNext/>
-        <w:spacing w:after="120" w:before="240" w:line="360"/>
-      </w:pPr>
-      <w:bookmarkStart w:name="_Toc25" w:id="25"/>
-      <w:r>
-        <w:rPr>
-          <w:rFonts w:ascii="Arial" w:cs="Arial" w:eastAsia="Arial" w:hAnsi="Arial"/>
-          <w:b/>
-          <w:bCs/>
-          <w:color w:val="000000"/>
-          <w:sz w:val="22"/>
-          <w:szCs w:val="22"/>
-        </w:rPr>
-        <w:t xml:space="preserve">Pruebas automatizadas</w:t>
-      </w:r>
-      <w:bookmarkEnd w:id="25"/>
-    </w:p>
-    <w:p>
-      <w:pPr>
-        <w:spacing w:after="0" w:line="360"/>
-        <w:ind w:firstLine="720"/>
-        <w:jc w:val="both"/>
-      </w:pPr>
-      <w:r>
-        <w:rPr>
-          <w:rFonts w:ascii="Arial" w:cs="Arial" w:eastAsia="Arial" w:hAnsi="Arial"/>
-          <w:sz w:val="22"/>
-          <w:szCs w:val="22"/>
-        </w:rPr>
-        <w:t xml:space="preserve">Además se escribieron pruebas automáticas con el ejecutor de pruebas de Node.js (Node.js, s.f.). Envían a la API datos correctos e incorrectos y revisan cada respuesta. El archivo </w:t>
-      </w:r>
-      <w:r>
-        <w:rPr>
-          <w:rFonts w:ascii="Courier New" w:cs="Courier New" w:eastAsia="Courier New" w:hAnsi="Courier New"/>
-          <w:sz w:val="20"/>
-          <w:szCs w:val="20"/>
-        </w:rPr>
-        <w:t xml:space="preserve">backend/test/auth.test.js</w:t>
-      </w:r>
-      <w:r>
-        <w:rPr>
-          <w:rFonts w:ascii="Arial" w:cs="Arial" w:eastAsia="Arial" w:hAnsi="Arial"/>
-          <w:sz w:val="22"/>
-          <w:szCs w:val="22"/>
-        </w:rPr>
-        <w:t xml:space="preserve"> prueba el registro, el inicio de sesión y los intentos de entrar salteando la validación; </w:t>
-      </w:r>
-      <w:r>
-        <w:rPr>
-          <w:rFonts w:ascii="Courier New" w:cs="Courier New" w:eastAsia="Courier New" w:hAnsi="Courier New"/>
-          <w:sz w:val="20"/>
-          <w:szCs w:val="20"/>
-        </w:rPr>
-        <w:t xml:space="preserve">mobile/test/validation.test.mjs</w:t>
-      </w:r>
-      <w:r>
-        <w:rPr>
-          <w:rFonts w:ascii="Arial" w:cs="Arial" w:eastAsia="Arial" w:hAnsi="Arial"/>
-          <w:sz w:val="22"/>
-          <w:szCs w:val="22"/>
-        </w:rPr>
-        <w:t xml:space="preserve"> prueba las reglas de la Tabla 2 en la aplicación. La Figura A1 muestra la ejecución de las pruebas de la cuenta: 93 casos aprobados y ninguno fallido. Las pruebas de todo el servidor (184 casos) y de la aplicación (53 casos) también pasaron sin fallas (Figura A2).</w:t>
-      </w:r>
-    </w:p>
-    <w:p>
-      <w:pPr>
-        <w:keepNext/>
-        <w:spacing w:before="240" w:line="360"/>
-      </w:pPr>
-      <w:r>
-        <w:rPr>
-          <w:rFonts w:ascii="Arial" w:cs="Arial" w:eastAsia="Arial" w:hAnsi="Arial"/>
-          <w:b/>
-          <w:bCs/>
-          <w:sz w:val="22"/>
-          <w:szCs w:val="22"/>
-        </w:rPr>
-        <w:t xml:space="preserve">Figura A1</w:t>
-      </w:r>
-    </w:p>
-    <w:p>
-      <w:pPr>
-        <w:keepNext/>
-        <w:spacing w:after="120" w:line="360"/>
-      </w:pPr>
-      <w:r>
-        <w:rPr>
-          <w:rFonts w:ascii="Arial" w:cs="Arial" w:eastAsia="Arial" w:hAnsi="Arial"/>
-          <w:i/>
-          <w:iCs/>
-          <w:sz w:val="22"/>
-          <w:szCs w:val="22"/>
-        </w:rPr>
-        <w:t xml:space="preserve">Salida de las pruebas de registro e inicio de sesión</w:t>
-      </w:r>
-    </w:p>
-    <w:p>
-      <w:pPr>
-        <w:keepNext w:val="false"/>
-        <w:jc w:val="center"/>
-      </w:pPr>
-      <w:r>
-        <w:drawing>
-          <wp:inline distT="0" distB="0" distL="0" distR="0">
-            <wp:extent cx="5400675" cy="1819275"/>
-            <wp:effectExtent t="0" r="0" b="0" l="0"/>
-            <wp:docPr id="29" name="figuraA1" descr="Salida de las pruebas de registro e inicio de sesión" title="Figura A1"/>
-            <wp:cNvGraphicFramePr>
-              <a:graphicFrameLocks xmlns:a="http://schemas.openxmlformats.org/drawingml/2006/main" noChangeAspect="1"/>
-            </wp:cNvGraphicFramePr>
-            <a:graphic xmlns:a="http://schemas.openxmlformats.org/drawingml/2006/main">
-              <a:graphicData uri="http://schemas.openxmlformats.org/drawingml/2006/picture">
-                <pic:pic xmlns:pic="http://schemas.openxmlformats.org/drawingml/2006/picture">
-                  <pic:nvPicPr>
-                    <pic:cNvPr id="0" name="" descr=""/>
-                    <pic:cNvPicPr>
-                      <a:picLocks noChangeAspect="1" noChangeArrowheads="1"/>
-                    </pic:cNvPicPr>
-                  </pic:nvPicPr>
-                  <pic:blipFill>
-                    <a:blip r:embed="rId36" cstate="none"/>
-                    <a:srcRect/>
-                    <a:stretch>
-                      <a:fillRect/>
-                    </a:stretch>
-                  </pic:blipFill>
-                  <pic:spPr bwMode="auto">
-                    <a:xfrm>
-                      <a:off x="0" y="0"/>
-                      <a:ext cx="5400675" cy="1819275"/>
-                    </a:xfrm>
-                    <a:prstGeom prst="rect">
-                      <a:avLst/>
-                    </a:prstGeom>
-                  </pic:spPr>
-                </pic:pic>
-              </a:graphicData>
-            </a:graphic>
-          </wp:inline>
-        </w:drawing>
-      </w:r>
-    </w:p>
-    <w:p>
-      <w:pPr>
-        <w:spacing w:after="120"/>
-      </w:pPr>
-    </w:p>
-    <w:p>
-      <w:pPr>
-        <w:keepNext/>
-        <w:spacing w:before="240" w:line="360"/>
-      </w:pPr>
-      <w:r>
-        <w:rPr>
-          <w:rFonts w:ascii="Arial" w:cs="Arial" w:eastAsia="Arial" w:hAnsi="Arial"/>
-          <w:b/>
-          <w:bCs/>
-          <w:sz w:val="22"/>
-          <w:szCs w:val="22"/>
-        </w:rPr>
-        <w:t xml:space="preserve">Figura A2</w:t>
-      </w:r>
-    </w:p>
-    <w:p>
-      <w:pPr>
-        <w:keepNext/>
-        <w:spacing w:after="120" w:line="360"/>
-      </w:pPr>
-      <w:r>
-        <w:rPr>
-          <w:rFonts w:ascii="Arial" w:cs="Arial" w:eastAsia="Arial" w:hAnsi="Arial"/>
-          <w:i/>
-          <w:iCs/>
-          <w:sz w:val="22"/>
-          <w:szCs w:val="22"/>
-        </w:rPr>
-        <w:t xml:space="preserve">Resumen de todas las pruebas del servidor y de la aplicación</w:t>
-      </w:r>
-    </w:p>
-    <w:p>
-      <w:pPr>
-        <w:keepNext w:val="false"/>
-        <w:jc w:val="center"/>
-      </w:pPr>
-      <w:r>
-        <w:drawing>
-          <wp:inline distT="0" distB="0" distL="0" distR="0">
-            <wp:extent cx="4676775" cy="2038350"/>
-            <wp:effectExtent t="0" r="0" b="0" l="0"/>
-            <wp:docPr id="30" name="figuraA2" descr="Resumen de todas las pruebas del servidor y de la aplicación" title="Figura A2"/>
-            <wp:cNvGraphicFramePr>
-              <a:graphicFrameLocks xmlns:a="http://schemas.openxmlformats.org/drawingml/2006/main" noChangeAspect="1"/>
-            </wp:cNvGraphicFramePr>
-            <a:graphic xmlns:a="http://schemas.openxmlformats.org/drawingml/2006/main">
-              <a:graphicData uri="http://schemas.openxmlformats.org/drawingml/2006/picture">
-                <pic:pic xmlns:pic="http://schemas.openxmlformats.org/drawingml/2006/picture">
-                  <pic:nvPicPr>
-                    <pic:cNvPr id="0" name="" descr=""/>
-                    <pic:cNvPicPr>
-                      <a:picLocks noChangeAspect="1" noChangeArrowheads="1"/>
-                    </pic:cNvPicPr>
-                  </pic:nvPicPr>
-                  <pic:blipFill>
-                    <a:blip r:embed="rId37" cstate="none"/>
-                    <a:srcRect/>
-                    <a:stretch>
-                      <a:fillRect/>
-                    </a:stretch>
-                  </pic:blipFill>
-                  <pic:spPr bwMode="auto">
-                    <a:xfrm>
-                      <a:off x="0" y="0"/>
-                      <a:ext cx="4676775" cy="2038350"/>
-                    </a:xfrm>
-                    <a:prstGeom prst="rect">
-                      <a:avLst/>
-                    </a:prstGeom>
-                  </pic:spPr>
-                </pic:pic>
-              </a:graphicData>
-            </a:graphic>
-          </wp:inline>
-        </w:drawing>
-      </w:r>
-    </w:p>
-    <w:p>
-      <w:pPr>
-        <w:spacing w:after="120"/>
-      </w:pPr>
-    </w:p>
-    <w:p>
-      <w:pPr>
-        <w:pStyle w:val="Heading2"/>
-        <w:keepNext/>
-        <w:spacing w:after="120" w:before="240" w:line="360"/>
-      </w:pPr>
-      <w:bookmarkStart w:name="_Toc26" w:id="26"/>
-      <w:r>
-        <w:rPr>
-          <w:rFonts w:ascii="Arial" w:cs="Arial" w:eastAsia="Arial" w:hAnsi="Arial"/>
-          <w:b/>
-          <w:bCs/>
-          <w:color w:val="000000"/>
-          <w:sz w:val="22"/>
-          <w:szCs w:val="22"/>
-        </w:rPr>
-        <w:t xml:space="preserve">Intentos de entrar sin pasar la validación</w:t>
-      </w:r>
-      <w:bookmarkEnd w:id="26"/>
-    </w:p>
-    <w:p>
-      <w:pPr>
-        <w:keepNext/>
-        <w:spacing w:before="240" w:line="360"/>
-      </w:pPr>
-      <w:r>
-        <w:rPr>
-          <w:rFonts w:ascii="Arial" w:cs="Arial" w:eastAsia="Arial" w:hAnsi="Arial"/>
-          <w:b/>
-          <w:bCs/>
-          <w:sz w:val="22"/>
-          <w:szCs w:val="22"/>
-        </w:rPr>
-        <w:t xml:space="preserve">Tabla A1</w:t>
-      </w:r>
-    </w:p>
-    <w:p>
-      <w:pPr>
-        <w:keepNext/>
-        <w:spacing w:after="120" w:line="360"/>
-      </w:pPr>
-      <w:r>
-        <w:rPr>
-          <w:rFonts w:ascii="Arial" w:cs="Arial" w:eastAsia="Arial" w:hAnsi="Arial"/>
-          <w:i/>
-          <w:iCs/>
-          <w:sz w:val="22"/>
-          <w:szCs w:val="22"/>
-        </w:rPr>
-        <w:t xml:space="preserve">Intentos probados y respuesta del servidor</w:t>
-      </w:r>
-    </w:p>
-    <w:tbl>
-      <w:tblPr>
-        <w:tblW w:type="dxa" w:w="9070"/>
-        <w:jc w:val="center"/>
-        <w:tblBorders>
-          <w:top w:val="single" w:color="auto" w:sz="4"/>
-          <w:left w:val="single" w:color="auto" w:sz="4"/>
-          <w:bottom w:val="single" w:color="auto" w:sz="4"/>
-          <w:right w:val="single" w:color="auto" w:sz="4"/>
-          <w:insideH w:val="single" w:color="auto" w:sz="4"/>
-          <w:insideV w:val="single" w:color="auto" w:sz="4"/>
-        </w:tblBorders>
-      </w:tblPr>
-      <w:tblGrid>
-        <w:gridCol w:w="4195"/>
-        <w:gridCol w:w="2494"/>
-        <w:gridCol w:w="2381"/>
-      </w:tblGrid>
-      <w:tr>
-        <w:trPr>
-          <w:cantSplit/>
-          <w:tblHeader/>
-        </w:trPr>
-        <w:tc>
-          <w:tcPr>
-            <w:tcW w:type="dxa" w:w="4195"/>
-            <w:tcBorders>
-              <w:top w:val="single" w:color="000000" w:sz="6"/>
-              <w:left w:val="none" w:color="FFFFFF" w:sz="0"/>
-              <w:bottom w:val="single" w:color="000000" w:sz="6"/>
-              <w:right w:val="none" w:color="FFFFFF" w:sz="0"/>
-            </w:tcBorders>
-            <w:tcMar>
-              <w:top w:type="dxa" w:w="50"/>
-              <w:left w:type="dxa" w:w="90"/>
-              <w:bottom w:type="dxa" w:w="50"/>
-              <w:right w:type="dxa" w:w="90"/>
-            </w:tcMar>
-          </w:tcPr>
-          <w:p>
-            <w:pPr>
-              <w:spacing w:line="260"/>
-            </w:pPr>
-            <w:r>
-              <w:rPr>
-                <w:rFonts w:ascii="Arial" w:cs="Arial" w:eastAsia="Arial" w:hAnsi="Arial"/>
-                <w:b/>
-                <w:bCs/>
-                <w:sz w:val="19"/>
-                <w:szCs w:val="19"/>
-              </w:rPr>
-              <w:t xml:space="preserve">Intento</w:t>
-            </w:r>
-          </w:p>
-        </w:tc>
-        <w:tc>
-          <w:tcPr>
-            <w:tcW w:type="dxa" w:w="2494"/>
-            <w:tcBorders>
-              <w:top w:val="single" w:color="000000" w:sz="6"/>
-              <w:left w:val="none" w:color="FFFFFF" w:sz="0"/>
-              <w:bottom w:val="single" w:color="000000" w:sz="6"/>
-              <w:right w:val="none" w:color="FFFFFF" w:sz="0"/>
-            </w:tcBorders>
-            <w:tcMar>
-              <w:top w:type="dxa" w:w="50"/>
-              <w:left w:type="dxa" w:w="90"/>
-              <w:bottom w:type="dxa" w:w="50"/>
-              <w:right w:type="dxa" w:w="90"/>
-            </w:tcMar>
-          </w:tcPr>
-          <w:p>
-            <w:pPr>
-              <w:spacing w:line="260"/>
-            </w:pPr>
-            <w:r>
-              <w:rPr>
-                <w:rFonts w:ascii="Arial" w:cs="Arial" w:eastAsia="Arial" w:hAnsi="Arial"/>
-                <w:b/>
-                <w:bCs/>
-                <w:sz w:val="19"/>
-                <w:szCs w:val="19"/>
-              </w:rPr>
-              <w:t xml:space="preserve">Respuesta</w:t>
-            </w:r>
-          </w:p>
-        </w:tc>
-        <w:tc>
-          <w:tcPr>
-            <w:tcW w:type="dxa" w:w="2381"/>
-            <w:tcBorders>
-              <w:top w:val="single" w:color="000000" w:sz="6"/>
-              <w:left w:val="none" w:color="FFFFFF" w:sz="0"/>
-              <w:bottom w:val="single" w:color="000000" w:sz="6"/>
-              <w:right w:val="none" w:color="FFFFFF" w:sz="0"/>
-            </w:tcBorders>
-            <w:tcMar>
-              <w:top w:type="dxa" w:w="50"/>
-              <w:left w:type="dxa" w:w="90"/>
-              <w:bottom w:type="dxa" w:w="50"/>
-              <w:right w:type="dxa" w:w="90"/>
-            </w:tcMar>
-          </w:tcPr>
-          <w:p>
-            <w:pPr>
-              <w:spacing w:line="260"/>
-            </w:pPr>
-            <w:r>
-              <w:rPr>
-                <w:rFonts w:ascii="Arial" w:cs="Arial" w:eastAsia="Arial" w:hAnsi="Arial"/>
-                <w:b/>
-                <w:bCs/>
-                <w:sz w:val="19"/>
-                <w:szCs w:val="19"/>
-              </w:rPr>
-              <w:t xml:space="preserve">Estado antes de la revisión</w:t>
-            </w:r>
-          </w:p>
-        </w:tc>
-      </w:tr>
-      <w:tr>
-        <w:trPr>
-          <w:cantSplit/>
-          <w:tblHeader w:val="off"/>
-        </w:trPr>
-        <w:tc>
-          <w:tcPr>
-            <w:tcW w:type="dxa" w:w="4195"/>
-            <w:tcBorders>
-              <w:top w:val="none" w:color="FFFFFF" w:sz="0"/>
-              <w:left w:val="none" w:color="FFFFFF" w:sz="0"/>
-              <w:bottom w:val="none" w:color="FFFFFF" w:sz="0"/>
-              <w:right w:val="none" w:color="FFFFFF" w:sz="0"/>
-            </w:tcBorders>
-            <w:tcMar>
-              <w:top w:type="dxa" w:w="50"/>
-              <w:left w:type="dxa" w:w="90"/>
-              <w:bottom w:type="dxa" w:w="50"/>
-              <w:right w:type="dxa" w:w="90"/>
-            </w:tcMar>
-          </w:tcPr>
-          <w:p>
-            <w:pPr>
-              <w:spacing w:line="260"/>
-            </w:pPr>
-            <w:r>
-              <w:rPr>
-                <w:rFonts w:ascii="Arial" w:cs="Arial" w:eastAsia="Arial" w:hAnsi="Arial"/>
-                <w:b w:val="false"/>
-                <w:bCs w:val="false"/>
-                <w:sz w:val="19"/>
-                <w:szCs w:val="19"/>
-              </w:rPr>
-              <w:t xml:space="preserve">Token JWT sin firma o firmado con otro secreto</w:t>
-            </w:r>
-          </w:p>
-        </w:tc>
-        <w:tc>
-          <w:tcPr>
-            <w:tcW w:type="dxa" w:w="2494"/>
-            <w:tcBorders>
-              <w:top w:val="none" w:color="FFFFFF" w:sz="0"/>
-              <w:left w:val="none" w:color="FFFFFF" w:sz="0"/>
-              <w:bottom w:val="none" w:color="FFFFFF" w:sz="0"/>
-              <w:right w:val="none" w:color="FFFFFF" w:sz="0"/>
-            </w:tcBorders>
-            <w:tcMar>
-              <w:top w:type="dxa" w:w="50"/>
-              <w:left w:type="dxa" w:w="90"/>
-              <w:bottom w:type="dxa" w:w="50"/>
-              <w:right w:type="dxa" w:w="90"/>
-            </w:tcMar>
-          </w:tcPr>
-          <w:p>
-            <w:pPr>
-              <w:spacing w:line="260"/>
-            </w:pPr>
-            <w:r>
-              <w:rPr>
-                <w:rFonts w:ascii="Arial" w:cs="Arial" w:eastAsia="Arial" w:hAnsi="Arial"/>
-                <w:b w:val="false"/>
-                <w:bCs w:val="false"/>
-                <w:sz w:val="19"/>
-                <w:szCs w:val="19"/>
-              </w:rPr>
-              <w:t xml:space="preserve">401, no entra</w:t>
-            </w:r>
-          </w:p>
-        </w:tc>
-        <w:tc>
-          <w:tcPr>
-            <w:tcW w:type="dxa" w:w="2381"/>
-            <w:tcBorders>
-              <w:top w:val="none" w:color="FFFFFF" w:sz="0"/>
-              <w:left w:val="none" w:color="FFFFFF" w:sz="0"/>
-              <w:bottom w:val="none" w:color="FFFFFF" w:sz="0"/>
-              <w:right w:val="none" w:color="FFFFFF" w:sz="0"/>
-            </w:tcBorders>
-            <w:tcMar>
-              <w:top w:type="dxa" w:w="50"/>
-              <w:left w:type="dxa" w:w="90"/>
-              <w:bottom w:type="dxa" w:w="50"/>
-              <w:right w:type="dxa" w:w="90"/>
-            </w:tcMar>
-          </w:tcPr>
-          <w:p>
-            <w:pPr>
-              <w:spacing w:line="260"/>
-            </w:pPr>
-            <w:r>
-              <w:rPr>
-                <w:rFonts w:ascii="Arial" w:cs="Arial" w:eastAsia="Arial" w:hAnsi="Arial"/>
-                <w:b w:val="false"/>
-                <w:bCs w:val="false"/>
-                <w:sz w:val="19"/>
-                <w:szCs w:val="19"/>
-              </w:rPr>
-              <w:t xml:space="preserve">Ya se rechazaba</w:t>
-            </w:r>
-          </w:p>
-        </w:tc>
-      </w:tr>
-      <w:tr>
-        <w:trPr>
-          <w:cantSplit/>
-          <w:tblHeader w:val="off"/>
-        </w:trPr>
-        <w:tc>
-          <w:tcPr>
-            <w:tcW w:type="dxa" w:w="4195"/>
-            <w:tcBorders>
-              <w:top w:val="none" w:color="FFFFFF" w:sz="0"/>
-              <w:left w:val="none" w:color="FFFFFF" w:sz="0"/>
-              <w:bottom w:val="none" w:color="FFFFFF" w:sz="0"/>
-              <w:right w:val="none" w:color="FFFFFF" w:sz="0"/>
-            </w:tcBorders>
-            <w:tcMar>
-              <w:top w:type="dxa" w:w="50"/>
-              <w:left w:type="dxa" w:w="90"/>
-              <w:bottom w:type="dxa" w:w="50"/>
-              <w:right w:type="dxa" w:w="90"/>
-            </w:tcMar>
-          </w:tcPr>
-          <w:p>
-            <w:pPr>
-              <w:spacing w:line="260"/>
-            </w:pPr>
-            <w:r>
-              <w:rPr>
-                <w:rFonts w:ascii="Arial" w:cs="Arial" w:eastAsia="Arial" w:hAnsi="Arial"/>
-                <w:b w:val="false"/>
-                <w:bCs w:val="false"/>
-                <w:sz w:val="19"/>
-                <w:szCs w:val="19"/>
-              </w:rPr>
-              <w:t xml:space="preserve">Token modificado para decir rol "admin"</w:t>
-            </w:r>
-          </w:p>
-        </w:tc>
-        <w:tc>
-          <w:tcPr>
-            <w:tcW w:type="dxa" w:w="2494"/>
-            <w:tcBorders>
-              <w:top w:val="none" w:color="FFFFFF" w:sz="0"/>
-              <w:left w:val="none" w:color="FFFFFF" w:sz="0"/>
-              <w:bottom w:val="none" w:color="FFFFFF" w:sz="0"/>
-              <w:right w:val="none" w:color="FFFFFF" w:sz="0"/>
-            </w:tcBorders>
-            <w:tcMar>
-              <w:top w:type="dxa" w:w="50"/>
-              <w:left w:type="dxa" w:w="90"/>
-              <w:bottom w:type="dxa" w:w="50"/>
-              <w:right w:type="dxa" w:w="90"/>
-            </w:tcMar>
-          </w:tcPr>
-          <w:p>
-            <w:pPr>
-              <w:spacing w:line="260"/>
-            </w:pPr>
-            <w:r>
-              <w:rPr>
-                <w:rFonts w:ascii="Arial" w:cs="Arial" w:eastAsia="Arial" w:hAnsi="Arial"/>
-                <w:b w:val="false"/>
-                <w:bCs w:val="false"/>
-                <w:sz w:val="19"/>
-                <w:szCs w:val="19"/>
-              </w:rPr>
-              <w:t xml:space="preserve">401; el rol se lee de la base</w:t>
-            </w:r>
-          </w:p>
-        </w:tc>
-        <w:tc>
-          <w:tcPr>
-            <w:tcW w:type="dxa" w:w="2381"/>
-            <w:tcBorders>
-              <w:top w:val="none" w:color="FFFFFF" w:sz="0"/>
-              <w:left w:val="none" w:color="FFFFFF" w:sz="0"/>
-              <w:bottom w:val="none" w:color="FFFFFF" w:sz="0"/>
-              <w:right w:val="none" w:color="FFFFFF" w:sz="0"/>
-            </w:tcBorders>
-            <w:tcMar>
-              <w:top w:type="dxa" w:w="50"/>
-              <w:left w:type="dxa" w:w="90"/>
-              <w:bottom w:type="dxa" w:w="50"/>
-              <w:right w:type="dxa" w:w="90"/>
-            </w:tcMar>
-          </w:tcPr>
-          <w:p>
-            <w:pPr>
-              <w:spacing w:line="260"/>
-            </w:pPr>
-            <w:r>
-              <w:rPr>
-                <w:rFonts w:ascii="Arial" w:cs="Arial" w:eastAsia="Arial" w:hAnsi="Arial"/>
-                <w:b w:val="false"/>
-                <w:bCs w:val="false"/>
-                <w:sz w:val="19"/>
-                <w:szCs w:val="19"/>
-              </w:rPr>
-              <w:t xml:space="preserve">Ya se rechazaba</w:t>
-            </w:r>
-          </w:p>
-        </w:tc>
-      </w:tr>
-      <w:tr>
-        <w:trPr>
-          <w:cantSplit/>
-          <w:tblHeader w:val="off"/>
-        </w:trPr>
-        <w:tc>
-          <w:tcPr>
-            <w:tcW w:type="dxa" w:w="4195"/>
-            <w:tcBorders>
-              <w:top w:val="none" w:color="FFFFFF" w:sz="0"/>
-              <w:left w:val="none" w:color="FFFFFF" w:sz="0"/>
-              <w:bottom w:val="none" w:color="FFFFFF" w:sz="0"/>
-              <w:right w:val="none" w:color="FFFFFF" w:sz="0"/>
-            </w:tcBorders>
-            <w:tcMar>
-              <w:top w:type="dxa" w:w="50"/>
-              <w:left w:type="dxa" w:w="90"/>
-              <w:bottom w:type="dxa" w:w="50"/>
-              <w:right w:type="dxa" w:w="90"/>
-            </w:tcMar>
-          </w:tcPr>
-          <w:p>
-            <w:pPr>
-              <w:spacing w:line="260"/>
-            </w:pPr>
-            <w:r>
-              <w:rPr>
-                <w:rFonts w:ascii="Arial" w:cs="Arial" w:eastAsia="Arial" w:hAnsi="Arial"/>
-                <w:b w:val="false"/>
-                <w:bCs w:val="false"/>
-                <w:sz w:val="19"/>
-                <w:szCs w:val="19"/>
-              </w:rPr>
-              <w:t xml:space="preserve">Token firmado con otro algoritmo (HS512)</w:t>
-            </w:r>
-          </w:p>
-        </w:tc>
-        <w:tc>
-          <w:tcPr>
-            <w:tcW w:type="dxa" w:w="2494"/>
-            <w:tcBorders>
-              <w:top w:val="none" w:color="FFFFFF" w:sz="0"/>
-              <w:left w:val="none" w:color="FFFFFF" w:sz="0"/>
-              <w:bottom w:val="none" w:color="FFFFFF" w:sz="0"/>
-              <w:right w:val="none" w:color="FFFFFF" w:sz="0"/>
-            </w:tcBorders>
-            <w:tcMar>
-              <w:top w:type="dxa" w:w="50"/>
-              <w:left w:type="dxa" w:w="90"/>
-              <w:bottom w:type="dxa" w:w="50"/>
-              <w:right w:type="dxa" w:w="90"/>
-            </w:tcMar>
-          </w:tcPr>
-          <w:p>
-            <w:pPr>
-              <w:spacing w:line="260"/>
-            </w:pPr>
-            <w:r>
-              <w:rPr>
-                <w:rFonts w:ascii="Arial" w:cs="Arial" w:eastAsia="Arial" w:hAnsi="Arial"/>
-                <w:b w:val="false"/>
-                <w:bCs w:val="false"/>
-                <w:sz w:val="19"/>
-                <w:szCs w:val="19"/>
-              </w:rPr>
-              <w:t xml:space="preserve">401</w:t>
-            </w:r>
-          </w:p>
-        </w:tc>
-        <w:tc>
-          <w:tcPr>
-            <w:tcW w:type="dxa" w:w="2381"/>
-            <w:tcBorders>
-              <w:top w:val="none" w:color="FFFFFF" w:sz="0"/>
-              <w:left w:val="none" w:color="FFFFFF" w:sz="0"/>
-              <w:bottom w:val="none" w:color="FFFFFF" w:sz="0"/>
-              <w:right w:val="none" w:color="FFFFFF" w:sz="0"/>
-            </w:tcBorders>
-            <w:tcMar>
-              <w:top w:type="dxa" w:w="50"/>
-              <w:left w:type="dxa" w:w="90"/>
-              <w:bottom w:type="dxa" w:w="50"/>
-              <w:right w:type="dxa" w:w="90"/>
-            </w:tcMar>
-          </w:tcPr>
-          <w:p>
-            <w:pPr>
-              <w:spacing w:line="260"/>
-            </w:pPr>
-            <w:r>
-              <w:rPr>
-                <w:rFonts w:ascii="Arial" w:cs="Arial" w:eastAsia="Arial" w:hAnsi="Arial"/>
-                <w:b w:val="false"/>
-                <w:bCs w:val="false"/>
-                <w:sz w:val="19"/>
-                <w:szCs w:val="19"/>
-              </w:rPr>
-              <w:t xml:space="preserve">Corregido</w:t>
-            </w:r>
-          </w:p>
-        </w:tc>
-      </w:tr>
-      <w:tr>
-        <w:trPr>
-          <w:cantSplit/>
-          <w:tblHeader w:val="off"/>
-        </w:trPr>
-        <w:tc>
-          <w:tcPr>
-            <w:tcW w:type="dxa" w:w="4195"/>
-            <w:tcBorders>
-              <w:top w:val="none" w:color="FFFFFF" w:sz="0"/>
-              <w:left w:val="none" w:color="FFFFFF" w:sz="0"/>
-              <w:bottom w:val="none" w:color="FFFFFF" w:sz="0"/>
-              <w:right w:val="none" w:color="FFFFFF" w:sz="0"/>
-            </w:tcBorders>
-            <w:tcMar>
-              <w:top w:type="dxa" w:w="50"/>
-              <w:left w:type="dxa" w:w="90"/>
-              <w:bottom w:type="dxa" w:w="50"/>
-              <w:right w:type="dxa" w:w="90"/>
-            </w:tcMar>
-          </w:tcPr>
-          <w:p>
-            <w:pPr>
-              <w:spacing w:line="260"/>
-            </w:pPr>
-            <w:r>
-              <w:rPr>
-                <w:rFonts w:ascii="Arial" w:cs="Arial" w:eastAsia="Arial" w:hAnsi="Arial"/>
-                <w:b w:val="false"/>
-                <w:bCs w:val="false"/>
-                <w:sz w:val="19"/>
-                <w:szCs w:val="19"/>
-              </w:rPr>
-              <w:t xml:space="preserve">Inyección SQL en email o contraseña</w:t>
-            </w:r>
-          </w:p>
-        </w:tc>
-        <w:tc>
-          <w:tcPr>
-            <w:tcW w:type="dxa" w:w="2494"/>
-            <w:tcBorders>
-              <w:top w:val="none" w:color="FFFFFF" w:sz="0"/>
-              <w:left w:val="none" w:color="FFFFFF" w:sz="0"/>
-              <w:bottom w:val="none" w:color="FFFFFF" w:sz="0"/>
-              <w:right w:val="none" w:color="FFFFFF" w:sz="0"/>
-            </w:tcBorders>
-            <w:tcMar>
-              <w:top w:type="dxa" w:w="50"/>
-              <w:left w:type="dxa" w:w="90"/>
-              <w:bottom w:type="dxa" w:w="50"/>
-              <w:right w:type="dxa" w:w="90"/>
-            </w:tcMar>
-          </w:tcPr>
-          <w:p>
-            <w:pPr>
-              <w:spacing w:line="260"/>
-            </w:pPr>
-            <w:r>
-              <w:rPr>
-                <w:rFonts w:ascii="Arial" w:cs="Arial" w:eastAsia="Arial" w:hAnsi="Arial"/>
-                <w:b w:val="false"/>
-                <w:bCs w:val="false"/>
-                <w:sz w:val="19"/>
-                <w:szCs w:val="19"/>
-              </w:rPr>
-              <w:t xml:space="preserve">400 o 401, no entra</w:t>
-            </w:r>
-          </w:p>
-        </w:tc>
-        <w:tc>
-          <w:tcPr>
-            <w:tcW w:type="dxa" w:w="2381"/>
-            <w:tcBorders>
-              <w:top w:val="none" w:color="FFFFFF" w:sz="0"/>
-              <w:left w:val="none" w:color="FFFFFF" w:sz="0"/>
-              <w:bottom w:val="none" w:color="FFFFFF" w:sz="0"/>
-              <w:right w:val="none" w:color="FFFFFF" w:sz="0"/>
-            </w:tcBorders>
-            <w:tcMar>
-              <w:top w:type="dxa" w:w="50"/>
-              <w:left w:type="dxa" w:w="90"/>
-              <w:bottom w:type="dxa" w:w="50"/>
-              <w:right w:type="dxa" w:w="90"/>
-            </w:tcMar>
-          </w:tcPr>
-          <w:p>
-            <w:pPr>
-              <w:spacing w:line="260"/>
-            </w:pPr>
-            <w:r>
-              <w:rPr>
-                <w:rFonts w:ascii="Arial" w:cs="Arial" w:eastAsia="Arial" w:hAnsi="Arial"/>
-                <w:b w:val="false"/>
-                <w:bCs w:val="false"/>
-                <w:sz w:val="19"/>
-                <w:szCs w:val="19"/>
-              </w:rPr>
-              <w:t xml:space="preserve">Ya era seguro</w:t>
-            </w:r>
-          </w:p>
-        </w:tc>
-      </w:tr>
-      <w:tr>
-        <w:trPr>
-          <w:cantSplit/>
-          <w:tblHeader w:val="off"/>
-        </w:trPr>
-        <w:tc>
-          <w:tcPr>
-            <w:tcW w:type="dxa" w:w="4195"/>
-            <w:tcBorders>
-              <w:top w:val="none" w:color="FFFFFF" w:sz="0"/>
-              <w:left w:val="none" w:color="FFFFFF" w:sz="0"/>
-              <w:bottom w:val="none" w:color="FFFFFF" w:sz="0"/>
-              <w:right w:val="none" w:color="FFFFFF" w:sz="0"/>
-            </w:tcBorders>
-            <w:tcMar>
-              <w:top w:type="dxa" w:w="50"/>
-              <w:left w:type="dxa" w:w="90"/>
-              <w:bottom w:type="dxa" w:w="50"/>
-              <w:right w:type="dxa" w:w="90"/>
-            </w:tcMar>
-          </w:tcPr>
-          <w:p>
-            <w:pPr>
-              <w:spacing w:line="260"/>
-            </w:pPr>
-            <w:r>
-              <w:rPr>
-                <w:rFonts w:ascii="Arial" w:cs="Arial" w:eastAsia="Arial" w:hAnsi="Arial"/>
-                <w:b w:val="false"/>
-                <w:bCs w:val="false"/>
-                <w:sz w:val="19"/>
-                <w:szCs w:val="19"/>
-              </w:rPr>
-              <w:t xml:space="preserve">Contraseña de 72 caracteres + texto extra</w:t>
-            </w:r>
-          </w:p>
-        </w:tc>
-        <w:tc>
-          <w:tcPr>
-            <w:tcW w:type="dxa" w:w="2494"/>
-            <w:tcBorders>
-              <w:top w:val="none" w:color="FFFFFF" w:sz="0"/>
-              <w:left w:val="none" w:color="FFFFFF" w:sz="0"/>
-              <w:bottom w:val="none" w:color="FFFFFF" w:sz="0"/>
-              <w:right w:val="none" w:color="FFFFFF" w:sz="0"/>
-            </w:tcBorders>
-            <w:tcMar>
-              <w:top w:type="dxa" w:w="50"/>
-              <w:left w:type="dxa" w:w="90"/>
-              <w:bottom w:type="dxa" w:w="50"/>
-              <w:right w:type="dxa" w:w="90"/>
-            </w:tcMar>
-          </w:tcPr>
-          <w:p>
-            <w:pPr>
-              <w:spacing w:line="260"/>
-            </w:pPr>
-            <w:r>
-              <w:rPr>
-                <w:rFonts w:ascii="Arial" w:cs="Arial" w:eastAsia="Arial" w:hAnsi="Arial"/>
-                <w:b w:val="false"/>
-                <w:bCs w:val="false"/>
-                <w:sz w:val="19"/>
-                <w:szCs w:val="19"/>
-              </w:rPr>
-              <w:t xml:space="preserve">400; antes iniciaba sesión</w:t>
-            </w:r>
-          </w:p>
-        </w:tc>
-        <w:tc>
-          <w:tcPr>
-            <w:tcW w:type="dxa" w:w="2381"/>
-            <w:tcBorders>
-              <w:top w:val="none" w:color="FFFFFF" w:sz="0"/>
-              <w:left w:val="none" w:color="FFFFFF" w:sz="0"/>
-              <w:bottom w:val="none" w:color="FFFFFF" w:sz="0"/>
-              <w:right w:val="none" w:color="FFFFFF" w:sz="0"/>
-            </w:tcBorders>
-            <w:tcMar>
-              <w:top w:type="dxa" w:w="50"/>
-              <w:left w:type="dxa" w:w="90"/>
-              <w:bottom w:type="dxa" w:w="50"/>
-              <w:right w:type="dxa" w:w="90"/>
-            </w:tcMar>
-          </w:tcPr>
-          <w:p>
-            <w:pPr>
-              <w:spacing w:line="260"/>
-            </w:pPr>
-            <w:r>
-              <w:rPr>
-                <w:rFonts w:ascii="Arial" w:cs="Arial" w:eastAsia="Arial" w:hAnsi="Arial"/>
-                <w:b w:val="false"/>
-                <w:bCs w:val="false"/>
-                <w:sz w:val="19"/>
-                <w:szCs w:val="19"/>
-              </w:rPr>
-              <w:t xml:space="preserve">Corregido</w:t>
-            </w:r>
-          </w:p>
-        </w:tc>
-      </w:tr>
-      <w:tr>
-        <w:trPr>
-          <w:cantSplit/>
-          <w:tblHeader w:val="off"/>
-        </w:trPr>
-        <w:tc>
-          <w:tcPr>
-            <w:tcW w:type="dxa" w:w="4195"/>
-            <w:tcBorders>
-              <w:top w:val="none" w:color="FFFFFF" w:sz="0"/>
-              <w:left w:val="none" w:color="FFFFFF" w:sz="0"/>
-              <w:bottom w:val="none" w:color="FFFFFF" w:sz="0"/>
-              <w:right w:val="none" w:color="FFFFFF" w:sz="0"/>
-            </w:tcBorders>
-            <w:tcMar>
-              <w:top w:type="dxa" w:w="50"/>
-              <w:left w:type="dxa" w:w="90"/>
-              <w:bottom w:type="dxa" w:w="50"/>
-              <w:right w:type="dxa" w:w="90"/>
-            </w:tcMar>
-          </w:tcPr>
-          <w:p>
-            <w:pPr>
-              <w:spacing w:line="260"/>
-            </w:pPr>
-            <w:r>
-              <w:rPr>
-                <w:rFonts w:ascii="Arial" w:cs="Arial" w:eastAsia="Arial" w:hAnsi="Arial"/>
-                <w:b w:val="false"/>
-                <w:bCs w:val="false"/>
-                <w:sz w:val="19"/>
-                <w:szCs w:val="19"/>
-              </w:rPr>
-              <w:t xml:space="preserve">Registrarse enviando </w:t>
-            </w:r>
-            <w:r>
-              <w:rPr>
-                <w:rFonts w:ascii="Courier New" w:cs="Courier New" w:eastAsia="Courier New" w:hAnsi="Courier New"/>
-                <w:b w:val="false"/>
-                <w:bCs w:val="false"/>
-                <w:sz w:val="20"/>
-                <w:szCs w:val="20"/>
-              </w:rPr>
-              <w:t xml:space="preserve">role: "admin"</w:t>
-            </w:r>
-          </w:p>
-        </w:tc>
-        <w:tc>
-          <w:tcPr>
-            <w:tcW w:type="dxa" w:w="2494"/>
-            <w:tcBorders>
-              <w:top w:val="none" w:color="FFFFFF" w:sz="0"/>
-              <w:left w:val="none" w:color="FFFFFF" w:sz="0"/>
-              <w:bottom w:val="none" w:color="FFFFFF" w:sz="0"/>
-              <w:right w:val="none" w:color="FFFFFF" w:sz="0"/>
-            </w:tcBorders>
-            <w:tcMar>
-              <w:top w:type="dxa" w:w="50"/>
-              <w:left w:type="dxa" w:w="90"/>
-              <w:bottom w:type="dxa" w:w="50"/>
-              <w:right w:type="dxa" w:w="90"/>
-            </w:tcMar>
-          </w:tcPr>
-          <w:p>
-            <w:pPr>
-              <w:spacing w:line="260"/>
-            </w:pPr>
-            <w:r>
-              <w:rPr>
-                <w:rFonts w:ascii="Arial" w:cs="Arial" w:eastAsia="Arial" w:hAnsi="Arial"/>
-                <w:b w:val="false"/>
-                <w:bCs w:val="false"/>
-                <w:sz w:val="19"/>
-                <w:szCs w:val="19"/>
-              </w:rPr>
-              <w:t xml:space="preserve">Se ignora: la cuenta es Atleta</w:t>
-            </w:r>
-          </w:p>
-        </w:tc>
-        <w:tc>
-          <w:tcPr>
-            <w:tcW w:type="dxa" w:w="2381"/>
-            <w:tcBorders>
-              <w:top w:val="none" w:color="FFFFFF" w:sz="0"/>
-              <w:left w:val="none" w:color="FFFFFF" w:sz="0"/>
-              <w:bottom w:val="none" w:color="FFFFFF" w:sz="0"/>
-              <w:right w:val="none" w:color="FFFFFF" w:sz="0"/>
-            </w:tcBorders>
-            <w:tcMar>
-              <w:top w:type="dxa" w:w="50"/>
-              <w:left w:type="dxa" w:w="90"/>
-              <w:bottom w:type="dxa" w:w="50"/>
-              <w:right w:type="dxa" w:w="90"/>
-            </w:tcMar>
-          </w:tcPr>
-          <w:p>
-            <w:pPr>
-              <w:spacing w:line="260"/>
-            </w:pPr>
-            <w:r>
-              <w:rPr>
-                <w:rFonts w:ascii="Arial" w:cs="Arial" w:eastAsia="Arial" w:hAnsi="Arial"/>
-                <w:b w:val="false"/>
-                <w:bCs w:val="false"/>
-                <w:sz w:val="19"/>
-                <w:szCs w:val="19"/>
-              </w:rPr>
-              <w:t xml:space="preserve">Ya era seguro</w:t>
-            </w:r>
-          </w:p>
-        </w:tc>
-      </w:tr>
-      <w:tr>
-        <w:trPr>
-          <w:cantSplit/>
-          <w:tblHeader w:val="off"/>
-        </w:trPr>
-        <w:tc>
-          <w:tcPr>
-            <w:tcW w:type="dxa" w:w="4195"/>
-            <w:tcBorders>
-              <w:top w:val="none" w:color="FFFFFF" w:sz="0"/>
-              <w:left w:val="none" w:color="FFFFFF" w:sz="0"/>
-              <w:bottom w:val="none" w:color="FFFFFF" w:sz="0"/>
-              <w:right w:val="none" w:color="FFFFFF" w:sz="0"/>
-            </w:tcBorders>
-            <w:tcMar>
-              <w:top w:type="dxa" w:w="50"/>
-              <w:left w:type="dxa" w:w="90"/>
-              <w:bottom w:type="dxa" w:w="50"/>
-              <w:right w:type="dxa" w:w="90"/>
-            </w:tcMar>
-          </w:tcPr>
-          <w:p>
-            <w:pPr>
-              <w:spacing w:line="260"/>
-            </w:pPr>
-            <w:r>
-              <w:rPr>
-                <w:rFonts w:ascii="Arial" w:cs="Arial" w:eastAsia="Arial" w:hAnsi="Arial"/>
-                <w:b w:val="false"/>
-                <w:bCs w:val="false"/>
-                <w:sz w:val="19"/>
-                <w:szCs w:val="19"/>
-              </w:rPr>
-              <w:t xml:space="preserve">Email de más de 190 caracteres</w:t>
-            </w:r>
-          </w:p>
-        </w:tc>
-        <w:tc>
-          <w:tcPr>
-            <w:tcW w:type="dxa" w:w="2494"/>
-            <w:tcBorders>
-              <w:top w:val="none" w:color="FFFFFF" w:sz="0"/>
-              <w:left w:val="none" w:color="FFFFFF" w:sz="0"/>
-              <w:bottom w:val="none" w:color="FFFFFF" w:sz="0"/>
-              <w:right w:val="none" w:color="FFFFFF" w:sz="0"/>
-            </w:tcBorders>
-            <w:tcMar>
-              <w:top w:type="dxa" w:w="50"/>
-              <w:left w:type="dxa" w:w="90"/>
-              <w:bottom w:type="dxa" w:w="50"/>
-              <w:right w:type="dxa" w:w="90"/>
-            </w:tcMar>
-          </w:tcPr>
-          <w:p>
-            <w:pPr>
-              <w:spacing w:line="260"/>
-            </w:pPr>
-            <w:r>
-              <w:rPr>
-                <w:rFonts w:ascii="Arial" w:cs="Arial" w:eastAsia="Arial" w:hAnsi="Arial"/>
-                <w:b w:val="false"/>
-                <w:bCs w:val="false"/>
-                <w:sz w:val="19"/>
-                <w:szCs w:val="19"/>
-              </w:rPr>
-              <w:t xml:space="preserve">400; antes error 500</w:t>
-            </w:r>
-          </w:p>
-        </w:tc>
-        <w:tc>
-          <w:tcPr>
-            <w:tcW w:type="dxa" w:w="2381"/>
-            <w:tcBorders>
-              <w:top w:val="none" w:color="FFFFFF" w:sz="0"/>
-              <w:left w:val="none" w:color="FFFFFF" w:sz="0"/>
-              <w:bottom w:val="none" w:color="FFFFFF" w:sz="0"/>
-              <w:right w:val="none" w:color="FFFFFF" w:sz="0"/>
-            </w:tcBorders>
-            <w:tcMar>
-              <w:top w:type="dxa" w:w="50"/>
-              <w:left w:type="dxa" w:w="90"/>
-              <w:bottom w:type="dxa" w:w="50"/>
-              <w:right w:type="dxa" w:w="90"/>
-            </w:tcMar>
-          </w:tcPr>
-          <w:p>
-            <w:pPr>
-              <w:spacing w:line="260"/>
-            </w:pPr>
-            <w:r>
-              <w:rPr>
-                <w:rFonts w:ascii="Arial" w:cs="Arial" w:eastAsia="Arial" w:hAnsi="Arial"/>
-                <w:b w:val="false"/>
-                <w:bCs w:val="false"/>
-                <w:sz w:val="19"/>
-                <w:szCs w:val="19"/>
-              </w:rPr>
-              <w:t xml:space="preserve">Corregido</w:t>
-            </w:r>
-          </w:p>
-        </w:tc>
-      </w:tr>
-      <w:tr>
-        <w:trPr>
-          <w:cantSplit/>
-          <w:tblHeader w:val="off"/>
-        </w:trPr>
-        <w:tc>
-          <w:tcPr>
-            <w:tcW w:type="dxa" w:w="4195"/>
-            <w:tcBorders>
-              <w:top w:val="none" w:color="FFFFFF" w:sz="0"/>
-              <w:left w:val="none" w:color="FFFFFF" w:sz="0"/>
-              <w:bottom w:val="none" w:color="FFFFFF" w:sz="0"/>
-              <w:right w:val="none" w:color="FFFFFF" w:sz="0"/>
-            </w:tcBorders>
-            <w:tcMar>
-              <w:top w:type="dxa" w:w="50"/>
-              <w:left w:type="dxa" w:w="90"/>
-              <w:bottom w:type="dxa" w:w="50"/>
-              <w:right w:type="dxa" w:w="90"/>
-            </w:tcMar>
-          </w:tcPr>
-          <w:p>
-            <w:pPr>
-              <w:spacing w:line="260"/>
-            </w:pPr>
-            <w:r>
-              <w:rPr>
-                <w:rFonts w:ascii="Arial" w:cs="Arial" w:eastAsia="Arial" w:hAnsi="Arial"/>
-                <w:b w:val="false"/>
-                <w:bCs w:val="false"/>
-                <w:sz w:val="19"/>
-                <w:szCs w:val="19"/>
-              </w:rPr>
-              <w:t xml:space="preserve">Nombre con caracteres invisibles o sin letras</w:t>
-            </w:r>
-          </w:p>
-        </w:tc>
-        <w:tc>
-          <w:tcPr>
-            <w:tcW w:type="dxa" w:w="2494"/>
-            <w:tcBorders>
-              <w:top w:val="none" w:color="FFFFFF" w:sz="0"/>
-              <w:left w:val="none" w:color="FFFFFF" w:sz="0"/>
-              <w:bottom w:val="none" w:color="FFFFFF" w:sz="0"/>
-              <w:right w:val="none" w:color="FFFFFF" w:sz="0"/>
-            </w:tcBorders>
-            <w:tcMar>
-              <w:top w:type="dxa" w:w="50"/>
-              <w:left w:type="dxa" w:w="90"/>
-              <w:bottom w:type="dxa" w:w="50"/>
-              <w:right w:type="dxa" w:w="90"/>
-            </w:tcMar>
-          </w:tcPr>
-          <w:p>
-            <w:pPr>
-              <w:spacing w:line="260"/>
-            </w:pPr>
-            <w:r>
-              <w:rPr>
-                <w:rFonts w:ascii="Arial" w:cs="Arial" w:eastAsia="Arial" w:hAnsi="Arial"/>
-                <w:b w:val="false"/>
-                <w:bCs w:val="false"/>
-                <w:sz w:val="19"/>
-                <w:szCs w:val="19"/>
-              </w:rPr>
-              <w:t xml:space="preserve">400</w:t>
-            </w:r>
-          </w:p>
-        </w:tc>
-        <w:tc>
-          <w:tcPr>
-            <w:tcW w:type="dxa" w:w="2381"/>
-            <w:tcBorders>
-              <w:top w:val="none" w:color="FFFFFF" w:sz="0"/>
-              <w:left w:val="none" w:color="FFFFFF" w:sz="0"/>
-              <w:bottom w:val="none" w:color="FFFFFF" w:sz="0"/>
-              <w:right w:val="none" w:color="FFFFFF" w:sz="0"/>
-            </w:tcBorders>
-            <w:tcMar>
-              <w:top w:type="dxa" w:w="50"/>
-              <w:left w:type="dxa" w:w="90"/>
-              <w:bottom w:type="dxa" w:w="50"/>
-              <w:right w:type="dxa" w:w="90"/>
-            </w:tcMar>
-          </w:tcPr>
-          <w:p>
-            <w:pPr>
-              <w:spacing w:line="260"/>
-            </w:pPr>
-            <w:r>
-              <w:rPr>
-                <w:rFonts w:ascii="Arial" w:cs="Arial" w:eastAsia="Arial" w:hAnsi="Arial"/>
-                <w:b w:val="false"/>
-                <w:bCs w:val="false"/>
-                <w:sz w:val="19"/>
-                <w:szCs w:val="19"/>
-              </w:rPr>
-              <w:t xml:space="preserve">Corregido</w:t>
-            </w:r>
-          </w:p>
-        </w:tc>
-      </w:tr>
-      <w:tr>
-        <w:trPr>
-          <w:cantSplit/>
-          <w:tblHeader w:val="off"/>
-        </w:trPr>
-        <w:tc>
-          <w:tcPr>
-            <w:tcW w:type="dxa" w:w="4195"/>
-            <w:tcBorders>
-              <w:top w:val="none" w:color="FFFFFF" w:sz="0"/>
-              <w:left w:val="none" w:color="FFFFFF" w:sz="0"/>
-              <w:bottom w:val="single" w:color="000000" w:sz="6"/>
-              <w:right w:val="none" w:color="FFFFFF" w:sz="0"/>
-            </w:tcBorders>
-            <w:tcMar>
-              <w:top w:type="dxa" w:w="50"/>
-              <w:left w:type="dxa" w:w="90"/>
-              <w:bottom w:type="dxa" w:w="50"/>
-              <w:right w:type="dxa" w:w="90"/>
-            </w:tcMar>
-          </w:tcPr>
-          <w:p>
-            <w:pPr>
-              <w:spacing w:line="260"/>
-            </w:pPr>
-            <w:r>
-              <w:rPr>
-                <w:rFonts w:ascii="Arial" w:cs="Arial" w:eastAsia="Arial" w:hAnsi="Arial"/>
-                <w:b w:val="false"/>
-                <w:bCs w:val="false"/>
-                <w:sz w:val="19"/>
-                <w:szCs w:val="19"/>
-              </w:rPr>
-              <w:t xml:space="preserve">Adivinar la contraseña actual al cambiarla</w:t>
-            </w:r>
-          </w:p>
-        </w:tc>
-        <w:tc>
-          <w:tcPr>
-            <w:tcW w:type="dxa" w:w="2494"/>
-            <w:tcBorders>
-              <w:top w:val="none" w:color="FFFFFF" w:sz="0"/>
-              <w:left w:val="none" w:color="FFFFFF" w:sz="0"/>
-              <w:bottom w:val="single" w:color="000000" w:sz="6"/>
-              <w:right w:val="none" w:color="FFFFFF" w:sz="0"/>
-            </w:tcBorders>
-            <w:tcMar>
-              <w:top w:type="dxa" w:w="50"/>
-              <w:left w:type="dxa" w:w="90"/>
-              <w:bottom w:type="dxa" w:w="50"/>
-              <w:right w:type="dxa" w:w="90"/>
-            </w:tcMar>
-          </w:tcPr>
-          <w:p>
-            <w:pPr>
-              <w:spacing w:line="260"/>
-            </w:pPr>
-            <w:r>
-              <w:rPr>
-                <w:rFonts w:ascii="Arial" w:cs="Arial" w:eastAsia="Arial" w:hAnsi="Arial"/>
-                <w:b w:val="false"/>
-                <w:bCs w:val="false"/>
-                <w:sz w:val="19"/>
-                <w:szCs w:val="19"/>
-              </w:rPr>
-              <w:t xml:space="preserve">Límite de intentos</w:t>
-            </w:r>
-          </w:p>
-        </w:tc>
-        <w:tc>
-          <w:tcPr>
-            <w:tcW w:type="dxa" w:w="2381"/>
-            <w:tcBorders>
-              <w:top w:val="none" w:color="FFFFFF" w:sz="0"/>
-              <w:left w:val="none" w:color="FFFFFF" w:sz="0"/>
-              <w:bottom w:val="single" w:color="000000" w:sz="6"/>
-              <w:right w:val="none" w:color="FFFFFF" w:sz="0"/>
-            </w:tcBorders>
-            <w:tcMar>
-              <w:top w:type="dxa" w:w="50"/>
-              <w:left w:type="dxa" w:w="90"/>
-              <w:bottom w:type="dxa" w:w="50"/>
-              <w:right w:type="dxa" w:w="90"/>
-            </w:tcMar>
-          </w:tcPr>
-          <w:p>
-            <w:pPr>
-              <w:spacing w:line="260"/>
-            </w:pPr>
-            <w:r>
-              <w:rPr>
-                <w:rFonts w:ascii="Arial" w:cs="Arial" w:eastAsia="Arial" w:hAnsi="Arial"/>
-                <w:b w:val="false"/>
-                <w:bCs w:val="false"/>
-                <w:sz w:val="19"/>
-                <w:szCs w:val="19"/>
-              </w:rPr>
-              <w:t xml:space="preserve">Corregido</w:t>
-            </w:r>
-          </w:p>
-        </w:tc>
-      </w:tr>
-    </w:tbl>
-    <w:p>
-      <w:pPr>
-        <w:spacing w:after="120" w:before="80" w:line="360"/>
-        <w:jc w:val="both"/>
-      </w:pPr>
-      <w:r>
-        <w:rPr>
-          <w:rFonts w:ascii="Arial" w:cs="Arial" w:eastAsia="Arial" w:hAnsi="Arial"/>
-          <w:i/>
-          <w:iCs/>
-          <w:sz w:val="20"/>
-          <w:szCs w:val="20"/>
-        </w:rPr>
-        <w:t xml:space="preserve">Nota. </w:t>
-      </w:r>
-      <w:r>
-        <w:rPr>
-          <w:rFonts w:ascii="Arial" w:cs="Arial" w:eastAsia="Arial" w:hAnsi="Arial"/>
-          <w:sz w:val="20"/>
-          <w:szCs w:val="20"/>
-        </w:rPr>
-        <w:t xml:space="preserve">Cada fila tiene al menos una prueba automática en </w:t>
-      </w:r>
-      <w:r>
-        <w:rPr>
-          <w:rFonts w:ascii="Courier New" w:cs="Courier New" w:eastAsia="Courier New" w:hAnsi="Courier New"/>
-          <w:sz w:val="20"/>
-          <w:szCs w:val="20"/>
-        </w:rPr>
-        <w:t xml:space="preserve">backend/test/auth.test.js</w:t>
-      </w:r>
-      <w:r>
-        <w:rPr>
-          <w:rFonts w:ascii="Arial" w:cs="Arial" w:eastAsia="Arial" w:hAnsi="Arial"/>
-          <w:sz w:val="20"/>
-          <w:szCs w:val="20"/>
-        </w:rPr>
-        <w:t xml:space="preserve">.</w:t>
-      </w:r>
-    </w:p>
-    <w:p>
-      <w:pPr>
-        <w:spacing w:after="0" w:line="360"/>
-        <w:ind w:firstLine="720"/>
-        <w:jc w:val="both"/>
-      </w:pPr>
-      <w:r>
-        <w:rPr>
-          <w:rFonts w:ascii="Arial" w:cs="Arial" w:eastAsia="Arial" w:hAnsi="Arial"/>
-          <w:sz w:val="22"/>
-          <w:szCs w:val="22"/>
-        </w:rPr>
-        <w:t xml:space="preserve">El caso más importante fue el de la contraseña larga: bcrypt, el algoritmo que cifra las contraseñas, solo usa los primeros 72 bytes y descarta el resto sin avisar. Con una cuenta de contraseña de 72 caracteres, el sistema aceptaba esa contraseña con cualquier texto agregado al final. Ahora se rechaza todo lo que supere ese largo, en la aplicación y en el servidor.</w:t>
-      </w:r>
-    </w:p>
-    <w:p>
-      <w:pPr>
-        <w:pStyle w:val="Heading2"/>
-        <w:keepNext/>
-        <w:spacing w:after="120" w:before="240" w:line="360"/>
-      </w:pPr>
-      <w:bookmarkStart w:name="_Toc27" w:id="27"/>
-      <w:r>
-        <w:rPr>
-          <w:rFonts w:ascii="Arial" w:cs="Arial" w:eastAsia="Arial" w:hAnsi="Arial"/>
-          <w:b/>
-          <w:bCs/>
-          <w:color w:val="000000"/>
-          <w:sz w:val="22"/>
-          <w:szCs w:val="22"/>
-        </w:rPr>
-        <w:t xml:space="preserve">Problemas encontrados</w:t>
-      </w:r>
-      <w:bookmarkEnd w:id="27"/>
-    </w:p>
-    <w:p>
-      <w:pPr>
-        <w:spacing w:after="0" w:line="360"/>
-        <w:ind w:firstLine="720"/>
-        <w:jc w:val="both"/>
-      </w:pPr>
-      <w:r>
-        <w:rPr>
-          <w:rFonts w:ascii="Arial" w:cs="Arial" w:eastAsia="Arial" w:hAnsi="Arial"/>
-          <w:sz w:val="22"/>
-          <w:szCs w:val="22"/>
-        </w:rPr>
-        <w:t xml:space="preserve">Un email con espacios al principio o al final se rechazaba, porque el servidor revisaba el formato antes de quitar los espacios; se invirtió el orden. En la primera prueba manual la aplicación no encontraba el servidor porque estaba configurada para otro puerto; se redirigió ese puerto durante la prueba sin cambiar la configuración del equipo. Después de corregir las validaciones, el navegador seguía mostrando el código anterior; se reinició el empaquetador de Expo limpiando su caché y se repitieron todas las capturas, por lo que las del manual corresponden a la versión final.</w:t>
-      </w:r>
-    </w:p>
-    <w:p>
-      <w:r>
-        <w:br w:type="page"/>
-      </w:r>
-    </w:p>
-    <w:p>
-      <w:pPr>
-        <w:pStyle w:val="Heading1"/>
-        <w:spacing w:after="240" w:before="240" w:line="360"/>
-        <w:jc w:val="center"/>
-      </w:pPr>
-      <w:bookmarkStart w:name="_Toc28" w:id="28"/>
-      <w:r>
-        <w:rPr>
-          <w:rFonts w:ascii="Arial" w:cs="Arial" w:eastAsia="Arial" w:hAnsi="Arial"/>
-          <w:b/>
-          <w:bCs/>
-          <w:color w:val="000000"/>
-          <w:sz w:val="24"/>
-          <w:szCs w:val="24"/>
-        </w:rPr>
-        <w:t xml:space="preserve">Anexo B: Cumplimiento de la consigna</w:t>
-      </w:r>
-      <w:bookmarkEnd w:id="28"/>
-    </w:p>
-    <w:p>
-      <w:pPr>
-        <w:spacing w:after="0" w:line="360"/>
-        <w:ind w:firstLine="720"/>
-        <w:jc w:val="both"/>
-      </w:pPr>
-      <w:r>
-        <w:rPr>
-          <w:rFonts w:ascii="Arial" w:cs="Arial" w:eastAsia="Arial" w:hAnsi="Arial"/>
-          <w:sz w:val="22"/>
-          <w:szCs w:val="22"/>
-        </w:rPr>
-        <w:t xml:space="preserve">La Tabla B1 relaciona cada punto de la consigna con la forma en que se resolvió en MacroEntreno y con la evidencia que lo respalda, ya sea en este manual o en el repositorio del proyecto.</w:t>
-      </w:r>
-    </w:p>
-    <w:p>
-      <w:pPr>
-        <w:keepNext/>
-        <w:spacing w:before="240" w:line="360"/>
-      </w:pPr>
-      <w:r>
-        <w:rPr>
-          <w:rFonts w:ascii="Arial" w:cs="Arial" w:eastAsia="Arial" w:hAnsi="Arial"/>
-          <w:b/>
-          <w:bCs/>
-          <w:sz w:val="22"/>
-          <w:szCs w:val="22"/>
-        </w:rPr>
-        <w:t xml:space="preserve">Tabla B1</w:t>
-      </w:r>
-    </w:p>
-    <w:p>
-      <w:pPr>
-        <w:keepNext/>
-        <w:spacing w:after="120" w:line="360"/>
-      </w:pPr>
-      <w:r>
-        <w:rPr>
-          <w:rFonts w:ascii="Arial" w:cs="Arial" w:eastAsia="Arial" w:hAnsi="Arial"/>
-          <w:i/>
-          <w:iCs/>
-          <w:sz w:val="22"/>
-          <w:szCs w:val="22"/>
-        </w:rPr>
-        <w:t xml:space="preserve">Requisitos de la consigna y evidencia de cumplimiento</w:t>
-      </w:r>
-    </w:p>
-    <w:tbl>
-      <w:tblPr>
-        <w:tblW w:type="dxa" w:w="9071"/>
-        <w:jc w:val="center"/>
-        <w:tblBorders>
-          <w:top w:val="single" w:color="auto" w:sz="4"/>
-          <w:left w:val="single" w:color="auto" w:sz="4"/>
-          <w:bottom w:val="single" w:color="auto" w:sz="4"/>
-          <w:right w:val="single" w:color="auto" w:sz="4"/>
-          <w:insideH w:val="single" w:color="auto" w:sz="4"/>
-          <w:insideV w:val="single" w:color="auto" w:sz="4"/>
-        </w:tblBorders>
-      </w:tblPr>
-      <w:tblGrid>
-        <w:gridCol w:w="2381"/>
-        <w:gridCol w:w="3742"/>
-        <w:gridCol w:w="2948"/>
-      </w:tblGrid>
-      <w:tr>
-        <w:trPr>
-          <w:cantSplit/>
-          <w:tblHeader/>
-        </w:trPr>
-        <w:tc>
-          <w:tcPr>
-            <w:tcW w:type="dxa" w:w="2381"/>
-            <w:tcBorders>
-              <w:top w:val="single" w:color="000000" w:sz="6"/>
-              <w:left w:val="none" w:color="FFFFFF" w:sz="0"/>
-              <w:bottom w:val="single" w:color="000000" w:sz="6"/>
-              <w:right w:val="none" w:color="FFFFFF" w:sz="0"/>
-            </w:tcBorders>
-            <w:tcMar>
-              <w:top w:type="dxa" w:w="50"/>
-              <w:left w:type="dxa" w:w="90"/>
-              <w:bottom w:type="dxa" w:w="50"/>
-              <w:right w:type="dxa" w:w="90"/>
-            </w:tcMar>
-          </w:tcPr>
-          <w:p>
-            <w:pPr>
-              <w:spacing w:line="260"/>
-            </w:pPr>
-            <w:r>
-              <w:rPr>
-                <w:rFonts w:ascii="Arial" w:cs="Arial" w:eastAsia="Arial" w:hAnsi="Arial"/>
-                <w:b/>
-                <w:bCs/>
-                <w:sz w:val="19"/>
-                <w:szCs w:val="19"/>
-              </w:rPr>
-              <w:t xml:space="preserve">Requisito</w:t>
-            </w:r>
-          </w:p>
-        </w:tc>
-        <w:tc>
-          <w:tcPr>
-            <w:tcW w:type="dxa" w:w="3742"/>
-            <w:tcBorders>
-              <w:top w:val="single" w:color="000000" w:sz="6"/>
-              <w:left w:val="none" w:color="FFFFFF" w:sz="0"/>
-              <w:bottom w:val="single" w:color="000000" w:sz="6"/>
-              <w:right w:val="none" w:color="FFFFFF" w:sz="0"/>
-            </w:tcBorders>
-            <w:tcMar>
-              <w:top w:type="dxa" w:w="50"/>
-              <w:left w:type="dxa" w:w="90"/>
-              <w:bottom w:type="dxa" w:w="50"/>
-              <w:right w:type="dxa" w:w="90"/>
-            </w:tcMar>
-          </w:tcPr>
-          <w:p>
-            <w:pPr>
-              <w:spacing w:line="260"/>
-            </w:pPr>
-            <w:r>
-              <w:rPr>
-                <w:rFonts w:ascii="Arial" w:cs="Arial" w:eastAsia="Arial" w:hAnsi="Arial"/>
-                <w:b/>
-                <w:bCs/>
-                <w:sz w:val="19"/>
-                <w:szCs w:val="19"/>
-              </w:rPr>
-              <w:t xml:space="preserve">Cómo se cumple</w:t>
-            </w:r>
-          </w:p>
-        </w:tc>
-        <w:tc>
-          <w:tcPr>
-            <w:tcW w:type="dxa" w:w="2948"/>
-            <w:tcBorders>
-              <w:top w:val="single" w:color="000000" w:sz="6"/>
-              <w:left w:val="none" w:color="FFFFFF" w:sz="0"/>
-              <w:bottom w:val="single" w:color="000000" w:sz="6"/>
-              <w:right w:val="none" w:color="FFFFFF" w:sz="0"/>
-            </w:tcBorders>
-            <w:tcMar>
-              <w:top w:type="dxa" w:w="50"/>
-              <w:left w:type="dxa" w:w="90"/>
-              <w:bottom w:type="dxa" w:w="50"/>
-              <w:right w:type="dxa" w:w="90"/>
-            </w:tcMar>
-          </w:tcPr>
-          <w:p>
-            <w:pPr>
-              <w:spacing w:line="260"/>
-            </w:pPr>
-            <w:r>
-              <w:rPr>
-                <w:rFonts w:ascii="Arial" w:cs="Arial" w:eastAsia="Arial" w:hAnsi="Arial"/>
-                <w:b/>
-                <w:bCs/>
-                <w:sz w:val="19"/>
-                <w:szCs w:val="19"/>
-              </w:rPr>
-              <w:t xml:space="preserve">Evidencia</w:t>
-            </w:r>
-          </w:p>
-        </w:tc>
-      </w:tr>
-      <w:tr>
-        <w:trPr>
-          <w:cantSplit/>
-          <w:tblHeader w:val="off"/>
-        </w:trPr>
-        <w:tc>
-          <w:tcPr>
-            <w:tcW w:type="dxa" w:w="2381"/>
-            <w:tcBorders>
-              <w:top w:val="none" w:color="FFFFFF" w:sz="0"/>
-              <w:left w:val="none" w:color="FFFFFF" w:sz="0"/>
-              <w:bottom w:val="none" w:color="FFFFFF" w:sz="0"/>
-              <w:right w:val="none" w:color="FFFFFF" w:sz="0"/>
-            </w:tcBorders>
-            <w:tcMar>
-              <w:top w:type="dxa" w:w="50"/>
-              <w:left w:type="dxa" w:w="90"/>
-              <w:bottom w:type="dxa" w:w="50"/>
-              <w:right w:type="dxa" w:w="90"/>
-            </w:tcMar>
-          </w:tcPr>
-          <w:p>
-            <w:pPr>
-              <w:spacing w:line="260"/>
-            </w:pPr>
-            <w:r>
-              <w:rPr>
-                <w:rFonts w:ascii="Arial" w:cs="Arial" w:eastAsia="Arial" w:hAnsi="Arial"/>
-                <w:b/>
-                <w:bCs/>
-                <w:sz w:val="19"/>
-                <w:szCs w:val="19"/>
-              </w:rPr>
-              <w:t xml:space="preserve">1. Requisitos funcionales</w:t>
-            </w:r>
-          </w:p>
-        </w:tc>
-        <w:tc>
-          <w:tcPr>
-            <w:tcW w:type="dxa" w:w="3742"/>
-            <w:tcBorders>
-              <w:top w:val="none" w:color="FFFFFF" w:sz="0"/>
-              <w:left w:val="none" w:color="FFFFFF" w:sz="0"/>
-              <w:bottom w:val="none" w:color="FFFFFF" w:sz="0"/>
-              <w:right w:val="none" w:color="FFFFFF" w:sz="0"/>
-            </w:tcBorders>
-            <w:tcMar>
-              <w:top w:type="dxa" w:w="50"/>
-              <w:left w:type="dxa" w:w="90"/>
-              <w:bottom w:type="dxa" w:w="50"/>
-              <w:right w:type="dxa" w:w="90"/>
-            </w:tcMar>
-          </w:tcPr>
-          <w:p>
-            <w:pPr>
-              <w:spacing w:line="260"/>
-            </w:pPr>
-          </w:p>
-        </w:tc>
-        <w:tc>
-          <w:tcPr>
-            <w:tcW w:type="dxa" w:w="2948"/>
-            <w:tcBorders>
-              <w:top w:val="none" w:color="FFFFFF" w:sz="0"/>
-              <w:left w:val="none" w:color="FFFFFF" w:sz="0"/>
-              <w:bottom w:val="none" w:color="FFFFFF" w:sz="0"/>
-              <w:right w:val="none" w:color="FFFFFF" w:sz="0"/>
-            </w:tcBorders>
-            <w:tcMar>
-              <w:top w:type="dxa" w:w="50"/>
-              <w:left w:type="dxa" w:w="90"/>
-              <w:bottom w:type="dxa" w:w="50"/>
-              <w:right w:type="dxa" w:w="90"/>
-            </w:tcMar>
-          </w:tcPr>
-          <w:p>
-            <w:pPr>
-              <w:spacing w:line="260"/>
-            </w:pPr>
-          </w:p>
-        </w:tc>
-      </w:tr>
-      <w:tr>
-        <w:trPr>
-          <w:cantSplit/>
-          <w:tblHeader w:val="off"/>
-        </w:trPr>
-        <w:tc>
-          <w:tcPr>
-            <w:tcW w:type="dxa" w:w="2381"/>
-            <w:tcBorders>
-              <w:top w:val="none" w:color="FFFFFF" w:sz="0"/>
-              <w:left w:val="none" w:color="FFFFFF" w:sz="0"/>
-              <w:bottom w:val="none" w:color="FFFFFF" w:sz="0"/>
-              <w:right w:val="none" w:color="FFFFFF" w:sz="0"/>
-            </w:tcBorders>
-            <w:tcMar>
-              <w:top w:type="dxa" w:w="50"/>
-              <w:left w:type="dxa" w:w="90"/>
-              <w:bottom w:type="dxa" w:w="50"/>
-              <w:right w:type="dxa" w:w="90"/>
-            </w:tcMar>
-          </w:tcPr>
-          <w:p>
-            <w:pPr>
-              <w:spacing w:line="260"/>
-            </w:pPr>
-            <w:r>
-              <w:rPr>
-                <w:rFonts w:ascii="Arial" w:cs="Arial" w:eastAsia="Arial" w:hAnsi="Arial"/>
-                <w:b w:val="false"/>
-                <w:bCs w:val="false"/>
-                <w:sz w:val="19"/>
-                <w:szCs w:val="19"/>
-              </w:rPr>
-              <w:t xml:space="preserve">Registro e inicio de sesión</w:t>
-            </w:r>
-          </w:p>
-        </w:tc>
-        <w:tc>
-          <w:tcPr>
-            <w:tcW w:type="dxa" w:w="3742"/>
-            <w:tcBorders>
-              <w:top w:val="none" w:color="FFFFFF" w:sz="0"/>
-              <w:left w:val="none" w:color="FFFFFF" w:sz="0"/>
-              <w:bottom w:val="none" w:color="FFFFFF" w:sz="0"/>
-              <w:right w:val="none" w:color="FFFFFF" w:sz="0"/>
-            </w:tcBorders>
-            <w:tcMar>
-              <w:top w:type="dxa" w:w="50"/>
-              <w:left w:type="dxa" w:w="90"/>
-              <w:bottom w:type="dxa" w:w="50"/>
-              <w:right w:type="dxa" w:w="90"/>
-            </w:tcMar>
-          </w:tcPr>
-          <w:p>
-            <w:pPr>
-              <w:spacing w:line="260"/>
-            </w:pPr>
-            <w:r>
-              <w:rPr>
-                <w:rFonts w:ascii="Arial" w:cs="Arial" w:eastAsia="Arial" w:hAnsi="Arial"/>
-                <w:b w:val="false"/>
-                <w:bCs w:val="false"/>
-                <w:sz w:val="19"/>
-                <w:szCs w:val="19"/>
-              </w:rPr>
-              <w:t xml:space="preserve">Formularios validados en la aplicación y en el servidor; contraseñas cifradas con bcrypt</w:t>
-            </w:r>
-          </w:p>
-        </w:tc>
-        <w:tc>
-          <w:tcPr>
-            <w:tcW w:type="dxa" w:w="2948"/>
-            <w:tcBorders>
-              <w:top w:val="none" w:color="FFFFFF" w:sz="0"/>
-              <w:left w:val="none" w:color="FFFFFF" w:sz="0"/>
-              <w:bottom w:val="none" w:color="FFFFFF" w:sz="0"/>
-              <w:right w:val="none" w:color="FFFFFF" w:sz="0"/>
-            </w:tcBorders>
-            <w:tcMar>
-              <w:top w:type="dxa" w:w="50"/>
-              <w:left w:type="dxa" w:w="90"/>
-              <w:bottom w:type="dxa" w:w="50"/>
-              <w:right w:type="dxa" w:w="90"/>
-            </w:tcMar>
-          </w:tcPr>
-          <w:p>
-            <w:pPr>
-              <w:spacing w:line="260"/>
-            </w:pPr>
-            <w:r>
-              <w:rPr>
-                <w:rFonts w:ascii="Arial" w:cs="Arial" w:eastAsia="Arial" w:hAnsi="Arial"/>
-                <w:b w:val="false"/>
-                <w:bCs w:val="false"/>
-                <w:sz w:val="19"/>
-                <w:szCs w:val="19"/>
-              </w:rPr>
-              <w:t xml:space="preserve">Figuras 1 a 5, Tabla 2, Anexo A</w:t>
-            </w:r>
-          </w:p>
-        </w:tc>
-      </w:tr>
-      <w:tr>
-        <w:trPr>
-          <w:cantSplit/>
-          <w:tblHeader w:val="off"/>
-        </w:trPr>
-        <w:tc>
-          <w:tcPr>
-            <w:tcW w:type="dxa" w:w="2381"/>
-            <w:tcBorders>
-              <w:top w:val="none" w:color="FFFFFF" w:sz="0"/>
-              <w:left w:val="none" w:color="FFFFFF" w:sz="0"/>
-              <w:bottom w:val="none" w:color="FFFFFF" w:sz="0"/>
-              <w:right w:val="none" w:color="FFFFFF" w:sz="0"/>
-            </w:tcBorders>
-            <w:tcMar>
-              <w:top w:type="dxa" w:w="50"/>
-              <w:left w:type="dxa" w:w="90"/>
-              <w:bottom w:type="dxa" w:w="50"/>
-              <w:right w:type="dxa" w:w="90"/>
-            </w:tcMar>
-          </w:tcPr>
-          <w:p>
-            <w:pPr>
-              <w:spacing w:line="260"/>
-            </w:pPr>
-            <w:r>
-              <w:rPr>
-                <w:rFonts w:ascii="Arial" w:cs="Arial" w:eastAsia="Arial" w:hAnsi="Arial"/>
-                <w:b w:val="false"/>
-                <w:bCs w:val="false"/>
-                <w:sz w:val="19"/>
-                <w:szCs w:val="19"/>
-              </w:rPr>
-              <w:t xml:space="preserve">Autenticación con 3 redes sociales</w:t>
-            </w:r>
-          </w:p>
-        </w:tc>
-        <w:tc>
-          <w:tcPr>
-            <w:tcW w:type="dxa" w:w="3742"/>
-            <w:tcBorders>
-              <w:top w:val="none" w:color="FFFFFF" w:sz="0"/>
-              <w:left w:val="none" w:color="FFFFFF" w:sz="0"/>
-              <w:bottom w:val="none" w:color="FFFFFF" w:sz="0"/>
-              <w:right w:val="none" w:color="FFFFFF" w:sz="0"/>
-            </w:tcBorders>
-            <w:tcMar>
-              <w:top w:type="dxa" w:w="50"/>
-              <w:left w:type="dxa" w:w="90"/>
-              <w:bottom w:type="dxa" w:w="50"/>
-              <w:right w:type="dxa" w:w="90"/>
-            </w:tcMar>
-          </w:tcPr>
-          <w:p>
-            <w:pPr>
-              <w:spacing w:line="260"/>
-            </w:pPr>
-            <w:r>
-              <w:rPr>
-                <w:rFonts w:ascii="Arial" w:cs="Arial" w:eastAsia="Arial" w:hAnsi="Arial"/>
-                <w:b w:val="false"/>
-                <w:bCs w:val="false"/>
-                <w:sz w:val="19"/>
-                <w:szCs w:val="19"/>
-              </w:rPr>
-              <w:t xml:space="preserve">Google, Facebook y GitHub con OAuth 2.0 y PKCE desde el servidor</w:t>
-            </w:r>
-          </w:p>
-        </w:tc>
-        <w:tc>
-          <w:tcPr>
-            <w:tcW w:type="dxa" w:w="2948"/>
-            <w:tcBorders>
-              <w:top w:val="none" w:color="FFFFFF" w:sz="0"/>
-              <w:left w:val="none" w:color="FFFFFF" w:sz="0"/>
-              <w:bottom w:val="none" w:color="FFFFFF" w:sz="0"/>
-              <w:right w:val="none" w:color="FFFFFF" w:sz="0"/>
-            </w:tcBorders>
-            <w:tcMar>
-              <w:top w:type="dxa" w:w="50"/>
-              <w:left w:type="dxa" w:w="90"/>
-              <w:bottom w:type="dxa" w:w="50"/>
-              <w:right w:type="dxa" w:w="90"/>
-            </w:tcMar>
-          </w:tcPr>
-          <w:p>
-            <w:pPr>
-              <w:spacing w:line="260"/>
-            </w:pPr>
-            <w:r>
-              <w:rPr>
-                <w:rFonts w:ascii="Arial" w:cs="Arial" w:eastAsia="Arial" w:hAnsi="Arial"/>
-                <w:b w:val="false"/>
-                <w:bCs w:val="false"/>
-                <w:sz w:val="19"/>
-                <w:szCs w:val="19"/>
-              </w:rPr>
-              <w:t xml:space="preserve">Figura 5; pruebas "login social" en </w:t>
-            </w:r>
-            <w:r>
-              <w:rPr>
-                <w:rFonts w:ascii="Courier New" w:cs="Courier New" w:eastAsia="Courier New" w:hAnsi="Courier New"/>
-                <w:b w:val="false"/>
-                <w:bCs w:val="false"/>
-                <w:sz w:val="20"/>
-                <w:szCs w:val="20"/>
-              </w:rPr>
-              <w:t xml:space="preserve">backend/test/api.test.js</w:t>
-            </w:r>
-          </w:p>
-        </w:tc>
-      </w:tr>
-      <w:tr>
-        <w:trPr>
-          <w:cantSplit/>
-          <w:tblHeader w:val="off"/>
-        </w:trPr>
-        <w:tc>
-          <w:tcPr>
-            <w:tcW w:type="dxa" w:w="2381"/>
-            <w:tcBorders>
-              <w:top w:val="none" w:color="FFFFFF" w:sz="0"/>
-              <w:left w:val="none" w:color="FFFFFF" w:sz="0"/>
-              <w:bottom w:val="none" w:color="FFFFFF" w:sz="0"/>
-              <w:right w:val="none" w:color="FFFFFF" w:sz="0"/>
-            </w:tcBorders>
-            <w:tcMar>
-              <w:top w:type="dxa" w:w="50"/>
-              <w:left w:type="dxa" w:w="90"/>
-              <w:bottom w:type="dxa" w:w="50"/>
-              <w:right w:type="dxa" w:w="90"/>
-            </w:tcMar>
-          </w:tcPr>
-          <w:p>
-            <w:pPr>
-              <w:spacing w:line="260"/>
-            </w:pPr>
-            <w:r>
-              <w:rPr>
-                <w:rFonts w:ascii="Arial" w:cs="Arial" w:eastAsia="Arial" w:hAnsi="Arial"/>
-                <w:b w:val="false"/>
-                <w:bCs w:val="false"/>
-                <w:sz w:val="19"/>
-                <w:szCs w:val="19"/>
-              </w:rPr>
-              <w:t xml:space="preserve">Mínimo 3 roles con distintos permisos</w:t>
-            </w:r>
-          </w:p>
-        </w:tc>
-        <w:tc>
-          <w:tcPr>
-            <w:tcW w:type="dxa" w:w="3742"/>
-            <w:tcBorders>
-              <w:top w:val="none" w:color="FFFFFF" w:sz="0"/>
-              <w:left w:val="none" w:color="FFFFFF" w:sz="0"/>
-              <w:bottom w:val="none" w:color="FFFFFF" w:sz="0"/>
-              <w:right w:val="none" w:color="FFFFFF" w:sz="0"/>
-            </w:tcBorders>
-            <w:tcMar>
-              <w:top w:type="dxa" w:w="50"/>
-              <w:left w:type="dxa" w:w="90"/>
-              <w:bottom w:type="dxa" w:w="50"/>
-              <w:right w:type="dxa" w:w="90"/>
-            </w:tcMar>
-          </w:tcPr>
-          <w:p>
-            <w:pPr>
-              <w:spacing w:line="260"/>
-            </w:pPr>
-            <w:r>
-              <w:rPr>
-                <w:rFonts w:ascii="Arial" w:cs="Arial" w:eastAsia="Arial" w:hAnsi="Arial"/>
-                <w:b w:val="false"/>
-                <w:bCs w:val="false"/>
-                <w:sz w:val="19"/>
-                <w:szCs w:val="19"/>
-              </w:rPr>
-              <w:t xml:space="preserve">Atleta, Entrenador y Administrador</w:t>
-            </w:r>
-          </w:p>
-        </w:tc>
-        <w:tc>
-          <w:tcPr>
-            <w:tcW w:type="dxa" w:w="2948"/>
-            <w:tcBorders>
-              <w:top w:val="none" w:color="FFFFFF" w:sz="0"/>
-              <w:left w:val="none" w:color="FFFFFF" w:sz="0"/>
-              <w:bottom w:val="none" w:color="FFFFFF" w:sz="0"/>
-              <w:right w:val="none" w:color="FFFFFF" w:sz="0"/>
-            </w:tcBorders>
-            <w:tcMar>
-              <w:top w:type="dxa" w:w="50"/>
-              <w:left w:type="dxa" w:w="90"/>
-              <w:bottom w:type="dxa" w:w="50"/>
-              <w:right w:type="dxa" w:w="90"/>
-            </w:tcMar>
-          </w:tcPr>
-          <w:p>
-            <w:pPr>
-              <w:spacing w:line="260"/>
-            </w:pPr>
-            <w:r>
-              <w:rPr>
-                <w:rFonts w:ascii="Arial" w:cs="Arial" w:eastAsia="Arial" w:hAnsi="Arial"/>
-                <w:b w:val="false"/>
-                <w:bCs w:val="false"/>
-                <w:sz w:val="19"/>
-                <w:szCs w:val="19"/>
-              </w:rPr>
-              <w:t xml:space="preserve">Tabla 1, Figura 6</w:t>
-            </w:r>
-          </w:p>
-        </w:tc>
-      </w:tr>
-      <w:tr>
-        <w:trPr>
-          <w:cantSplit/>
-          <w:tblHeader w:val="off"/>
-        </w:trPr>
-        <w:tc>
-          <w:tcPr>
-            <w:tcW w:type="dxa" w:w="2381"/>
-            <w:tcBorders>
-              <w:top w:val="none" w:color="FFFFFF" w:sz="0"/>
-              <w:left w:val="none" w:color="FFFFFF" w:sz="0"/>
-              <w:bottom w:val="none" w:color="FFFFFF" w:sz="0"/>
-              <w:right w:val="none" w:color="FFFFFF" w:sz="0"/>
-            </w:tcBorders>
-            <w:tcMar>
-              <w:top w:type="dxa" w:w="50"/>
-              <w:left w:type="dxa" w:w="90"/>
-              <w:bottom w:type="dxa" w:w="50"/>
-              <w:right w:type="dxa" w:w="90"/>
-            </w:tcMar>
-          </w:tcPr>
-          <w:p>
-            <w:pPr>
-              <w:spacing w:line="260"/>
-            </w:pPr>
-            <w:r>
-              <w:rPr>
-                <w:rFonts w:ascii="Arial" w:cs="Arial" w:eastAsia="Arial" w:hAnsi="Arial"/>
-                <w:b w:val="false"/>
-                <w:bCs w:val="false"/>
-                <w:sz w:val="19"/>
-                <w:szCs w:val="19"/>
-              </w:rPr>
-              <w:t xml:space="preserve">Comportamiento y accesos por rol</w:t>
-            </w:r>
-          </w:p>
-        </w:tc>
-        <w:tc>
-          <w:tcPr>
-            <w:tcW w:type="dxa" w:w="3742"/>
-            <w:tcBorders>
-              <w:top w:val="none" w:color="FFFFFF" w:sz="0"/>
-              <w:left w:val="none" w:color="FFFFFF" w:sz="0"/>
-              <w:bottom w:val="none" w:color="FFFFFF" w:sz="0"/>
-              <w:right w:val="none" w:color="FFFFFF" w:sz="0"/>
-            </w:tcBorders>
-            <w:tcMar>
-              <w:top w:type="dxa" w:w="50"/>
-              <w:left w:type="dxa" w:w="90"/>
-              <w:bottom w:type="dxa" w:w="50"/>
-              <w:right w:type="dxa" w:w="90"/>
-            </w:tcMar>
-          </w:tcPr>
-          <w:p>
-            <w:pPr>
-              <w:spacing w:line="260"/>
-            </w:pPr>
-            <w:r>
-              <w:rPr>
-                <w:rFonts w:ascii="Arial" w:cs="Arial" w:eastAsia="Arial" w:hAnsi="Arial"/>
-                <w:b w:val="false"/>
-                <w:bCs w:val="false"/>
-                <w:sz w:val="19"/>
-                <w:szCs w:val="19"/>
-              </w:rPr>
-              <w:t xml:space="preserve">Pestañas y pantallas distintas por rol; endpoints protegidos según el rol</w:t>
-            </w:r>
-          </w:p>
-        </w:tc>
-        <w:tc>
-          <w:tcPr>
-            <w:tcW w:type="dxa" w:w="2948"/>
-            <w:tcBorders>
-              <w:top w:val="none" w:color="FFFFFF" w:sz="0"/>
-              <w:left w:val="none" w:color="FFFFFF" w:sz="0"/>
-              <w:bottom w:val="none" w:color="FFFFFF" w:sz="0"/>
-              <w:right w:val="none" w:color="FFFFFF" w:sz="0"/>
-            </w:tcBorders>
-            <w:tcMar>
-              <w:top w:type="dxa" w:w="50"/>
-              <w:left w:type="dxa" w:w="90"/>
-              <w:bottom w:type="dxa" w:w="50"/>
-              <w:right w:type="dxa" w:w="90"/>
-            </w:tcMar>
-          </w:tcPr>
-          <w:p>
-            <w:pPr>
-              <w:spacing w:line="260"/>
-            </w:pPr>
-            <w:r>
-              <w:rPr>
-                <w:rFonts w:ascii="Arial" w:cs="Arial" w:eastAsia="Arial" w:hAnsi="Arial"/>
-                <w:b w:val="false"/>
-                <w:bCs w:val="false"/>
-                <w:sz w:val="19"/>
-                <w:szCs w:val="19"/>
-              </w:rPr>
-              <w:t xml:space="preserve">Tabla 4, Figuras 24 a 26, Tabla A1</w:t>
-            </w:r>
-          </w:p>
-        </w:tc>
-      </w:tr>
-      <w:tr>
-        <w:trPr>
-          <w:cantSplit/>
-          <w:tblHeader w:val="off"/>
-        </w:trPr>
-        <w:tc>
-          <w:tcPr>
-            <w:tcW w:type="dxa" w:w="2381"/>
-            <w:tcBorders>
-              <w:top w:val="none" w:color="FFFFFF" w:sz="0"/>
-              <w:left w:val="none" w:color="FFFFFF" w:sz="0"/>
-              <w:bottom w:val="none" w:color="FFFFFF" w:sz="0"/>
-              <w:right w:val="none" w:color="FFFFFF" w:sz="0"/>
-            </w:tcBorders>
-            <w:tcMar>
-              <w:top w:type="dxa" w:w="50"/>
-              <w:left w:type="dxa" w:w="90"/>
-              <w:bottom w:type="dxa" w:w="50"/>
-              <w:right w:type="dxa" w:w="90"/>
-            </w:tcMar>
-          </w:tcPr>
-          <w:p>
-            <w:pPr>
-              <w:spacing w:line="260"/>
-            </w:pPr>
-            <w:r>
-              <w:rPr>
-                <w:rFonts w:ascii="Arial" w:cs="Arial" w:eastAsia="Arial" w:hAnsi="Arial"/>
-                <w:b w:val="false"/>
-                <w:bCs w:val="false"/>
-                <w:sz w:val="19"/>
-                <w:szCs w:val="19"/>
-              </w:rPr>
-              <w:t xml:space="preserve">Interfaz amigable y adaptable</w:t>
-            </w:r>
-          </w:p>
-        </w:tc>
-        <w:tc>
-          <w:tcPr>
-            <w:tcW w:type="dxa" w:w="3742"/>
-            <w:tcBorders>
-              <w:top w:val="none" w:color="FFFFFF" w:sz="0"/>
-              <w:left w:val="none" w:color="FFFFFF" w:sz="0"/>
-              <w:bottom w:val="none" w:color="FFFFFF" w:sz="0"/>
-              <w:right w:val="none" w:color="FFFFFF" w:sz="0"/>
-            </w:tcBorders>
-            <w:tcMar>
-              <w:top w:type="dxa" w:w="50"/>
-              <w:left w:type="dxa" w:w="90"/>
-              <w:bottom w:type="dxa" w:w="50"/>
-              <w:right w:type="dxa" w:w="90"/>
-            </w:tcMar>
-          </w:tcPr>
-          <w:p>
-            <w:pPr>
-              <w:spacing w:line="260"/>
-            </w:pPr>
-            <w:r>
-              <w:rPr>
-                <w:rFonts w:ascii="Arial" w:cs="Arial" w:eastAsia="Arial" w:hAnsi="Arial"/>
-                <w:b w:val="false"/>
-                <w:bCs w:val="false"/>
-                <w:sz w:val="19"/>
-                <w:szCs w:val="19"/>
-              </w:rPr>
-              <w:t xml:space="preserve">Tema claro y oscuro, mensajes claros, barra lateral en pantallas grandes</w:t>
-            </w:r>
-          </w:p>
-        </w:tc>
-        <w:tc>
-          <w:tcPr>
-            <w:tcW w:type="dxa" w:w="2948"/>
-            <w:tcBorders>
-              <w:top w:val="none" w:color="FFFFFF" w:sz="0"/>
-              <w:left w:val="none" w:color="FFFFFF" w:sz="0"/>
-              <w:bottom w:val="none" w:color="FFFFFF" w:sz="0"/>
-              <w:right w:val="none" w:color="FFFFFF" w:sz="0"/>
-            </w:tcBorders>
-            <w:tcMar>
-              <w:top w:type="dxa" w:w="50"/>
-              <w:left w:type="dxa" w:w="90"/>
-              <w:bottom w:type="dxa" w:w="50"/>
-              <w:right w:type="dxa" w:w="90"/>
-            </w:tcMar>
-          </w:tcPr>
-          <w:p>
-            <w:pPr>
-              <w:spacing w:line="260"/>
-            </w:pPr>
-            <w:r>
-              <w:rPr>
-                <w:rFonts w:ascii="Arial" w:cs="Arial" w:eastAsia="Arial" w:hAnsi="Arial"/>
-                <w:b w:val="false"/>
-                <w:bCs w:val="false"/>
-                <w:sz w:val="19"/>
-                <w:szCs w:val="19"/>
-              </w:rPr>
-              <w:t xml:space="preserve">Figuras 8, 27 y 28</w:t>
-            </w:r>
-          </w:p>
-        </w:tc>
-      </w:tr>
-      <w:tr>
-        <w:trPr>
-          <w:cantSplit/>
-          <w:tblHeader w:val="off"/>
-        </w:trPr>
-        <w:tc>
-          <w:tcPr>
-            <w:tcW w:type="dxa" w:w="2381"/>
-            <w:tcBorders>
-              <w:top w:val="none" w:color="FFFFFF" w:sz="0"/>
-              <w:left w:val="none" w:color="FFFFFF" w:sz="0"/>
-              <w:bottom w:val="none" w:color="FFFFFF" w:sz="0"/>
-              <w:right w:val="none" w:color="FFFFFF" w:sz="0"/>
-            </w:tcBorders>
-            <w:tcMar>
-              <w:top w:type="dxa" w:w="50"/>
-              <w:left w:type="dxa" w:w="90"/>
-              <w:bottom w:type="dxa" w:w="50"/>
-              <w:right w:type="dxa" w:w="90"/>
-            </w:tcMar>
-          </w:tcPr>
-          <w:p>
-            <w:pPr>
-              <w:spacing w:line="260"/>
-            </w:pPr>
-            <w:r>
-              <w:rPr>
-                <w:rFonts w:ascii="Arial" w:cs="Arial" w:eastAsia="Arial" w:hAnsi="Arial"/>
-                <w:b w:val="false"/>
-                <w:bCs w:val="false"/>
-                <w:sz w:val="19"/>
-                <w:szCs w:val="19"/>
-              </w:rPr>
-              <w:t xml:space="preserve">Navegación y componentes bien estructurados</w:t>
-            </w:r>
-          </w:p>
-        </w:tc>
-        <w:tc>
-          <w:tcPr>
-            <w:tcW w:type="dxa" w:w="3742"/>
-            <w:tcBorders>
-              <w:top w:val="none" w:color="FFFFFF" w:sz="0"/>
-              <w:left w:val="none" w:color="FFFFFF" w:sz="0"/>
-              <w:bottom w:val="none" w:color="FFFFFF" w:sz="0"/>
-              <w:right w:val="none" w:color="FFFFFF" w:sz="0"/>
-            </w:tcBorders>
-            <w:tcMar>
-              <w:top w:type="dxa" w:w="50"/>
-              <w:left w:type="dxa" w:w="90"/>
-              <w:bottom w:type="dxa" w:w="50"/>
-              <w:right w:type="dxa" w:w="90"/>
-            </w:tcMar>
-          </w:tcPr>
-          <w:p>
-            <w:pPr>
-              <w:spacing w:line="260"/>
-            </w:pPr>
-            <w:r>
-              <w:rPr>
-                <w:rFonts w:ascii="Arial" w:cs="Arial" w:eastAsia="Arial" w:hAnsi="Arial"/>
-                <w:b w:val="false"/>
-                <w:bCs w:val="false"/>
-                <w:sz w:val="19"/>
-                <w:szCs w:val="19"/>
-              </w:rPr>
-              <w:t xml:space="preserve">Expo Router con pila de pantallas y pestañas; componentes reutilizables en </w:t>
-            </w:r>
-            <w:r>
-              <w:rPr>
-                <w:rFonts w:ascii="Courier New" w:cs="Courier New" w:eastAsia="Courier New" w:hAnsi="Courier New"/>
-                <w:b w:val="false"/>
-                <w:bCs w:val="false"/>
-                <w:sz w:val="20"/>
-                <w:szCs w:val="20"/>
-              </w:rPr>
-              <w:t xml:space="preserve">mobile/src/components</w:t>
-            </w:r>
-          </w:p>
-        </w:tc>
-        <w:tc>
-          <w:tcPr>
-            <w:tcW w:type="dxa" w:w="2948"/>
-            <w:tcBorders>
-              <w:top w:val="none" w:color="FFFFFF" w:sz="0"/>
-              <w:left w:val="none" w:color="FFFFFF" w:sz="0"/>
-              <w:bottom w:val="none" w:color="FFFFFF" w:sz="0"/>
-              <w:right w:val="none" w:color="FFFFFF" w:sz="0"/>
-            </w:tcBorders>
-            <w:tcMar>
-              <w:top w:type="dxa" w:w="50"/>
-              <w:left w:type="dxa" w:w="90"/>
-              <w:bottom w:type="dxa" w:w="50"/>
-              <w:right w:type="dxa" w:w="90"/>
-            </w:tcMar>
-          </w:tcPr>
-          <w:p>
-            <w:pPr>
-              <w:spacing w:line="260"/>
-            </w:pPr>
-            <w:r>
-              <w:rPr>
-                <w:rFonts w:ascii="Arial" w:cs="Arial" w:eastAsia="Arial" w:hAnsi="Arial"/>
-                <w:b w:val="false"/>
-                <w:bCs w:val="false"/>
-                <w:sz w:val="19"/>
-                <w:szCs w:val="19"/>
-              </w:rPr>
-              <w:t xml:space="preserve">Tabla 4</w:t>
-            </w:r>
-          </w:p>
-        </w:tc>
-      </w:tr>
-      <w:tr>
-        <w:trPr>
-          <w:cantSplit/>
-          <w:tblHeader w:val="off"/>
-        </w:trPr>
-        <w:tc>
-          <w:tcPr>
-            <w:tcW w:type="dxa" w:w="2381"/>
-            <w:tcBorders>
-              <w:top w:val="none" w:color="FFFFFF" w:sz="0"/>
-              <w:left w:val="none" w:color="FFFFFF" w:sz="0"/>
-              <w:bottom w:val="none" w:color="FFFFFF" w:sz="0"/>
-              <w:right w:val="none" w:color="FFFFFF" w:sz="0"/>
-            </w:tcBorders>
-            <w:tcMar>
-              <w:top w:type="dxa" w:w="50"/>
-              <w:left w:type="dxa" w:w="90"/>
-              <w:bottom w:type="dxa" w:w="50"/>
-              <w:right w:type="dxa" w:w="90"/>
-            </w:tcMar>
-          </w:tcPr>
-          <w:p>
-            <w:pPr>
-              <w:spacing w:line="260"/>
-            </w:pPr>
-            <w:r>
-              <w:rPr>
-                <w:rFonts w:ascii="Arial" w:cs="Arial" w:eastAsia="Arial" w:hAnsi="Arial"/>
-                <w:b w:val="false"/>
-                <w:bCs w:val="false"/>
-                <w:sz w:val="19"/>
-                <w:szCs w:val="19"/>
-              </w:rPr>
-              <w:t xml:space="preserve">Consumo de API con CRUD (ABML)</w:t>
-            </w:r>
-          </w:p>
-        </w:tc>
-        <w:tc>
-          <w:tcPr>
-            <w:tcW w:type="dxa" w:w="3742"/>
-            <w:tcBorders>
-              <w:top w:val="none" w:color="FFFFFF" w:sz="0"/>
-              <w:left w:val="none" w:color="FFFFFF" w:sz="0"/>
-              <w:bottom w:val="none" w:color="FFFFFF" w:sz="0"/>
-              <w:right w:val="none" w:color="FFFFFF" w:sz="0"/>
-            </w:tcBorders>
-            <w:tcMar>
-              <w:top w:type="dxa" w:w="50"/>
-              <w:left w:type="dxa" w:w="90"/>
-              <w:bottom w:type="dxa" w:w="50"/>
-              <w:right w:type="dxa" w:w="90"/>
-            </w:tcMar>
-          </w:tcPr>
-          <w:p>
-            <w:pPr>
-              <w:spacing w:line="260"/>
-            </w:pPr>
-            <w:r>
-              <w:rPr>
-                <w:rFonts w:ascii="Arial" w:cs="Arial" w:eastAsia="Arial" w:hAnsi="Arial"/>
-                <w:b w:val="false"/>
-                <w:bCs w:val="false"/>
-                <w:sz w:val="19"/>
-                <w:szCs w:val="19"/>
-              </w:rPr>
-              <w:t xml:space="preserve">Alta, lectura, modificación y baja de comidas, alimentos, entrenamientos y usuarios</w:t>
-            </w:r>
-          </w:p>
-        </w:tc>
-        <w:tc>
-          <w:tcPr>
-            <w:tcW w:type="dxa" w:w="2948"/>
-            <w:tcBorders>
-              <w:top w:val="none" w:color="FFFFFF" w:sz="0"/>
-              <w:left w:val="none" w:color="FFFFFF" w:sz="0"/>
-              <w:bottom w:val="none" w:color="FFFFFF" w:sz="0"/>
-              <w:right w:val="none" w:color="FFFFFF" w:sz="0"/>
-            </w:tcBorders>
-            <w:tcMar>
-              <w:top w:type="dxa" w:w="50"/>
-              <w:left w:type="dxa" w:w="90"/>
-              <w:bottom w:type="dxa" w:w="50"/>
-              <w:right w:type="dxa" w:w="90"/>
-            </w:tcMar>
-          </w:tcPr>
-          <w:p>
-            <w:pPr>
-              <w:spacing w:line="260"/>
-            </w:pPr>
-            <w:r>
-              <w:rPr>
-                <w:rFonts w:ascii="Arial" w:cs="Arial" w:eastAsia="Arial" w:hAnsi="Arial"/>
-                <w:b w:val="false"/>
-                <w:bCs w:val="false"/>
-                <w:sz w:val="19"/>
-                <w:szCs w:val="19"/>
-              </w:rPr>
-              <w:t xml:space="preserve">Figuras 10 a 14, 16, 17, 20 a 22, 25 y 26</w:t>
-            </w:r>
-          </w:p>
-        </w:tc>
-      </w:tr>
-      <w:tr>
-        <w:trPr>
-          <w:cantSplit/>
-          <w:tblHeader w:val="off"/>
-        </w:trPr>
-        <w:tc>
-          <w:tcPr>
-            <w:tcW w:type="dxa" w:w="2381"/>
-            <w:tcBorders>
-              <w:top w:val="none" w:color="FFFFFF" w:sz="0"/>
-              <w:left w:val="none" w:color="FFFFFF" w:sz="0"/>
-              <w:bottom w:val="none" w:color="FFFFFF" w:sz="0"/>
-              <w:right w:val="none" w:color="FFFFFF" w:sz="0"/>
-            </w:tcBorders>
-            <w:tcMar>
-              <w:top w:type="dxa" w:w="50"/>
-              <w:left w:type="dxa" w:w="90"/>
-              <w:bottom w:type="dxa" w:w="50"/>
-              <w:right w:type="dxa" w:w="90"/>
-            </w:tcMar>
-          </w:tcPr>
-          <w:p>
-            <w:pPr>
-              <w:spacing w:line="260"/>
-            </w:pPr>
-            <w:r>
-              <w:rPr>
-                <w:rFonts w:ascii="Arial" w:cs="Arial" w:eastAsia="Arial" w:hAnsi="Arial"/>
-                <w:b w:val="false"/>
-                <w:bCs w:val="false"/>
-                <w:sz w:val="19"/>
-                <w:szCs w:val="19"/>
-              </w:rPr>
-              <w:t xml:space="preserve">Errores con mensajes adecuados</w:t>
-            </w:r>
-          </w:p>
-        </w:tc>
-        <w:tc>
-          <w:tcPr>
-            <w:tcW w:type="dxa" w:w="3742"/>
-            <w:tcBorders>
-              <w:top w:val="none" w:color="FFFFFF" w:sz="0"/>
-              <w:left w:val="none" w:color="FFFFFF" w:sz="0"/>
-              <w:bottom w:val="none" w:color="FFFFFF" w:sz="0"/>
-              <w:right w:val="none" w:color="FFFFFF" w:sz="0"/>
-            </w:tcBorders>
-            <w:tcMar>
-              <w:top w:type="dxa" w:w="50"/>
-              <w:left w:type="dxa" w:w="90"/>
-              <w:bottom w:type="dxa" w:w="50"/>
-              <w:right w:type="dxa" w:w="90"/>
-            </w:tcMar>
-          </w:tcPr>
-          <w:p>
-            <w:pPr>
-              <w:spacing w:line="260"/>
-            </w:pPr>
-            <w:r>
-              <w:rPr>
-                <w:rFonts w:ascii="Arial" w:cs="Arial" w:eastAsia="Arial" w:hAnsi="Arial"/>
-                <w:b w:val="false"/>
-                <w:bCs w:val="false"/>
-                <w:sz w:val="19"/>
-                <w:szCs w:val="19"/>
-              </w:rPr>
-              <w:t xml:space="preserve">Mensaje por campo y mensajes del servidor en castellano</w:t>
-            </w:r>
-          </w:p>
-        </w:tc>
-        <w:tc>
-          <w:tcPr>
-            <w:tcW w:type="dxa" w:w="2948"/>
-            <w:tcBorders>
-              <w:top w:val="none" w:color="FFFFFF" w:sz="0"/>
-              <w:left w:val="none" w:color="FFFFFF" w:sz="0"/>
-              <w:bottom w:val="none" w:color="FFFFFF" w:sz="0"/>
-              <w:right w:val="none" w:color="FFFFFF" w:sz="0"/>
-            </w:tcBorders>
-            <w:tcMar>
-              <w:top w:type="dxa" w:w="50"/>
-              <w:left w:type="dxa" w:w="90"/>
-              <w:bottom w:type="dxa" w:w="50"/>
-              <w:right w:type="dxa" w:w="90"/>
-            </w:tcMar>
-          </w:tcPr>
-          <w:p>
-            <w:pPr>
-              <w:spacing w:line="260"/>
-            </w:pPr>
-            <w:r>
-              <w:rPr>
-                <w:rFonts w:ascii="Arial" w:cs="Arial" w:eastAsia="Arial" w:hAnsi="Arial"/>
-                <w:b w:val="false"/>
-                <w:bCs w:val="false"/>
-                <w:sz w:val="19"/>
-                <w:szCs w:val="19"/>
-              </w:rPr>
-              <w:t xml:space="preserve">Tabla 5</w:t>
-            </w:r>
-          </w:p>
-        </w:tc>
-      </w:tr>
-      <w:tr>
-        <w:trPr>
-          <w:cantSplit/>
-          <w:tblHeader w:val="off"/>
-        </w:trPr>
-        <w:tc>
-          <w:tcPr>
-            <w:tcW w:type="dxa" w:w="2381"/>
-            <w:tcBorders>
-              <w:top w:val="none" w:color="FFFFFF" w:sz="0"/>
-              <w:left w:val="none" w:color="FFFFFF" w:sz="0"/>
-              <w:bottom w:val="none" w:color="FFFFFF" w:sz="0"/>
-              <w:right w:val="none" w:color="FFFFFF" w:sz="0"/>
-            </w:tcBorders>
-            <w:tcMar>
-              <w:top w:type="dxa" w:w="50"/>
-              <w:left w:type="dxa" w:w="90"/>
-              <w:bottom w:type="dxa" w:w="50"/>
-              <w:right w:type="dxa" w:w="90"/>
-            </w:tcMar>
-          </w:tcPr>
-          <w:p>
-            <w:pPr>
-              <w:spacing w:line="260"/>
-            </w:pPr>
-            <w:r>
-              <w:rPr>
-                <w:rFonts w:ascii="Arial" w:cs="Arial" w:eastAsia="Arial" w:hAnsi="Arial"/>
-                <w:b/>
-                <w:bCs/>
-                <w:sz w:val="19"/>
-                <w:szCs w:val="19"/>
-              </w:rPr>
-              <w:t xml:space="preserve">2. Frontend (React Native)</w:t>
-            </w:r>
-          </w:p>
-        </w:tc>
-        <w:tc>
-          <w:tcPr>
-            <w:tcW w:type="dxa" w:w="3742"/>
-            <w:tcBorders>
-              <w:top w:val="none" w:color="FFFFFF" w:sz="0"/>
-              <w:left w:val="none" w:color="FFFFFF" w:sz="0"/>
-              <w:bottom w:val="none" w:color="FFFFFF" w:sz="0"/>
-              <w:right w:val="none" w:color="FFFFFF" w:sz="0"/>
-            </w:tcBorders>
-            <w:tcMar>
-              <w:top w:type="dxa" w:w="50"/>
-              <w:left w:type="dxa" w:w="90"/>
-              <w:bottom w:type="dxa" w:w="50"/>
-              <w:right w:type="dxa" w:w="90"/>
-            </w:tcMar>
-          </w:tcPr>
-          <w:p>
-            <w:pPr>
-              <w:spacing w:line="260"/>
-            </w:pPr>
-          </w:p>
-        </w:tc>
-        <w:tc>
-          <w:tcPr>
-            <w:tcW w:type="dxa" w:w="2948"/>
-            <w:tcBorders>
-              <w:top w:val="none" w:color="FFFFFF" w:sz="0"/>
-              <w:left w:val="none" w:color="FFFFFF" w:sz="0"/>
-              <w:bottom w:val="none" w:color="FFFFFF" w:sz="0"/>
-              <w:right w:val="none" w:color="FFFFFF" w:sz="0"/>
-            </w:tcBorders>
-            <w:tcMar>
-              <w:top w:type="dxa" w:w="50"/>
-              <w:left w:type="dxa" w:w="90"/>
-              <w:bottom w:type="dxa" w:w="50"/>
-              <w:right w:type="dxa" w:w="90"/>
-            </w:tcMar>
-          </w:tcPr>
-          <w:p>
-            <w:pPr>
-              <w:spacing w:line="260"/>
-            </w:pPr>
-          </w:p>
-        </w:tc>
-      </w:tr>
-      <w:tr>
-        <w:trPr>
-          <w:cantSplit/>
-          <w:tblHeader w:val="off"/>
-        </w:trPr>
-        <w:tc>
-          <w:tcPr>
-            <w:tcW w:type="dxa" w:w="2381"/>
-            <w:tcBorders>
-              <w:top w:val="none" w:color="FFFFFF" w:sz="0"/>
-              <w:left w:val="none" w:color="FFFFFF" w:sz="0"/>
-              <w:bottom w:val="none" w:color="FFFFFF" w:sz="0"/>
-              <w:right w:val="none" w:color="FFFFFF" w:sz="0"/>
-            </w:tcBorders>
-            <w:tcMar>
-              <w:top w:type="dxa" w:w="50"/>
-              <w:left w:type="dxa" w:w="90"/>
-              <w:bottom w:type="dxa" w:w="50"/>
-              <w:right w:type="dxa" w:w="90"/>
-            </w:tcMar>
-          </w:tcPr>
-          <w:p>
-            <w:pPr>
-              <w:spacing w:line="260"/>
-            </w:pPr>
-            <w:r>
-              <w:rPr>
-                <w:rFonts w:ascii="Arial" w:cs="Arial" w:eastAsia="Arial" w:hAnsi="Arial"/>
-                <w:b w:val="false"/>
-                <w:bCs w:val="false"/>
-                <w:sz w:val="19"/>
-                <w:szCs w:val="19"/>
-              </w:rPr>
-              <w:t xml:space="preserve">Navegación fluida</w:t>
-            </w:r>
-          </w:p>
-        </w:tc>
-        <w:tc>
-          <w:tcPr>
-            <w:tcW w:type="dxa" w:w="3742"/>
-            <w:tcBorders>
-              <w:top w:val="none" w:color="FFFFFF" w:sz="0"/>
-              <w:left w:val="none" w:color="FFFFFF" w:sz="0"/>
-              <w:bottom w:val="none" w:color="FFFFFF" w:sz="0"/>
-              <w:right w:val="none" w:color="FFFFFF" w:sz="0"/>
-            </w:tcBorders>
-            <w:tcMar>
-              <w:top w:type="dxa" w:w="50"/>
-              <w:left w:type="dxa" w:w="90"/>
-              <w:bottom w:type="dxa" w:w="50"/>
-              <w:right w:type="dxa" w:w="90"/>
-            </w:tcMar>
-          </w:tcPr>
-          <w:p>
-            <w:pPr>
-              <w:spacing w:line="260"/>
-            </w:pPr>
-            <w:r>
-              <w:rPr>
-                <w:rFonts w:ascii="Arial" w:cs="Arial" w:eastAsia="Arial" w:hAnsi="Arial"/>
-                <w:b w:val="false"/>
-                <w:bCs w:val="false"/>
-                <w:sz w:val="19"/>
-                <w:szCs w:val="19"/>
-              </w:rPr>
-              <w:t xml:space="preserve">Expo Router: rutas protegidas por sesión y por rol</w:t>
-            </w:r>
-          </w:p>
-        </w:tc>
-        <w:tc>
-          <w:tcPr>
-            <w:tcW w:type="dxa" w:w="2948"/>
-            <w:tcBorders>
-              <w:top w:val="none" w:color="FFFFFF" w:sz="0"/>
-              <w:left w:val="none" w:color="FFFFFF" w:sz="0"/>
-              <w:bottom w:val="none" w:color="FFFFFF" w:sz="0"/>
-              <w:right w:val="none" w:color="FFFFFF" w:sz="0"/>
-            </w:tcBorders>
-            <w:tcMar>
-              <w:top w:type="dxa" w:w="50"/>
-              <w:left w:type="dxa" w:w="90"/>
-              <w:bottom w:type="dxa" w:w="50"/>
-              <w:right w:type="dxa" w:w="90"/>
-            </w:tcMar>
-          </w:tcPr>
-          <w:p>
-            <w:pPr>
-              <w:spacing w:line="260"/>
-            </w:pPr>
-            <w:r>
-              <w:rPr>
-                <w:rFonts w:ascii="Courier New" w:cs="Courier New" w:eastAsia="Courier New" w:hAnsi="Courier New"/>
-                <w:b w:val="false"/>
-                <w:bCs w:val="false"/>
-                <w:sz w:val="20"/>
-                <w:szCs w:val="20"/>
-              </w:rPr>
-              <w:t xml:space="preserve">mobile/src/app/</w:t>
-            </w:r>
-          </w:p>
-        </w:tc>
-      </w:tr>
-      <w:tr>
-        <w:trPr>
-          <w:cantSplit/>
-          <w:tblHeader w:val="off"/>
-        </w:trPr>
-        <w:tc>
-          <w:tcPr>
-            <w:tcW w:type="dxa" w:w="2381"/>
-            <w:tcBorders>
-              <w:top w:val="none" w:color="FFFFFF" w:sz="0"/>
-              <w:left w:val="none" w:color="FFFFFF" w:sz="0"/>
-              <w:bottom w:val="none" w:color="FFFFFF" w:sz="0"/>
-              <w:right w:val="none" w:color="FFFFFF" w:sz="0"/>
-            </w:tcBorders>
-            <w:tcMar>
-              <w:top w:type="dxa" w:w="50"/>
-              <w:left w:type="dxa" w:w="90"/>
-              <w:bottom w:type="dxa" w:w="50"/>
-              <w:right w:type="dxa" w:w="90"/>
-            </w:tcMar>
-          </w:tcPr>
-          <w:p>
-            <w:pPr>
-              <w:spacing w:line="260"/>
-            </w:pPr>
-            <w:r>
-              <w:rPr>
-                <w:rFonts w:ascii="Arial" w:cs="Arial" w:eastAsia="Arial" w:hAnsi="Arial"/>
-                <w:b w:val="false"/>
-                <w:bCs w:val="false"/>
-                <w:sz w:val="19"/>
-                <w:szCs w:val="19"/>
-              </w:rPr>
-              <w:t xml:space="preserve">Estado global con Context API</w:t>
-            </w:r>
-          </w:p>
-        </w:tc>
-        <w:tc>
-          <w:tcPr>
-            <w:tcW w:type="dxa" w:w="3742"/>
-            <w:tcBorders>
-              <w:top w:val="none" w:color="FFFFFF" w:sz="0"/>
-              <w:left w:val="none" w:color="FFFFFF" w:sz="0"/>
-              <w:bottom w:val="none" w:color="FFFFFF" w:sz="0"/>
-              <w:right w:val="none" w:color="FFFFFF" w:sz="0"/>
-            </w:tcBorders>
-            <w:tcMar>
-              <w:top w:type="dxa" w:w="50"/>
-              <w:left w:type="dxa" w:w="90"/>
-              <w:bottom w:type="dxa" w:w="50"/>
-              <w:right w:type="dxa" w:w="90"/>
-            </w:tcMar>
-          </w:tcPr>
-          <w:p>
-            <w:pPr>
-              <w:spacing w:line="260"/>
-            </w:pPr>
-            <w:r>
-              <w:rPr>
-                <w:rFonts w:ascii="Courier New" w:cs="Courier New" w:eastAsia="Courier New" w:hAnsi="Courier New"/>
-                <w:b w:val="false"/>
-                <w:bCs w:val="false"/>
-                <w:sz w:val="20"/>
-                <w:szCs w:val="20"/>
-              </w:rPr>
-              <w:t xml:space="preserve">AuthContext</w:t>
-            </w:r>
-            <w:r>
-              <w:rPr>
-                <w:rFonts w:ascii="Arial" w:cs="Arial" w:eastAsia="Arial" w:hAnsi="Arial"/>
-                <w:b w:val="false"/>
-                <w:bCs w:val="false"/>
-                <w:sz w:val="19"/>
-                <w:szCs w:val="19"/>
-              </w:rPr>
-              <w:t xml:space="preserve"> (Context API y </w:t>
-            </w:r>
-            <w:r>
-              <w:rPr>
-                <w:rFonts w:ascii="Courier New" w:cs="Courier New" w:eastAsia="Courier New" w:hAnsi="Courier New"/>
-                <w:b w:val="false"/>
-                <w:bCs w:val="false"/>
-                <w:sz w:val="20"/>
-                <w:szCs w:val="20"/>
-              </w:rPr>
-              <w:t xml:space="preserve">useReducer</w:t>
-            </w:r>
-            <w:r>
-              <w:rPr>
-                <w:rFonts w:ascii="Arial" w:cs="Arial" w:eastAsia="Arial" w:hAnsi="Arial"/>
-                <w:b w:val="false"/>
-                <w:bCs w:val="false"/>
-                <w:sz w:val="19"/>
-                <w:szCs w:val="19"/>
-              </w:rPr>
-              <w:t xml:space="preserve">) maneja la sesión y los datos del usuario</w:t>
-            </w:r>
-          </w:p>
-        </w:tc>
-        <w:tc>
-          <w:tcPr>
-            <w:tcW w:type="dxa" w:w="2948"/>
-            <w:tcBorders>
-              <w:top w:val="none" w:color="FFFFFF" w:sz="0"/>
-              <w:left w:val="none" w:color="FFFFFF" w:sz="0"/>
-              <w:bottom w:val="none" w:color="FFFFFF" w:sz="0"/>
-              <w:right w:val="none" w:color="FFFFFF" w:sz="0"/>
-            </w:tcBorders>
-            <w:tcMar>
-              <w:top w:type="dxa" w:w="50"/>
-              <w:left w:type="dxa" w:w="90"/>
-              <w:bottom w:type="dxa" w:w="50"/>
-              <w:right w:type="dxa" w:w="90"/>
-            </w:tcMar>
-          </w:tcPr>
-          <w:p>
-            <w:pPr>
-              <w:spacing w:line="260"/>
-            </w:pPr>
-            <w:r>
-              <w:rPr>
-                <w:rFonts w:ascii="Courier New" w:cs="Courier New" w:eastAsia="Courier New" w:hAnsi="Courier New"/>
-                <w:b w:val="false"/>
-                <w:bCs w:val="false"/>
-                <w:sz w:val="20"/>
-                <w:szCs w:val="20"/>
-              </w:rPr>
-              <w:t xml:space="preserve">mobile/src/context/AuthContext.jsx</w:t>
-            </w:r>
-          </w:p>
-        </w:tc>
-      </w:tr>
-      <w:tr>
-        <w:trPr>
-          <w:cantSplit/>
-          <w:tblHeader w:val="off"/>
-        </w:trPr>
-        <w:tc>
-          <w:tcPr>
-            <w:tcW w:type="dxa" w:w="2381"/>
-            <w:tcBorders>
-              <w:top w:val="none" w:color="FFFFFF" w:sz="0"/>
-              <w:left w:val="none" w:color="FFFFFF" w:sz="0"/>
-              <w:bottom w:val="none" w:color="FFFFFF" w:sz="0"/>
-              <w:right w:val="none" w:color="FFFFFF" w:sz="0"/>
-            </w:tcBorders>
-            <w:tcMar>
-              <w:top w:type="dxa" w:w="50"/>
-              <w:left w:type="dxa" w:w="90"/>
-              <w:bottom w:type="dxa" w:w="50"/>
-              <w:right w:type="dxa" w:w="90"/>
-            </w:tcMar>
-          </w:tcPr>
-          <w:p>
-            <w:pPr>
-              <w:spacing w:line="260"/>
-            </w:pPr>
-            <w:r>
-              <w:rPr>
-                <w:rFonts w:ascii="Arial" w:cs="Arial" w:eastAsia="Arial" w:hAnsi="Arial"/>
-                <w:b w:val="false"/>
-                <w:bCs w:val="false"/>
-                <w:sz w:val="19"/>
-                <w:szCs w:val="19"/>
-              </w:rPr>
-              <w:t xml:space="preserve">Autenticación persistente</w:t>
-            </w:r>
-          </w:p>
-        </w:tc>
-        <w:tc>
-          <w:tcPr>
-            <w:tcW w:type="dxa" w:w="3742"/>
-            <w:tcBorders>
-              <w:top w:val="none" w:color="FFFFFF" w:sz="0"/>
-              <w:left w:val="none" w:color="FFFFFF" w:sz="0"/>
-              <w:bottom w:val="none" w:color="FFFFFF" w:sz="0"/>
-              <w:right w:val="none" w:color="FFFFFF" w:sz="0"/>
-            </w:tcBorders>
-            <w:tcMar>
-              <w:top w:type="dxa" w:w="50"/>
-              <w:left w:type="dxa" w:w="90"/>
-              <w:bottom w:type="dxa" w:w="50"/>
-              <w:right w:type="dxa" w:w="90"/>
-            </w:tcMar>
-          </w:tcPr>
-          <w:p>
-            <w:pPr>
-              <w:spacing w:line="260"/>
-            </w:pPr>
-            <w:r>
-              <w:rPr>
-                <w:rFonts w:ascii="Arial" w:cs="Arial" w:eastAsia="Arial" w:hAnsi="Arial"/>
-                <w:b w:val="false"/>
-                <w:bCs w:val="false"/>
-                <w:sz w:val="19"/>
-                <w:szCs w:val="19"/>
-              </w:rPr>
-              <w:t xml:space="preserve">Tokens guardados en SecureStore; la sesión se restaura al abrir la aplicación</w:t>
-            </w:r>
-          </w:p>
-        </w:tc>
-        <w:tc>
-          <w:tcPr>
-            <w:tcW w:type="dxa" w:w="2948"/>
-            <w:tcBorders>
-              <w:top w:val="none" w:color="FFFFFF" w:sz="0"/>
-              <w:left w:val="none" w:color="FFFFFF" w:sz="0"/>
-              <w:bottom w:val="none" w:color="FFFFFF" w:sz="0"/>
-              <w:right w:val="none" w:color="FFFFFF" w:sz="0"/>
-            </w:tcBorders>
-            <w:tcMar>
-              <w:top w:type="dxa" w:w="50"/>
-              <w:left w:type="dxa" w:w="90"/>
-              <w:bottom w:type="dxa" w:w="50"/>
-              <w:right w:type="dxa" w:w="90"/>
-            </w:tcMar>
-          </w:tcPr>
-          <w:p>
-            <w:pPr>
-              <w:spacing w:line="260"/>
-            </w:pPr>
-            <w:r>
-              <w:rPr>
-                <w:rFonts w:ascii="Arial" w:cs="Arial" w:eastAsia="Arial" w:hAnsi="Arial"/>
-                <w:b w:val="false"/>
-                <w:bCs w:val="false"/>
-                <w:sz w:val="19"/>
-                <w:szCs w:val="19"/>
-              </w:rPr>
-              <w:t xml:space="preserve">Figura 8a</w:t>
-            </w:r>
-          </w:p>
-        </w:tc>
-      </w:tr>
-      <w:tr>
-        <w:trPr>
-          <w:cantSplit/>
-          <w:tblHeader w:val="off"/>
-        </w:trPr>
-        <w:tc>
-          <w:tcPr>
-            <w:tcW w:type="dxa" w:w="2381"/>
-            <w:tcBorders>
-              <w:top w:val="none" w:color="FFFFFF" w:sz="0"/>
-              <w:left w:val="none" w:color="FFFFFF" w:sz="0"/>
-              <w:bottom w:val="none" w:color="FFFFFF" w:sz="0"/>
-              <w:right w:val="none" w:color="FFFFFF" w:sz="0"/>
-            </w:tcBorders>
-            <w:tcMar>
-              <w:top w:type="dxa" w:w="50"/>
-              <w:left w:type="dxa" w:w="90"/>
-              <w:bottom w:type="dxa" w:w="50"/>
-              <w:right w:type="dxa" w:w="90"/>
-            </w:tcMar>
-          </w:tcPr>
-          <w:p>
-            <w:pPr>
-              <w:spacing w:line="260"/>
-            </w:pPr>
-            <w:r>
-              <w:rPr>
-                <w:rFonts w:ascii="Arial" w:cs="Arial" w:eastAsia="Arial" w:hAnsi="Arial"/>
-                <w:b w:val="false"/>
-                <w:bCs w:val="false"/>
-                <w:sz w:val="19"/>
-                <w:szCs w:val="19"/>
-              </w:rPr>
-              <w:t xml:space="preserve">Componentes responsivos</w:t>
-            </w:r>
-          </w:p>
-        </w:tc>
-        <w:tc>
-          <w:tcPr>
-            <w:tcW w:type="dxa" w:w="3742"/>
-            <w:tcBorders>
-              <w:top w:val="none" w:color="FFFFFF" w:sz="0"/>
-              <w:left w:val="none" w:color="FFFFFF" w:sz="0"/>
-              <w:bottom w:val="none" w:color="FFFFFF" w:sz="0"/>
-              <w:right w:val="none" w:color="FFFFFF" w:sz="0"/>
-            </w:tcBorders>
-            <w:tcMar>
-              <w:top w:type="dxa" w:w="50"/>
-              <w:left w:type="dxa" w:w="90"/>
-              <w:bottom w:type="dxa" w:w="50"/>
-              <w:right w:type="dxa" w:w="90"/>
-            </w:tcMar>
-          </w:tcPr>
-          <w:p>
-            <w:pPr>
-              <w:spacing w:line="260"/>
-            </w:pPr>
-            <w:r>
-              <w:rPr>
-                <w:rFonts w:ascii="Courier New" w:cs="Courier New" w:eastAsia="Courier New" w:hAnsi="Courier New"/>
-                <w:b w:val="false"/>
-                <w:bCs w:val="false"/>
-                <w:sz w:val="20"/>
-                <w:szCs w:val="20"/>
-              </w:rPr>
-              <w:t xml:space="preserve">useWindowDimensions</w:t>
-            </w:r>
-            <w:r>
-              <w:rPr>
-                <w:rFonts w:ascii="Arial" w:cs="Arial" w:eastAsia="Arial" w:hAnsi="Arial"/>
-                <w:b w:val="false"/>
-                <w:bCs w:val="false"/>
-                <w:sz w:val="19"/>
-                <w:szCs w:val="19"/>
-              </w:rPr>
-              <w:t xml:space="preserve">: columnas y barra lateral según el ancho; orientación libre</w:t>
-            </w:r>
-          </w:p>
-        </w:tc>
-        <w:tc>
-          <w:tcPr>
-            <w:tcW w:type="dxa" w:w="2948"/>
-            <w:tcBorders>
-              <w:top w:val="none" w:color="FFFFFF" w:sz="0"/>
-              <w:left w:val="none" w:color="FFFFFF" w:sz="0"/>
-              <w:bottom w:val="none" w:color="FFFFFF" w:sz="0"/>
-              <w:right w:val="none" w:color="FFFFFF" w:sz="0"/>
-            </w:tcBorders>
-            <w:tcMar>
-              <w:top w:type="dxa" w:w="50"/>
-              <w:left w:type="dxa" w:w="90"/>
-              <w:bottom w:type="dxa" w:w="50"/>
-              <w:right w:type="dxa" w:w="90"/>
-            </w:tcMar>
-          </w:tcPr>
-          <w:p>
-            <w:pPr>
-              <w:spacing w:line="260"/>
-            </w:pPr>
-            <w:r>
-              <w:rPr>
-                <w:rFonts w:ascii="Arial" w:cs="Arial" w:eastAsia="Arial" w:hAnsi="Arial"/>
-                <w:b w:val="false"/>
-                <w:bCs w:val="false"/>
-                <w:sz w:val="19"/>
-                <w:szCs w:val="19"/>
-              </w:rPr>
-              <w:t xml:space="preserve">Figuras 27 y 28</w:t>
-            </w:r>
-          </w:p>
-        </w:tc>
-      </w:tr>
-      <w:tr>
-        <w:trPr>
-          <w:cantSplit/>
-          <w:tblHeader w:val="off"/>
-        </w:trPr>
-        <w:tc>
-          <w:tcPr>
-            <w:tcW w:type="dxa" w:w="2381"/>
-            <w:tcBorders>
-              <w:top w:val="none" w:color="FFFFFF" w:sz="0"/>
-              <w:left w:val="none" w:color="FFFFFF" w:sz="0"/>
-              <w:bottom w:val="none" w:color="FFFFFF" w:sz="0"/>
-              <w:right w:val="none" w:color="FFFFFF" w:sz="0"/>
-            </w:tcBorders>
-            <w:tcMar>
-              <w:top w:type="dxa" w:w="50"/>
-              <w:left w:type="dxa" w:w="90"/>
-              <w:bottom w:type="dxa" w:w="50"/>
-              <w:right w:type="dxa" w:w="90"/>
-            </w:tcMar>
-          </w:tcPr>
-          <w:p>
-            <w:pPr>
-              <w:spacing w:line="260"/>
-            </w:pPr>
-            <w:r>
-              <w:rPr>
-                <w:rFonts w:ascii="Arial" w:cs="Arial" w:eastAsia="Arial" w:hAnsi="Arial"/>
-                <w:b w:val="false"/>
-                <w:bCs w:val="false"/>
-                <w:sz w:val="19"/>
-                <w:szCs w:val="19"/>
-              </w:rPr>
-              <w:t xml:space="preserve">Errores en formularios y conexión</w:t>
-            </w:r>
-          </w:p>
-        </w:tc>
-        <w:tc>
-          <w:tcPr>
-            <w:tcW w:type="dxa" w:w="3742"/>
-            <w:tcBorders>
-              <w:top w:val="none" w:color="FFFFFF" w:sz="0"/>
-              <w:left w:val="none" w:color="FFFFFF" w:sz="0"/>
-              <w:bottom w:val="none" w:color="FFFFFF" w:sz="0"/>
-              <w:right w:val="none" w:color="FFFFFF" w:sz="0"/>
-            </w:tcBorders>
-            <w:tcMar>
-              <w:top w:type="dxa" w:w="50"/>
-              <w:left w:type="dxa" w:w="90"/>
-              <w:bottom w:type="dxa" w:w="50"/>
-              <w:right w:type="dxa" w:w="90"/>
-            </w:tcMar>
-          </w:tcPr>
-          <w:p>
-            <w:pPr>
-              <w:spacing w:line="260"/>
-            </w:pPr>
-            <w:r>
-              <w:rPr>
-                <w:rFonts w:ascii="Arial" w:cs="Arial" w:eastAsia="Arial" w:hAnsi="Arial"/>
-                <w:b w:val="false"/>
-                <w:bCs w:val="false"/>
-                <w:sz w:val="19"/>
-                <w:szCs w:val="19"/>
-              </w:rPr>
-              <w:t xml:space="preserve">Validación campo por campo; aviso y botón Reintentar si falla la conexión</w:t>
-            </w:r>
-          </w:p>
-        </w:tc>
-        <w:tc>
-          <w:tcPr>
-            <w:tcW w:type="dxa" w:w="2948"/>
-            <w:tcBorders>
-              <w:top w:val="none" w:color="FFFFFF" w:sz="0"/>
-              <w:left w:val="none" w:color="FFFFFF" w:sz="0"/>
-              <w:bottom w:val="none" w:color="FFFFFF" w:sz="0"/>
-              <w:right w:val="none" w:color="FFFFFF" w:sz="0"/>
-            </w:tcBorders>
-            <w:tcMar>
-              <w:top w:type="dxa" w:w="50"/>
-              <w:left w:type="dxa" w:w="90"/>
-              <w:bottom w:type="dxa" w:w="50"/>
-              <w:right w:type="dxa" w:w="90"/>
-            </w:tcMar>
-          </w:tcPr>
-          <w:p>
-            <w:pPr>
-              <w:spacing w:line="260"/>
-            </w:pPr>
-            <w:r>
-              <w:rPr>
-                <w:rFonts w:ascii="Arial" w:cs="Arial" w:eastAsia="Arial" w:hAnsi="Arial"/>
-                <w:b w:val="false"/>
-                <w:bCs w:val="false"/>
-                <w:sz w:val="19"/>
-                <w:szCs w:val="19"/>
-              </w:rPr>
-              <w:t xml:space="preserve">Figuras 1, 2, 4, 12, 16 y 20; Tabla 5</w:t>
-            </w:r>
-          </w:p>
-        </w:tc>
-      </w:tr>
-      <w:tr>
-        <w:trPr>
-          <w:cantSplit/>
-          <w:tblHeader w:val="off"/>
-        </w:trPr>
-        <w:tc>
-          <w:tcPr>
-            <w:tcW w:type="dxa" w:w="2381"/>
-            <w:tcBorders>
-              <w:top w:val="none" w:color="FFFFFF" w:sz="0"/>
-              <w:left w:val="none" w:color="FFFFFF" w:sz="0"/>
-              <w:bottom w:val="none" w:color="FFFFFF" w:sz="0"/>
-              <w:right w:val="none" w:color="FFFFFF" w:sz="0"/>
-            </w:tcBorders>
-            <w:tcMar>
-              <w:top w:type="dxa" w:w="50"/>
-              <w:left w:type="dxa" w:w="90"/>
-              <w:bottom w:type="dxa" w:w="50"/>
-              <w:right w:type="dxa" w:w="90"/>
-            </w:tcMar>
-          </w:tcPr>
-          <w:p>
-            <w:pPr>
-              <w:spacing w:line="260"/>
-            </w:pPr>
-            <w:r>
-              <w:rPr>
-                <w:rFonts w:ascii="Arial" w:cs="Arial" w:eastAsia="Arial" w:hAnsi="Arial"/>
-                <w:b/>
-                <w:bCs/>
-                <w:sz w:val="19"/>
-                <w:szCs w:val="19"/>
-              </w:rPr>
-              <w:t xml:space="preserve">3. Backend</w:t>
-            </w:r>
-          </w:p>
-        </w:tc>
-        <w:tc>
-          <w:tcPr>
-            <w:tcW w:type="dxa" w:w="3742"/>
-            <w:tcBorders>
-              <w:top w:val="none" w:color="FFFFFF" w:sz="0"/>
-              <w:left w:val="none" w:color="FFFFFF" w:sz="0"/>
-              <w:bottom w:val="none" w:color="FFFFFF" w:sz="0"/>
-              <w:right w:val="none" w:color="FFFFFF" w:sz="0"/>
-            </w:tcBorders>
-            <w:tcMar>
-              <w:top w:type="dxa" w:w="50"/>
-              <w:left w:type="dxa" w:w="90"/>
-              <w:bottom w:type="dxa" w:w="50"/>
-              <w:right w:type="dxa" w:w="90"/>
-            </w:tcMar>
-          </w:tcPr>
-          <w:p>
-            <w:pPr>
-              <w:spacing w:line="260"/>
-            </w:pPr>
-          </w:p>
-        </w:tc>
-        <w:tc>
-          <w:tcPr>
-            <w:tcW w:type="dxa" w:w="2948"/>
-            <w:tcBorders>
-              <w:top w:val="none" w:color="FFFFFF" w:sz="0"/>
-              <w:left w:val="none" w:color="FFFFFF" w:sz="0"/>
-              <w:bottom w:val="none" w:color="FFFFFF" w:sz="0"/>
-              <w:right w:val="none" w:color="FFFFFF" w:sz="0"/>
-            </w:tcBorders>
-            <w:tcMar>
-              <w:top w:type="dxa" w:w="50"/>
-              <w:left w:type="dxa" w:w="90"/>
-              <w:bottom w:type="dxa" w:w="50"/>
-              <w:right w:type="dxa" w:w="90"/>
-            </w:tcMar>
-          </w:tcPr>
-          <w:p>
-            <w:pPr>
-              <w:spacing w:line="260"/>
-            </w:pPr>
-          </w:p>
-        </w:tc>
-      </w:tr>
-      <w:tr>
-        <w:trPr>
-          <w:cantSplit/>
-          <w:tblHeader w:val="off"/>
-        </w:trPr>
-        <w:tc>
-          <w:tcPr>
-            <w:tcW w:type="dxa" w:w="2381"/>
-            <w:tcBorders>
-              <w:top w:val="none" w:color="FFFFFF" w:sz="0"/>
-              <w:left w:val="none" w:color="FFFFFF" w:sz="0"/>
-              <w:bottom w:val="none" w:color="FFFFFF" w:sz="0"/>
-              <w:right w:val="none" w:color="FFFFFF" w:sz="0"/>
-            </w:tcBorders>
-            <w:tcMar>
-              <w:top w:type="dxa" w:w="50"/>
-              <w:left w:type="dxa" w:w="90"/>
-              <w:bottom w:type="dxa" w:w="50"/>
-              <w:right w:type="dxa" w:w="90"/>
-            </w:tcMar>
-          </w:tcPr>
-          <w:p>
-            <w:pPr>
-              <w:spacing w:line="260"/>
-            </w:pPr>
-            <w:r>
-              <w:rPr>
-                <w:rFonts w:ascii="Arial" w:cs="Arial" w:eastAsia="Arial" w:hAnsi="Arial"/>
-                <w:b w:val="false"/>
-                <w:bCs w:val="false"/>
-                <w:sz w:val="19"/>
-                <w:szCs w:val="19"/>
-              </w:rPr>
-              <w:t xml:space="preserve">API REST</w:t>
-            </w:r>
-          </w:p>
-        </w:tc>
-        <w:tc>
-          <w:tcPr>
-            <w:tcW w:type="dxa" w:w="3742"/>
-            <w:tcBorders>
-              <w:top w:val="none" w:color="FFFFFF" w:sz="0"/>
-              <w:left w:val="none" w:color="FFFFFF" w:sz="0"/>
-              <w:bottom w:val="none" w:color="FFFFFF" w:sz="0"/>
-              <w:right w:val="none" w:color="FFFFFF" w:sz="0"/>
-            </w:tcBorders>
-            <w:tcMar>
-              <w:top w:type="dxa" w:w="50"/>
-              <w:left w:type="dxa" w:w="90"/>
-              <w:bottom w:type="dxa" w:w="50"/>
-              <w:right w:type="dxa" w:w="90"/>
-            </w:tcMar>
-          </w:tcPr>
-          <w:p>
-            <w:pPr>
-              <w:spacing w:line="260"/>
-            </w:pPr>
-            <w:r>
-              <w:rPr>
-                <w:rFonts w:ascii="Arial" w:cs="Arial" w:eastAsia="Arial" w:hAnsi="Arial"/>
-                <w:b w:val="false"/>
-                <w:bCs w:val="false"/>
-                <w:sz w:val="19"/>
-                <w:szCs w:val="19"/>
-              </w:rPr>
-              <w:t xml:space="preserve">Node.js con Express 5: 73 endpoints de login, registro, consulta y actualización de datos</w:t>
-            </w:r>
-          </w:p>
-        </w:tc>
-        <w:tc>
-          <w:tcPr>
-            <w:tcW w:type="dxa" w:w="2948"/>
-            <w:tcBorders>
-              <w:top w:val="none" w:color="FFFFFF" w:sz="0"/>
-              <w:left w:val="none" w:color="FFFFFF" w:sz="0"/>
-              <w:bottom w:val="none" w:color="FFFFFF" w:sz="0"/>
-              <w:right w:val="none" w:color="FFFFFF" w:sz="0"/>
-            </w:tcBorders>
-            <w:tcMar>
-              <w:top w:type="dxa" w:w="50"/>
-              <w:left w:type="dxa" w:w="90"/>
-              <w:bottom w:type="dxa" w:w="50"/>
-              <w:right w:type="dxa" w:w="90"/>
-            </w:tcMar>
-          </w:tcPr>
-          <w:p>
-            <w:pPr>
-              <w:spacing w:line="260"/>
-            </w:pPr>
-            <w:r>
-              <w:rPr>
-                <w:rFonts w:ascii="Courier New" w:cs="Courier New" w:eastAsia="Courier New" w:hAnsi="Courier New"/>
-                <w:b w:val="false"/>
-                <w:bCs w:val="false"/>
-                <w:sz w:val="20"/>
-                <w:szCs w:val="20"/>
-              </w:rPr>
-              <w:t xml:space="preserve">backend/README.md</w:t>
-            </w:r>
-          </w:p>
-        </w:tc>
-      </w:tr>
-      <w:tr>
-        <w:trPr>
-          <w:cantSplit/>
-          <w:tblHeader w:val="off"/>
-        </w:trPr>
-        <w:tc>
-          <w:tcPr>
-            <w:tcW w:type="dxa" w:w="2381"/>
-            <w:tcBorders>
-              <w:top w:val="none" w:color="FFFFFF" w:sz="0"/>
-              <w:left w:val="none" w:color="FFFFFF" w:sz="0"/>
-              <w:bottom w:val="none" w:color="FFFFFF" w:sz="0"/>
-              <w:right w:val="none" w:color="FFFFFF" w:sz="0"/>
-            </w:tcBorders>
-            <w:tcMar>
-              <w:top w:type="dxa" w:w="50"/>
-              <w:left w:type="dxa" w:w="90"/>
-              <w:bottom w:type="dxa" w:w="50"/>
-              <w:right w:type="dxa" w:w="90"/>
-            </w:tcMar>
-          </w:tcPr>
-          <w:p>
-            <w:pPr>
-              <w:spacing w:line="260"/>
-            </w:pPr>
-            <w:r>
-              <w:rPr>
-                <w:rFonts w:ascii="Arial" w:cs="Arial" w:eastAsia="Arial" w:hAnsi="Arial"/>
-                <w:b w:val="false"/>
-                <w:bCs w:val="false"/>
-                <w:sz w:val="19"/>
-                <w:szCs w:val="19"/>
-              </w:rPr>
-              <w:t xml:space="preserve">JWT de acceso y renovación</w:t>
-            </w:r>
-          </w:p>
-        </w:tc>
-        <w:tc>
-          <w:tcPr>
-            <w:tcW w:type="dxa" w:w="3742"/>
-            <w:tcBorders>
-              <w:top w:val="none" w:color="FFFFFF" w:sz="0"/>
-              <w:left w:val="none" w:color="FFFFFF" w:sz="0"/>
-              <w:bottom w:val="none" w:color="FFFFFF" w:sz="0"/>
-              <w:right w:val="none" w:color="FFFFFF" w:sz="0"/>
-            </w:tcBorders>
-            <w:tcMar>
-              <w:top w:type="dxa" w:w="50"/>
-              <w:left w:type="dxa" w:w="90"/>
-              <w:bottom w:type="dxa" w:w="50"/>
-              <w:right w:type="dxa" w:w="90"/>
-            </w:tcMar>
-          </w:tcPr>
-          <w:p>
-            <w:pPr>
-              <w:spacing w:line="260"/>
-            </w:pPr>
-            <w:r>
-              <w:rPr>
-                <w:rFonts w:ascii="Arial" w:cs="Arial" w:eastAsia="Arial" w:hAnsi="Arial"/>
-                <w:b w:val="false"/>
-                <w:bCs w:val="false"/>
-                <w:sz w:val="19"/>
-                <w:szCs w:val="19"/>
-              </w:rPr>
-              <w:t xml:space="preserve">Token de acceso de 15 minutos y de renovación de 30 días, con rotación</w:t>
-            </w:r>
-          </w:p>
-        </w:tc>
-        <w:tc>
-          <w:tcPr>
-            <w:tcW w:type="dxa" w:w="2948"/>
-            <w:tcBorders>
-              <w:top w:val="none" w:color="FFFFFF" w:sz="0"/>
-              <w:left w:val="none" w:color="FFFFFF" w:sz="0"/>
-              <w:bottom w:val="none" w:color="FFFFFF" w:sz="0"/>
-              <w:right w:val="none" w:color="FFFFFF" w:sz="0"/>
-            </w:tcBorders>
-            <w:tcMar>
-              <w:top w:type="dxa" w:w="50"/>
-              <w:left w:type="dxa" w:w="90"/>
-              <w:bottom w:type="dxa" w:w="50"/>
-              <w:right w:type="dxa" w:w="90"/>
-            </w:tcMar>
-          </w:tcPr>
-          <w:p>
-            <w:pPr>
-              <w:spacing w:line="260"/>
-            </w:pPr>
-            <w:r>
-              <w:rPr>
-                <w:rFonts w:ascii="Arial" w:cs="Arial" w:eastAsia="Arial" w:hAnsi="Arial"/>
-                <w:b w:val="false"/>
-                <w:bCs w:val="false"/>
-                <w:sz w:val="19"/>
-                <w:szCs w:val="19"/>
-              </w:rPr>
-              <w:t xml:space="preserve">Anexo A</w:t>
-            </w:r>
-          </w:p>
-        </w:tc>
-      </w:tr>
-      <w:tr>
-        <w:trPr>
-          <w:cantSplit/>
-          <w:tblHeader w:val="off"/>
-        </w:trPr>
-        <w:tc>
-          <w:tcPr>
-            <w:tcW w:type="dxa" w:w="2381"/>
-            <w:tcBorders>
-              <w:top w:val="none" w:color="FFFFFF" w:sz="0"/>
-              <w:left w:val="none" w:color="FFFFFF" w:sz="0"/>
-              <w:bottom w:val="none" w:color="FFFFFF" w:sz="0"/>
-              <w:right w:val="none" w:color="FFFFFF" w:sz="0"/>
-            </w:tcBorders>
-            <w:tcMar>
-              <w:top w:type="dxa" w:w="50"/>
-              <w:left w:type="dxa" w:w="90"/>
-              <w:bottom w:type="dxa" w:w="50"/>
-              <w:right w:type="dxa" w:w="90"/>
-            </w:tcMar>
-          </w:tcPr>
-          <w:p>
-            <w:pPr>
-              <w:spacing w:line="260"/>
-            </w:pPr>
-            <w:r>
-              <w:rPr>
-                <w:rFonts w:ascii="Arial" w:cs="Arial" w:eastAsia="Arial" w:hAnsi="Arial"/>
-                <w:b w:val="false"/>
-                <w:bCs w:val="false"/>
-                <w:sz w:val="19"/>
-                <w:szCs w:val="19"/>
-              </w:rPr>
-              <w:t xml:space="preserve">Base de datos MySQL</w:t>
-            </w:r>
-          </w:p>
-        </w:tc>
-        <w:tc>
-          <w:tcPr>
-            <w:tcW w:type="dxa" w:w="3742"/>
-            <w:tcBorders>
-              <w:top w:val="none" w:color="FFFFFF" w:sz="0"/>
-              <w:left w:val="none" w:color="FFFFFF" w:sz="0"/>
-              <w:bottom w:val="none" w:color="FFFFFF" w:sz="0"/>
-              <w:right w:val="none" w:color="FFFFFF" w:sz="0"/>
-            </w:tcBorders>
-            <w:tcMar>
-              <w:top w:type="dxa" w:w="50"/>
-              <w:left w:type="dxa" w:w="90"/>
-              <w:bottom w:type="dxa" w:w="50"/>
-              <w:right w:type="dxa" w:w="90"/>
-            </w:tcMar>
-          </w:tcPr>
-          <w:p>
-            <w:pPr>
-              <w:spacing w:line="260"/>
-            </w:pPr>
-            <w:r>
-              <w:rPr>
-                <w:rFonts w:ascii="Arial" w:cs="Arial" w:eastAsia="Arial" w:hAnsi="Arial"/>
-                <w:b w:val="false"/>
-                <w:bCs w:val="false"/>
-                <w:sz w:val="19"/>
-                <w:szCs w:val="19"/>
-              </w:rPr>
-              <w:t xml:space="preserve">15 tablas con claves foráneas e índices</w:t>
-            </w:r>
-          </w:p>
-        </w:tc>
-        <w:tc>
-          <w:tcPr>
-            <w:tcW w:type="dxa" w:w="2948"/>
-            <w:tcBorders>
-              <w:top w:val="none" w:color="FFFFFF" w:sz="0"/>
-              <w:left w:val="none" w:color="FFFFFF" w:sz="0"/>
-              <w:bottom w:val="none" w:color="FFFFFF" w:sz="0"/>
-              <w:right w:val="none" w:color="FFFFFF" w:sz="0"/>
-            </w:tcBorders>
-            <w:tcMar>
-              <w:top w:type="dxa" w:w="50"/>
-              <w:left w:type="dxa" w:w="90"/>
-              <w:bottom w:type="dxa" w:w="50"/>
-              <w:right w:type="dxa" w:w="90"/>
-            </w:tcMar>
-          </w:tcPr>
-          <w:p>
-            <w:pPr>
-              <w:spacing w:line="260"/>
-            </w:pPr>
-            <w:r>
-              <w:rPr>
-                <w:rFonts w:ascii="Courier New" w:cs="Courier New" w:eastAsia="Courier New" w:hAnsi="Courier New"/>
-                <w:b w:val="false"/>
-                <w:bCs w:val="false"/>
-                <w:sz w:val="20"/>
-                <w:szCs w:val="20"/>
-              </w:rPr>
-              <w:t xml:space="preserve">docs/BASE_DE_DATOS.md</w:t>
-            </w:r>
-          </w:p>
-        </w:tc>
-      </w:tr>
-      <w:tr>
-        <w:trPr>
-          <w:cantSplit/>
-          <w:tblHeader w:val="off"/>
-        </w:trPr>
-        <w:tc>
-          <w:tcPr>
-            <w:tcW w:type="dxa" w:w="2381"/>
-            <w:tcBorders>
-              <w:top w:val="none" w:color="FFFFFF" w:sz="0"/>
-              <w:left w:val="none" w:color="FFFFFF" w:sz="0"/>
-              <w:bottom w:val="none" w:color="FFFFFF" w:sz="0"/>
-              <w:right w:val="none" w:color="FFFFFF" w:sz="0"/>
-            </w:tcBorders>
-            <w:tcMar>
-              <w:top w:type="dxa" w:w="50"/>
-              <w:left w:type="dxa" w:w="90"/>
-              <w:bottom w:type="dxa" w:w="50"/>
-              <w:right w:type="dxa" w:w="90"/>
-            </w:tcMar>
-          </w:tcPr>
-          <w:p>
-            <w:pPr>
-              <w:spacing w:line="260"/>
-            </w:pPr>
-            <w:r>
-              <w:rPr>
-                <w:rFonts w:ascii="Arial" w:cs="Arial" w:eastAsia="Arial" w:hAnsi="Arial"/>
-                <w:b w:val="false"/>
-                <w:bCs w:val="false"/>
-                <w:sz w:val="19"/>
-                <w:szCs w:val="19"/>
-              </w:rPr>
-              <w:t xml:space="preserve">Gestión de roles en endpoints</w:t>
-            </w:r>
-          </w:p>
-        </w:tc>
-        <w:tc>
-          <w:tcPr>
-            <w:tcW w:type="dxa" w:w="3742"/>
-            <w:tcBorders>
-              <w:top w:val="none" w:color="FFFFFF" w:sz="0"/>
-              <w:left w:val="none" w:color="FFFFFF" w:sz="0"/>
-              <w:bottom w:val="none" w:color="FFFFFF" w:sz="0"/>
-              <w:right w:val="none" w:color="FFFFFF" w:sz="0"/>
-            </w:tcBorders>
-            <w:tcMar>
-              <w:top w:type="dxa" w:w="50"/>
-              <w:left w:type="dxa" w:w="90"/>
-              <w:bottom w:type="dxa" w:w="50"/>
-              <w:right w:type="dxa" w:w="90"/>
-            </w:tcMar>
-          </w:tcPr>
-          <w:p>
-            <w:pPr>
-              <w:spacing w:line="260"/>
-            </w:pPr>
-            <w:r>
-              <w:rPr>
-                <w:rFonts w:ascii="Arial" w:cs="Arial" w:eastAsia="Arial" w:hAnsi="Arial"/>
-                <w:b w:val="false"/>
-                <w:bCs w:val="false"/>
-                <w:sz w:val="19"/>
-                <w:szCs w:val="19"/>
-              </w:rPr>
-              <w:t xml:space="preserve">Middleware de autenticación y autorización por rol; el rol se lee de la base en cada pedido</w:t>
-            </w:r>
-          </w:p>
-        </w:tc>
-        <w:tc>
-          <w:tcPr>
-            <w:tcW w:type="dxa" w:w="2948"/>
-            <w:tcBorders>
-              <w:top w:val="none" w:color="FFFFFF" w:sz="0"/>
-              <w:left w:val="none" w:color="FFFFFF" w:sz="0"/>
-              <w:bottom w:val="none" w:color="FFFFFF" w:sz="0"/>
-              <w:right w:val="none" w:color="FFFFFF" w:sz="0"/>
-            </w:tcBorders>
-            <w:tcMar>
-              <w:top w:type="dxa" w:w="50"/>
-              <w:left w:type="dxa" w:w="90"/>
-              <w:bottom w:type="dxa" w:w="50"/>
-              <w:right w:type="dxa" w:w="90"/>
-            </w:tcMar>
-          </w:tcPr>
-          <w:p>
-            <w:pPr>
-              <w:spacing w:line="260"/>
-            </w:pPr>
-            <w:r>
-              <w:rPr>
-                <w:rFonts w:ascii="Arial" w:cs="Arial" w:eastAsia="Arial" w:hAnsi="Arial"/>
-                <w:b w:val="false"/>
-                <w:bCs w:val="false"/>
-                <w:sz w:val="19"/>
-                <w:szCs w:val="19"/>
-              </w:rPr>
-              <w:t xml:space="preserve">Tabla A1</w:t>
-            </w:r>
-          </w:p>
-        </w:tc>
-      </w:tr>
-      <w:tr>
-        <w:trPr>
-          <w:cantSplit/>
-          <w:tblHeader w:val="off"/>
-        </w:trPr>
-        <w:tc>
-          <w:tcPr>
-            <w:tcW w:type="dxa" w:w="2381"/>
-            <w:tcBorders>
-              <w:top w:val="none" w:color="FFFFFF" w:sz="0"/>
-              <w:left w:val="none" w:color="FFFFFF" w:sz="0"/>
-              <w:bottom w:val="none" w:color="FFFFFF" w:sz="0"/>
-              <w:right w:val="none" w:color="FFFFFF" w:sz="0"/>
-            </w:tcBorders>
-            <w:tcMar>
-              <w:top w:type="dxa" w:w="50"/>
-              <w:left w:type="dxa" w:w="90"/>
-              <w:bottom w:type="dxa" w:w="50"/>
-              <w:right w:type="dxa" w:w="90"/>
-            </w:tcMar>
-          </w:tcPr>
-          <w:p>
-            <w:pPr>
-              <w:spacing w:line="260"/>
-            </w:pPr>
-            <w:r>
-              <w:rPr>
-                <w:rFonts w:ascii="Arial" w:cs="Arial" w:eastAsia="Arial" w:hAnsi="Arial"/>
-                <w:b w:val="false"/>
-                <w:bCs w:val="false"/>
-                <w:sz w:val="19"/>
-                <w:szCs w:val="19"/>
-              </w:rPr>
-              <w:t xml:space="preserve">Documentación de la API en README</w:t>
-            </w:r>
-          </w:p>
-        </w:tc>
-        <w:tc>
-          <w:tcPr>
-            <w:tcW w:type="dxa" w:w="3742"/>
-            <w:tcBorders>
-              <w:top w:val="none" w:color="FFFFFF" w:sz="0"/>
-              <w:left w:val="none" w:color="FFFFFF" w:sz="0"/>
-              <w:bottom w:val="none" w:color="FFFFFF" w:sz="0"/>
-              <w:right w:val="none" w:color="FFFFFF" w:sz="0"/>
-            </w:tcBorders>
-            <w:tcMar>
-              <w:top w:type="dxa" w:w="50"/>
-              <w:left w:type="dxa" w:w="90"/>
-              <w:bottom w:type="dxa" w:w="50"/>
-              <w:right w:type="dxa" w:w="90"/>
-            </w:tcMar>
-          </w:tcPr>
-          <w:p>
-            <w:pPr>
-              <w:spacing w:line="260"/>
-            </w:pPr>
-            <w:r>
-              <w:rPr>
-                <w:rFonts w:ascii="Arial" w:cs="Arial" w:eastAsia="Arial" w:hAnsi="Arial"/>
-                <w:b w:val="false"/>
-                <w:bCs w:val="false"/>
-                <w:sz w:val="19"/>
-                <w:szCs w:val="19"/>
-              </w:rPr>
-              <w:t xml:space="preserve">Métodos HTTP, parámetros, respuestas y códigos de error de cada endpoint</w:t>
-            </w:r>
-          </w:p>
-        </w:tc>
-        <w:tc>
-          <w:tcPr>
-            <w:tcW w:type="dxa" w:w="2948"/>
-            <w:tcBorders>
-              <w:top w:val="none" w:color="FFFFFF" w:sz="0"/>
-              <w:left w:val="none" w:color="FFFFFF" w:sz="0"/>
-              <w:bottom w:val="none" w:color="FFFFFF" w:sz="0"/>
-              <w:right w:val="none" w:color="FFFFFF" w:sz="0"/>
-            </w:tcBorders>
-            <w:tcMar>
-              <w:top w:type="dxa" w:w="50"/>
-              <w:left w:type="dxa" w:w="90"/>
-              <w:bottom w:type="dxa" w:w="50"/>
-              <w:right w:type="dxa" w:w="90"/>
-            </w:tcMar>
-          </w:tcPr>
-          <w:p>
-            <w:pPr>
-              <w:spacing w:line="260"/>
-            </w:pPr>
-            <w:r>
-              <w:rPr>
-                <w:rFonts w:ascii="Courier New" w:cs="Courier New" w:eastAsia="Courier New" w:hAnsi="Courier New"/>
-                <w:b w:val="false"/>
-                <w:bCs w:val="false"/>
-                <w:sz w:val="20"/>
-                <w:szCs w:val="20"/>
-              </w:rPr>
-              <w:t xml:space="preserve">backend/README.md</w:t>
-            </w:r>
-          </w:p>
-        </w:tc>
-      </w:tr>
-      <w:tr>
-        <w:trPr>
-          <w:cantSplit/>
-          <w:tblHeader w:val="off"/>
-        </w:trPr>
-        <w:tc>
-          <w:tcPr>
-            <w:tcW w:type="dxa" w:w="2381"/>
-            <w:tcBorders>
-              <w:top w:val="none" w:color="FFFFFF" w:sz="0"/>
-              <w:left w:val="none" w:color="FFFFFF" w:sz="0"/>
-              <w:bottom w:val="none" w:color="FFFFFF" w:sz="0"/>
-              <w:right w:val="none" w:color="FFFFFF" w:sz="0"/>
-            </w:tcBorders>
-            <w:tcMar>
-              <w:top w:type="dxa" w:w="50"/>
-              <w:left w:type="dxa" w:w="90"/>
-              <w:bottom w:type="dxa" w:w="50"/>
-              <w:right w:type="dxa" w:w="90"/>
-            </w:tcMar>
-          </w:tcPr>
-          <w:p>
-            <w:pPr>
-              <w:spacing w:line="260"/>
-            </w:pPr>
-            <w:r>
-              <w:rPr>
-                <w:rFonts w:ascii="Arial" w:cs="Arial" w:eastAsia="Arial" w:hAnsi="Arial"/>
-                <w:b/>
-                <w:bCs/>
-                <w:sz w:val="19"/>
-                <w:szCs w:val="19"/>
-              </w:rPr>
-              <w:t xml:space="preserve">4. Buenas prácticas</w:t>
-            </w:r>
-          </w:p>
-        </w:tc>
-        <w:tc>
-          <w:tcPr>
-            <w:tcW w:type="dxa" w:w="3742"/>
-            <w:tcBorders>
-              <w:top w:val="none" w:color="FFFFFF" w:sz="0"/>
-              <w:left w:val="none" w:color="FFFFFF" w:sz="0"/>
-              <w:bottom w:val="none" w:color="FFFFFF" w:sz="0"/>
-              <w:right w:val="none" w:color="FFFFFF" w:sz="0"/>
-            </w:tcBorders>
-            <w:tcMar>
-              <w:top w:type="dxa" w:w="50"/>
-              <w:left w:type="dxa" w:w="90"/>
-              <w:bottom w:type="dxa" w:w="50"/>
-              <w:right w:type="dxa" w:w="90"/>
-            </w:tcMar>
-          </w:tcPr>
-          <w:p>
-            <w:pPr>
-              <w:spacing w:line="260"/>
-            </w:pPr>
-          </w:p>
-        </w:tc>
-        <w:tc>
-          <w:tcPr>
-            <w:tcW w:type="dxa" w:w="2948"/>
-            <w:tcBorders>
-              <w:top w:val="none" w:color="FFFFFF" w:sz="0"/>
-              <w:left w:val="none" w:color="FFFFFF" w:sz="0"/>
-              <w:bottom w:val="none" w:color="FFFFFF" w:sz="0"/>
-              <w:right w:val="none" w:color="FFFFFF" w:sz="0"/>
-            </w:tcBorders>
-            <w:tcMar>
-              <w:top w:type="dxa" w:w="50"/>
-              <w:left w:type="dxa" w:w="90"/>
-              <w:bottom w:type="dxa" w:w="50"/>
-              <w:right w:type="dxa" w:w="90"/>
-            </w:tcMar>
-          </w:tcPr>
-          <w:p>
-            <w:pPr>
-              <w:spacing w:line="260"/>
-            </w:pPr>
-          </w:p>
-        </w:tc>
-      </w:tr>
-      <w:tr>
-        <w:trPr>
-          <w:cantSplit/>
-          <w:tblHeader w:val="off"/>
-        </w:trPr>
-        <w:tc>
-          <w:tcPr>
-            <w:tcW w:type="dxa" w:w="2381"/>
-            <w:tcBorders>
-              <w:top w:val="none" w:color="FFFFFF" w:sz="0"/>
-              <w:left w:val="none" w:color="FFFFFF" w:sz="0"/>
-              <w:bottom w:val="none" w:color="FFFFFF" w:sz="0"/>
-              <w:right w:val="none" w:color="FFFFFF" w:sz="0"/>
-            </w:tcBorders>
-            <w:tcMar>
-              <w:top w:type="dxa" w:w="50"/>
-              <w:left w:type="dxa" w:w="90"/>
-              <w:bottom w:type="dxa" w:w="50"/>
-              <w:right w:type="dxa" w:w="90"/>
-            </w:tcMar>
-          </w:tcPr>
-          <w:p>
-            <w:pPr>
-              <w:spacing w:line="260"/>
-            </w:pPr>
-            <w:r>
-              <w:rPr>
-                <w:rFonts w:ascii="Arial" w:cs="Arial" w:eastAsia="Arial" w:hAnsi="Arial"/>
-                <w:b w:val="false"/>
-                <w:bCs w:val="false"/>
-                <w:sz w:val="19"/>
-                <w:szCs w:val="19"/>
-              </w:rPr>
-              <w:t xml:space="preserve">Código limpio y documentado</w:t>
-            </w:r>
-          </w:p>
-        </w:tc>
-        <w:tc>
-          <w:tcPr>
-            <w:tcW w:type="dxa" w:w="3742"/>
-            <w:tcBorders>
-              <w:top w:val="none" w:color="FFFFFF" w:sz="0"/>
-              <w:left w:val="none" w:color="FFFFFF" w:sz="0"/>
-              <w:bottom w:val="none" w:color="FFFFFF" w:sz="0"/>
-              <w:right w:val="none" w:color="FFFFFF" w:sz="0"/>
-            </w:tcBorders>
-            <w:tcMar>
-              <w:top w:type="dxa" w:w="50"/>
-              <w:left w:type="dxa" w:w="90"/>
-              <w:bottom w:type="dxa" w:w="50"/>
-              <w:right w:type="dxa" w:w="90"/>
-            </w:tcMar>
-          </w:tcPr>
-          <w:p>
-            <w:pPr>
-              <w:spacing w:line="260"/>
-            </w:pPr>
-            <w:r>
-              <w:rPr>
-                <w:rFonts w:ascii="Arial" w:cs="Arial" w:eastAsia="Arial" w:hAnsi="Arial"/>
-                <w:b w:val="false"/>
-                <w:bCs w:val="false"/>
-                <w:sz w:val="19"/>
-                <w:szCs w:val="19"/>
-              </w:rPr>
-              <w:t xml:space="preserve">Comentarios en castellano; ESLint sin errores ni advertencias</w:t>
-            </w:r>
-          </w:p>
-        </w:tc>
-        <w:tc>
-          <w:tcPr>
-            <w:tcW w:type="dxa" w:w="2948"/>
-            <w:tcBorders>
-              <w:top w:val="none" w:color="FFFFFF" w:sz="0"/>
-              <w:left w:val="none" w:color="FFFFFF" w:sz="0"/>
-              <w:bottom w:val="none" w:color="FFFFFF" w:sz="0"/>
-              <w:right w:val="none" w:color="FFFFFF" w:sz="0"/>
-            </w:tcBorders>
-            <w:tcMar>
-              <w:top w:type="dxa" w:w="50"/>
-              <w:left w:type="dxa" w:w="90"/>
-              <w:bottom w:type="dxa" w:w="50"/>
-              <w:right w:type="dxa" w:w="90"/>
-            </w:tcMar>
-          </w:tcPr>
-          <w:p>
-            <w:pPr>
-              <w:spacing w:line="260"/>
-            </w:pPr>
-            <w:r>
-              <w:rPr>
-                <w:rFonts w:ascii="Courier New" w:cs="Courier New" w:eastAsia="Courier New" w:hAnsi="Courier New"/>
-                <w:b w:val="false"/>
-                <w:bCs w:val="false"/>
-                <w:sz w:val="20"/>
-                <w:szCs w:val="20"/>
-              </w:rPr>
-              <w:t xml:space="preserve">npx expo lint</w:t>
-            </w:r>
-          </w:p>
-        </w:tc>
-      </w:tr>
-      <w:tr>
-        <w:trPr>
-          <w:cantSplit/>
-          <w:tblHeader w:val="off"/>
-        </w:trPr>
-        <w:tc>
-          <w:tcPr>
-            <w:tcW w:type="dxa" w:w="2381"/>
-            <w:tcBorders>
-              <w:top w:val="none" w:color="FFFFFF" w:sz="0"/>
-              <w:left w:val="none" w:color="FFFFFF" w:sz="0"/>
-              <w:bottom w:val="none" w:color="FFFFFF" w:sz="0"/>
-              <w:right w:val="none" w:color="FFFFFF" w:sz="0"/>
-            </w:tcBorders>
-            <w:tcMar>
-              <w:top w:type="dxa" w:w="50"/>
-              <w:left w:type="dxa" w:w="90"/>
-              <w:bottom w:type="dxa" w:w="50"/>
-              <w:right w:type="dxa" w:w="90"/>
-            </w:tcMar>
-          </w:tcPr>
-          <w:p>
-            <w:pPr>
-              <w:spacing w:line="260"/>
-            </w:pPr>
-            <w:r>
-              <w:rPr>
-                <w:rFonts w:ascii="Arial" w:cs="Arial" w:eastAsia="Arial" w:hAnsi="Arial"/>
-                <w:b w:val="false"/>
-                <w:bCs w:val="false"/>
-                <w:sz w:val="19"/>
-                <w:szCs w:val="19"/>
-              </w:rPr>
-              <w:t xml:space="preserve">Estructura de carpetas lógica</w:t>
-            </w:r>
-          </w:p>
-        </w:tc>
-        <w:tc>
-          <w:tcPr>
-            <w:tcW w:type="dxa" w:w="3742"/>
-            <w:tcBorders>
-              <w:top w:val="none" w:color="FFFFFF" w:sz="0"/>
-              <w:left w:val="none" w:color="FFFFFF" w:sz="0"/>
-              <w:bottom w:val="none" w:color="FFFFFF" w:sz="0"/>
-              <w:right w:val="none" w:color="FFFFFF" w:sz="0"/>
-            </w:tcBorders>
-            <w:tcMar>
-              <w:top w:type="dxa" w:w="50"/>
-              <w:left w:type="dxa" w:w="90"/>
-              <w:bottom w:type="dxa" w:w="50"/>
-              <w:right w:type="dxa" w:w="90"/>
-            </w:tcMar>
-          </w:tcPr>
-          <w:p>
-            <w:pPr>
-              <w:spacing w:line="260"/>
-            </w:pPr>
-            <w:r>
-              <w:rPr>
-                <w:rFonts w:ascii="Arial" w:cs="Arial" w:eastAsia="Arial" w:hAnsi="Arial"/>
-                <w:b w:val="false"/>
-                <w:bCs w:val="false"/>
-                <w:sz w:val="19"/>
-                <w:szCs w:val="19"/>
-              </w:rPr>
-              <w:t xml:space="preserve">Backend por módulos (rutas, servicio, esquemas); aplicación separada en rutas y pantallas</w:t>
-            </w:r>
-          </w:p>
-        </w:tc>
-        <w:tc>
-          <w:tcPr>
-            <w:tcW w:type="dxa" w:w="2948"/>
-            <w:tcBorders>
-              <w:top w:val="none" w:color="FFFFFF" w:sz="0"/>
-              <w:left w:val="none" w:color="FFFFFF" w:sz="0"/>
-              <w:bottom w:val="none" w:color="FFFFFF" w:sz="0"/>
-              <w:right w:val="none" w:color="FFFFFF" w:sz="0"/>
-            </w:tcBorders>
-            <w:tcMar>
-              <w:top w:type="dxa" w:w="50"/>
-              <w:left w:type="dxa" w:w="90"/>
-              <w:bottom w:type="dxa" w:w="50"/>
-              <w:right w:type="dxa" w:w="90"/>
-            </w:tcMar>
-          </w:tcPr>
-          <w:p>
-            <w:pPr>
-              <w:spacing w:line="260"/>
-            </w:pPr>
-            <w:r>
-              <w:rPr>
-                <w:rFonts w:ascii="Courier New" w:cs="Courier New" w:eastAsia="Courier New" w:hAnsi="Courier New"/>
-                <w:b w:val="false"/>
-                <w:bCs w:val="false"/>
-                <w:sz w:val="20"/>
-                <w:szCs w:val="20"/>
-              </w:rPr>
-              <w:t xml:space="preserve">backend/src/modules/</w:t>
-            </w:r>
-            <w:r>
-              <w:rPr>
-                <w:rFonts w:ascii="Arial" w:cs="Arial" w:eastAsia="Arial" w:hAnsi="Arial"/>
-                <w:b w:val="false"/>
-                <w:bCs w:val="false"/>
-                <w:sz w:val="19"/>
-                <w:szCs w:val="19"/>
-              </w:rPr>
-              <w:t xml:space="preserve">, </w:t>
-            </w:r>
-            <w:r>
-              <w:rPr>
-                <w:rFonts w:ascii="Courier New" w:cs="Courier New" w:eastAsia="Courier New" w:hAnsi="Courier New"/>
-                <w:b w:val="false"/>
-                <w:bCs w:val="false"/>
-                <w:sz w:val="20"/>
-                <w:szCs w:val="20"/>
-              </w:rPr>
-              <w:t xml:space="preserve">mobile/src/</w:t>
-            </w:r>
-          </w:p>
-        </w:tc>
-      </w:tr>
-      <w:tr>
-        <w:trPr>
-          <w:cantSplit/>
-          <w:tblHeader w:val="off"/>
-        </w:trPr>
-        <w:tc>
-          <w:tcPr>
-            <w:tcW w:type="dxa" w:w="2381"/>
-            <w:tcBorders>
-              <w:top w:val="none" w:color="FFFFFF" w:sz="0"/>
-              <w:left w:val="none" w:color="FFFFFF" w:sz="0"/>
-              <w:bottom w:val="none" w:color="FFFFFF" w:sz="0"/>
-              <w:right w:val="none" w:color="FFFFFF" w:sz="0"/>
-            </w:tcBorders>
-            <w:tcMar>
-              <w:top w:type="dxa" w:w="50"/>
-              <w:left w:type="dxa" w:w="90"/>
-              <w:bottom w:type="dxa" w:w="50"/>
-              <w:right w:type="dxa" w:w="90"/>
-            </w:tcMar>
-          </w:tcPr>
-          <w:p>
-            <w:pPr>
-              <w:spacing w:line="260"/>
-            </w:pPr>
-            <w:r>
-              <w:rPr>
-                <w:rFonts w:ascii="Arial" w:cs="Arial" w:eastAsia="Arial" w:hAnsi="Arial"/>
-                <w:b w:val="false"/>
-                <w:bCs w:val="false"/>
-                <w:sz w:val="19"/>
-                <w:szCs w:val="19"/>
-              </w:rPr>
-              <w:t xml:space="preserve">Git, GitHub y README</w:t>
-            </w:r>
-          </w:p>
-        </w:tc>
-        <w:tc>
-          <w:tcPr>
-            <w:tcW w:type="dxa" w:w="3742"/>
-            <w:tcBorders>
-              <w:top w:val="none" w:color="FFFFFF" w:sz="0"/>
-              <w:left w:val="none" w:color="FFFFFF" w:sz="0"/>
-              <w:bottom w:val="none" w:color="FFFFFF" w:sz="0"/>
-              <w:right w:val="none" w:color="FFFFFF" w:sz="0"/>
-            </w:tcBorders>
-            <w:tcMar>
-              <w:top w:type="dxa" w:w="50"/>
-              <w:left w:type="dxa" w:w="90"/>
-              <w:bottom w:type="dxa" w:w="50"/>
-              <w:right w:type="dxa" w:w="90"/>
-            </w:tcMar>
-          </w:tcPr>
-          <w:p>
-            <w:pPr>
-              <w:spacing w:line="260"/>
-            </w:pPr>
-            <w:r>
-              <w:rPr>
-                <w:rFonts w:ascii="Arial" w:cs="Arial" w:eastAsia="Arial" w:hAnsi="Arial"/>
-                <w:b w:val="false"/>
-                <w:bCs w:val="false"/>
-                <w:sz w:val="19"/>
-                <w:szCs w:val="19"/>
-              </w:rPr>
-              <w:t xml:space="preserve">Repositorio en GitHub con README de instalación y ejecución</w:t>
-            </w:r>
-          </w:p>
-        </w:tc>
-        <w:tc>
-          <w:tcPr>
-            <w:tcW w:type="dxa" w:w="2948"/>
-            <w:tcBorders>
-              <w:top w:val="none" w:color="FFFFFF" w:sz="0"/>
-              <w:left w:val="none" w:color="FFFFFF" w:sz="0"/>
-              <w:bottom w:val="none" w:color="FFFFFF" w:sz="0"/>
-              <w:right w:val="none" w:color="FFFFFF" w:sz="0"/>
-            </w:tcBorders>
-            <w:tcMar>
-              <w:top w:type="dxa" w:w="50"/>
-              <w:left w:type="dxa" w:w="90"/>
-              <w:bottom w:type="dxa" w:w="50"/>
-              <w:right w:type="dxa" w:w="90"/>
-            </w:tcMar>
-          </w:tcPr>
-          <w:p>
-            <w:pPr>
-              <w:spacing w:line="260"/>
-            </w:pPr>
-            <w:r>
-              <w:rPr>
-                <w:rFonts w:ascii="Courier New" w:cs="Courier New" w:eastAsia="Courier New" w:hAnsi="Courier New"/>
-                <w:b w:val="false"/>
-                <w:bCs w:val="false"/>
-                <w:sz w:val="20"/>
-                <w:szCs w:val="20"/>
-              </w:rPr>
-              <w:t xml:space="preserve">README.md</w:t>
-            </w:r>
-          </w:p>
-        </w:tc>
-      </w:tr>
-      <w:tr>
-        <w:trPr>
-          <w:cantSplit/>
-          <w:tblHeader w:val="off"/>
-        </w:trPr>
-        <w:tc>
-          <w:tcPr>
-            <w:tcW w:type="dxa" w:w="2381"/>
-            <w:tcBorders>
-              <w:top w:val="none" w:color="FFFFFF" w:sz="0"/>
-              <w:left w:val="none" w:color="FFFFFF" w:sz="0"/>
-              <w:bottom w:val="none" w:color="FFFFFF" w:sz="0"/>
-              <w:right w:val="none" w:color="FFFFFF" w:sz="0"/>
-            </w:tcBorders>
-            <w:tcMar>
-              <w:top w:type="dxa" w:w="50"/>
-              <w:left w:type="dxa" w:w="90"/>
-              <w:bottom w:type="dxa" w:w="50"/>
-              <w:right w:type="dxa" w:w="90"/>
-            </w:tcMar>
-          </w:tcPr>
-          <w:p>
-            <w:pPr>
-              <w:spacing w:line="260"/>
-            </w:pPr>
-            <w:r>
-              <w:rPr>
-                <w:rFonts w:ascii="Arial" w:cs="Arial" w:eastAsia="Arial" w:hAnsi="Arial"/>
-                <w:b/>
-                <w:bCs/>
-                <w:sz w:val="19"/>
-                <w:szCs w:val="19"/>
-              </w:rPr>
-              <w:t xml:space="preserve">5. Entregables</w:t>
-            </w:r>
-          </w:p>
-        </w:tc>
-        <w:tc>
-          <w:tcPr>
-            <w:tcW w:type="dxa" w:w="3742"/>
-            <w:tcBorders>
-              <w:top w:val="none" w:color="FFFFFF" w:sz="0"/>
-              <w:left w:val="none" w:color="FFFFFF" w:sz="0"/>
-              <w:bottom w:val="none" w:color="FFFFFF" w:sz="0"/>
-              <w:right w:val="none" w:color="FFFFFF" w:sz="0"/>
-            </w:tcBorders>
-            <w:tcMar>
-              <w:top w:type="dxa" w:w="50"/>
-              <w:left w:type="dxa" w:w="90"/>
-              <w:bottom w:type="dxa" w:w="50"/>
-              <w:right w:type="dxa" w:w="90"/>
-            </w:tcMar>
-          </w:tcPr>
-          <w:p>
-            <w:pPr>
-              <w:spacing w:line="260"/>
-            </w:pPr>
-          </w:p>
-        </w:tc>
-        <w:tc>
-          <w:tcPr>
-            <w:tcW w:type="dxa" w:w="2948"/>
-            <w:tcBorders>
-              <w:top w:val="none" w:color="FFFFFF" w:sz="0"/>
-              <w:left w:val="none" w:color="FFFFFF" w:sz="0"/>
-              <w:bottom w:val="none" w:color="FFFFFF" w:sz="0"/>
-              <w:right w:val="none" w:color="FFFFFF" w:sz="0"/>
-            </w:tcBorders>
-            <w:tcMar>
-              <w:top w:type="dxa" w:w="50"/>
-              <w:left w:type="dxa" w:w="90"/>
-              <w:bottom w:type="dxa" w:w="50"/>
-              <w:right w:type="dxa" w:w="90"/>
-            </w:tcMar>
-          </w:tcPr>
-          <w:p>
-            <w:pPr>
-              <w:spacing w:line="260"/>
-            </w:pPr>
-          </w:p>
-        </w:tc>
-      </w:tr>
-      <w:tr>
-        <w:trPr>
-          <w:cantSplit/>
-          <w:tblHeader w:val="off"/>
-        </w:trPr>
-        <w:tc>
-          <w:tcPr>
-            <w:tcW w:type="dxa" w:w="2381"/>
-            <w:tcBorders>
-              <w:top w:val="none" w:color="FFFFFF" w:sz="0"/>
-              <w:left w:val="none" w:color="FFFFFF" w:sz="0"/>
-              <w:bottom w:val="none" w:color="FFFFFF" w:sz="0"/>
-              <w:right w:val="none" w:color="FFFFFF" w:sz="0"/>
-            </w:tcBorders>
-            <w:tcMar>
-              <w:top w:type="dxa" w:w="50"/>
-              <w:left w:type="dxa" w:w="90"/>
-              <w:bottom w:type="dxa" w:w="50"/>
-              <w:right w:type="dxa" w:w="90"/>
-            </w:tcMar>
-          </w:tcPr>
-          <w:p>
-            <w:pPr>
-              <w:spacing w:line="260"/>
-            </w:pPr>
-            <w:r>
-              <w:rPr>
-                <w:rFonts w:ascii="Arial" w:cs="Arial" w:eastAsia="Arial" w:hAnsi="Arial"/>
-                <w:b w:val="false"/>
-                <w:bCs w:val="false"/>
-                <w:sz w:val="19"/>
-                <w:szCs w:val="19"/>
-              </w:rPr>
-              <w:t xml:space="preserve">Código fuente completo</w:t>
-            </w:r>
-          </w:p>
-        </w:tc>
-        <w:tc>
-          <w:tcPr>
-            <w:tcW w:type="dxa" w:w="3742"/>
-            <w:tcBorders>
-              <w:top w:val="none" w:color="FFFFFF" w:sz="0"/>
-              <w:left w:val="none" w:color="FFFFFF" w:sz="0"/>
-              <w:bottom w:val="none" w:color="FFFFFF" w:sz="0"/>
-              <w:right w:val="none" w:color="FFFFFF" w:sz="0"/>
-            </w:tcBorders>
-            <w:tcMar>
-              <w:top w:type="dxa" w:w="50"/>
-              <w:left w:type="dxa" w:w="90"/>
-              <w:bottom w:type="dxa" w:w="50"/>
-              <w:right w:type="dxa" w:w="90"/>
-            </w:tcMar>
-          </w:tcPr>
-          <w:p>
-            <w:pPr>
-              <w:spacing w:line="260"/>
-            </w:pPr>
-            <w:r>
-              <w:rPr>
-                <w:rFonts w:ascii="Arial" w:cs="Arial" w:eastAsia="Arial" w:hAnsi="Arial"/>
-                <w:b w:val="false"/>
-                <w:bCs w:val="false"/>
-                <w:sz w:val="19"/>
-                <w:szCs w:val="19"/>
-              </w:rPr>
-              <w:t xml:space="preserve">Aplicación y servidor en el mismo repositorio</w:t>
-            </w:r>
-          </w:p>
-        </w:tc>
-        <w:tc>
-          <w:tcPr>
-            <w:tcW w:type="dxa" w:w="2948"/>
-            <w:tcBorders>
-              <w:top w:val="none" w:color="FFFFFF" w:sz="0"/>
-              <w:left w:val="none" w:color="FFFFFF" w:sz="0"/>
-              <w:bottom w:val="none" w:color="FFFFFF" w:sz="0"/>
-              <w:right w:val="none" w:color="FFFFFF" w:sz="0"/>
-            </w:tcBorders>
-            <w:tcMar>
-              <w:top w:type="dxa" w:w="50"/>
-              <w:left w:type="dxa" w:w="90"/>
-              <w:bottom w:type="dxa" w:w="50"/>
-              <w:right w:type="dxa" w:w="90"/>
-            </w:tcMar>
-          </w:tcPr>
-          <w:p>
-            <w:pPr>
-              <w:spacing w:line="260"/>
-            </w:pPr>
-            <w:r>
-              <w:rPr>
-                <w:rFonts w:ascii="Courier New" w:cs="Courier New" w:eastAsia="Courier New" w:hAnsi="Courier New"/>
-                <w:b w:val="false"/>
-                <w:bCs w:val="false"/>
-                <w:sz w:val="20"/>
-                <w:szCs w:val="20"/>
-              </w:rPr>
-              <w:t xml:space="preserve">mobile/</w:t>
-            </w:r>
-            <w:r>
-              <w:rPr>
-                <w:rFonts w:ascii="Arial" w:cs="Arial" w:eastAsia="Arial" w:hAnsi="Arial"/>
-                <w:b w:val="false"/>
-                <w:bCs w:val="false"/>
-                <w:sz w:val="19"/>
-                <w:szCs w:val="19"/>
-              </w:rPr>
-              <w:t xml:space="preserve"> y </w:t>
-            </w:r>
-            <w:r>
-              <w:rPr>
-                <w:rFonts w:ascii="Courier New" w:cs="Courier New" w:eastAsia="Courier New" w:hAnsi="Courier New"/>
-                <w:b w:val="false"/>
-                <w:bCs w:val="false"/>
-                <w:sz w:val="20"/>
-                <w:szCs w:val="20"/>
-              </w:rPr>
-              <w:t xml:space="preserve">backend/</w:t>
-            </w:r>
-          </w:p>
-        </w:tc>
-      </w:tr>
-      <w:tr>
-        <w:trPr>
-          <w:cantSplit/>
-          <w:tblHeader w:val="off"/>
-        </w:trPr>
-        <w:tc>
-          <w:tcPr>
-            <w:tcW w:type="dxa" w:w="2381"/>
-            <w:tcBorders>
-              <w:top w:val="none" w:color="FFFFFF" w:sz="0"/>
-              <w:left w:val="none" w:color="FFFFFF" w:sz="0"/>
-              <w:bottom w:val="none" w:color="FFFFFF" w:sz="0"/>
-              <w:right w:val="none" w:color="FFFFFF" w:sz="0"/>
-            </w:tcBorders>
-            <w:tcMar>
-              <w:top w:type="dxa" w:w="50"/>
-              <w:left w:type="dxa" w:w="90"/>
-              <w:bottom w:type="dxa" w:w="50"/>
-              <w:right w:type="dxa" w:w="90"/>
-            </w:tcMar>
-          </w:tcPr>
-          <w:p>
-            <w:pPr>
-              <w:spacing w:line="260"/>
-            </w:pPr>
-            <w:r>
-              <w:rPr>
-                <w:rFonts w:ascii="Arial" w:cs="Arial" w:eastAsia="Arial" w:hAnsi="Arial"/>
-                <w:b w:val="false"/>
-                <w:bCs w:val="false"/>
-                <w:sz w:val="19"/>
-                <w:szCs w:val="19"/>
-              </w:rPr>
-              <w:t xml:space="preserve">Manual de usuario</w:t>
-            </w:r>
-          </w:p>
-        </w:tc>
-        <w:tc>
-          <w:tcPr>
-            <w:tcW w:type="dxa" w:w="3742"/>
-            <w:tcBorders>
-              <w:top w:val="none" w:color="FFFFFF" w:sz="0"/>
-              <w:left w:val="none" w:color="FFFFFF" w:sz="0"/>
-              <w:bottom w:val="none" w:color="FFFFFF" w:sz="0"/>
-              <w:right w:val="none" w:color="FFFFFF" w:sz="0"/>
-            </w:tcBorders>
-            <w:tcMar>
-              <w:top w:type="dxa" w:w="50"/>
-              <w:left w:type="dxa" w:w="90"/>
-              <w:bottom w:type="dxa" w:w="50"/>
-              <w:right w:type="dxa" w:w="90"/>
-            </w:tcMar>
-          </w:tcPr>
-          <w:p>
-            <w:pPr>
-              <w:spacing w:line="260"/>
-            </w:pPr>
-            <w:r>
-              <w:rPr>
-                <w:rFonts w:ascii="Arial" w:cs="Arial" w:eastAsia="Arial" w:hAnsi="Arial"/>
-                <w:b w:val="false"/>
-                <w:bCs w:val="false"/>
-                <w:sz w:val="19"/>
-                <w:szCs w:val="19"/>
-              </w:rPr>
-              <w:t xml:space="preserve">Este documento</w:t>
-            </w:r>
-          </w:p>
-        </w:tc>
-        <w:tc>
-          <w:tcPr>
-            <w:tcW w:type="dxa" w:w="2948"/>
-            <w:tcBorders>
-              <w:top w:val="none" w:color="FFFFFF" w:sz="0"/>
-              <w:left w:val="none" w:color="FFFFFF" w:sz="0"/>
-              <w:bottom w:val="none" w:color="FFFFFF" w:sz="0"/>
-              <w:right w:val="none" w:color="FFFFFF" w:sz="0"/>
-            </w:tcBorders>
-            <w:tcMar>
-              <w:top w:type="dxa" w:w="50"/>
-              <w:left w:type="dxa" w:w="90"/>
-              <w:bottom w:type="dxa" w:w="50"/>
-              <w:right w:type="dxa" w:w="90"/>
-            </w:tcMar>
-          </w:tcPr>
-          <w:p>
-            <w:pPr>
-              <w:spacing w:line="260"/>
-            </w:pPr>
-            <w:r>
-              <w:rPr>
-                <w:rFonts w:ascii="Courier New" w:cs="Courier New" w:eastAsia="Courier New" w:hAnsi="Courier New"/>
-                <w:b w:val="false"/>
-                <w:bCs w:val="false"/>
-                <w:sz w:val="20"/>
-                <w:szCs w:val="20"/>
-              </w:rPr>
-              <w:t xml:space="preserve">docs/manual-usuario/</w:t>
-            </w:r>
-          </w:p>
-        </w:tc>
-      </w:tr>
-      <w:tr>
-        <w:trPr>
-          <w:cantSplit/>
-          <w:tblHeader w:val="off"/>
-        </w:trPr>
-        <w:tc>
-          <w:tcPr>
-            <w:tcW w:type="dxa" w:w="2381"/>
-            <w:tcBorders>
-              <w:top w:val="none" w:color="FFFFFF" w:sz="0"/>
-              <w:left w:val="none" w:color="FFFFFF" w:sz="0"/>
-              <w:bottom w:val="none" w:color="FFFFFF" w:sz="0"/>
-              <w:right w:val="none" w:color="FFFFFF" w:sz="0"/>
-            </w:tcBorders>
-            <w:tcMar>
-              <w:top w:type="dxa" w:w="50"/>
-              <w:left w:type="dxa" w:w="90"/>
-              <w:bottom w:type="dxa" w:w="50"/>
-              <w:right w:type="dxa" w:w="90"/>
-            </w:tcMar>
-          </w:tcPr>
-          <w:p>
-            <w:pPr>
-              <w:spacing w:line="260"/>
-            </w:pPr>
-            <w:r>
-              <w:rPr>
-                <w:rFonts w:ascii="Arial" w:cs="Arial" w:eastAsia="Arial" w:hAnsi="Arial"/>
-                <w:b w:val="false"/>
-                <w:bCs w:val="false"/>
-                <w:sz w:val="19"/>
-                <w:szCs w:val="19"/>
-              </w:rPr>
-              <w:t xml:space="preserve">Guía de instalación y configuración</w:t>
-            </w:r>
-          </w:p>
-        </w:tc>
-        <w:tc>
-          <w:tcPr>
-            <w:tcW w:type="dxa" w:w="3742"/>
-            <w:tcBorders>
-              <w:top w:val="none" w:color="FFFFFF" w:sz="0"/>
-              <w:left w:val="none" w:color="FFFFFF" w:sz="0"/>
-              <w:bottom w:val="none" w:color="FFFFFF" w:sz="0"/>
-              <w:right w:val="none" w:color="FFFFFF" w:sz="0"/>
-            </w:tcBorders>
-            <w:tcMar>
-              <w:top w:type="dxa" w:w="50"/>
-              <w:left w:type="dxa" w:w="90"/>
-              <w:bottom w:type="dxa" w:w="50"/>
-              <w:right w:type="dxa" w:w="90"/>
-            </w:tcMar>
-          </w:tcPr>
-          <w:p>
-            <w:pPr>
-              <w:spacing w:line="260"/>
-            </w:pPr>
-            <w:r>
-              <w:rPr>
-                <w:rFonts w:ascii="Arial" w:cs="Arial" w:eastAsia="Arial" w:hAnsi="Arial"/>
-                <w:b w:val="false"/>
-                <w:bCs w:val="false"/>
-                <w:sz w:val="19"/>
-                <w:szCs w:val="19"/>
-              </w:rPr>
-              <w:t xml:space="preserve">Dependencias, variables de entorno, base de datos y ejecución</w:t>
-            </w:r>
-          </w:p>
-        </w:tc>
-        <w:tc>
-          <w:tcPr>
-            <w:tcW w:type="dxa" w:w="2948"/>
-            <w:tcBorders>
-              <w:top w:val="none" w:color="FFFFFF" w:sz="0"/>
-              <w:left w:val="none" w:color="FFFFFF" w:sz="0"/>
-              <w:bottom w:val="none" w:color="FFFFFF" w:sz="0"/>
-              <w:right w:val="none" w:color="FFFFFF" w:sz="0"/>
-            </w:tcBorders>
-            <w:tcMar>
-              <w:top w:type="dxa" w:w="50"/>
-              <w:left w:type="dxa" w:w="90"/>
-              <w:bottom w:type="dxa" w:w="50"/>
-              <w:right w:type="dxa" w:w="90"/>
-            </w:tcMar>
-          </w:tcPr>
-          <w:p>
-            <w:pPr>
-              <w:spacing w:line="260"/>
-            </w:pPr>
-            <w:r>
-              <w:rPr>
-                <w:rFonts w:ascii="Courier New" w:cs="Courier New" w:eastAsia="Courier New" w:hAnsi="Courier New"/>
-                <w:b w:val="false"/>
-                <w:bCs w:val="false"/>
-                <w:sz w:val="20"/>
-                <w:szCs w:val="20"/>
-              </w:rPr>
-              <w:t xml:space="preserve">docs/INSTALACION.md</w:t>
-            </w:r>
-          </w:p>
-        </w:tc>
-      </w:tr>
-      <w:tr>
-        <w:trPr>
-          <w:cantSplit/>
-          <w:tblHeader w:val="off"/>
-        </w:trPr>
-        <w:tc>
-          <w:tcPr>
-            <w:tcW w:type="dxa" w:w="2381"/>
-            <w:tcBorders>
-              <w:top w:val="none" w:color="FFFFFF" w:sz="0"/>
-              <w:left w:val="none" w:color="FFFFFF" w:sz="0"/>
-              <w:bottom w:val="single" w:color="000000" w:sz="6"/>
-              <w:right w:val="none" w:color="FFFFFF" w:sz="0"/>
-            </w:tcBorders>
-            <w:tcMar>
-              <w:top w:type="dxa" w:w="50"/>
-              <w:left w:type="dxa" w:w="90"/>
-              <w:bottom w:type="dxa" w:w="50"/>
-              <w:right w:type="dxa" w:w="90"/>
-            </w:tcMar>
-          </w:tcPr>
-          <w:p>
-            <w:pPr>
-              <w:spacing w:line="260"/>
-            </w:pPr>
-            <w:r>
-              <w:rPr>
-                <w:rFonts w:ascii="Arial" w:cs="Arial" w:eastAsia="Arial" w:hAnsi="Arial"/>
-                <w:b w:val="false"/>
-                <w:bCs w:val="false"/>
-                <w:sz w:val="19"/>
-                <w:szCs w:val="19"/>
-              </w:rPr>
-              <w:t xml:space="preserve">Documentación de la API</w:t>
-            </w:r>
-          </w:p>
-        </w:tc>
-        <w:tc>
-          <w:tcPr>
-            <w:tcW w:type="dxa" w:w="3742"/>
-            <w:tcBorders>
-              <w:top w:val="none" w:color="FFFFFF" w:sz="0"/>
-              <w:left w:val="none" w:color="FFFFFF" w:sz="0"/>
-              <w:bottom w:val="single" w:color="000000" w:sz="6"/>
-              <w:right w:val="none" w:color="FFFFFF" w:sz="0"/>
-            </w:tcBorders>
-            <w:tcMar>
-              <w:top w:type="dxa" w:w="50"/>
-              <w:left w:type="dxa" w:w="90"/>
-              <w:bottom w:type="dxa" w:w="50"/>
-              <w:right w:type="dxa" w:w="90"/>
-            </w:tcMar>
-          </w:tcPr>
-          <w:p>
-            <w:pPr>
-              <w:spacing w:line="260"/>
-            </w:pPr>
-            <w:r>
-              <w:rPr>
-                <w:rFonts w:ascii="Arial" w:cs="Arial" w:eastAsia="Arial" w:hAnsi="Arial"/>
-                <w:b w:val="false"/>
-                <w:bCs w:val="false"/>
-                <w:sz w:val="19"/>
-                <w:szCs w:val="19"/>
-              </w:rPr>
-              <w:t xml:space="preserve">Endpoints, parámetros, respuestas y errores</w:t>
-            </w:r>
-          </w:p>
-        </w:tc>
-        <w:tc>
-          <w:tcPr>
-            <w:tcW w:type="dxa" w:w="2948"/>
-            <w:tcBorders>
-              <w:top w:val="none" w:color="FFFFFF" w:sz="0"/>
-              <w:left w:val="none" w:color="FFFFFF" w:sz="0"/>
-              <w:bottom w:val="single" w:color="000000" w:sz="6"/>
-              <w:right w:val="none" w:color="FFFFFF" w:sz="0"/>
-            </w:tcBorders>
-            <w:tcMar>
-              <w:top w:type="dxa" w:w="50"/>
-              <w:left w:type="dxa" w:w="90"/>
-              <w:bottom w:type="dxa" w:w="50"/>
-              <w:right w:type="dxa" w:w="90"/>
-            </w:tcMar>
-          </w:tcPr>
-          <w:p>
-            <w:pPr>
-              <w:spacing w:line="260"/>
-            </w:pPr>
-            <w:r>
-              <w:rPr>
-                <w:rFonts w:ascii="Courier New" w:cs="Courier New" w:eastAsia="Courier New" w:hAnsi="Courier New"/>
-                <w:b w:val="false"/>
-                <w:bCs w:val="false"/>
-                <w:sz w:val="20"/>
-                <w:szCs w:val="20"/>
-              </w:rPr>
-              <w:t xml:space="preserve">backend/README.md</w:t>
-            </w:r>
-          </w:p>
-        </w:tc>
-      </w:tr>
-    </w:tbl>
-    <w:p>
-      <w:pPr>
-        <w:spacing w:after="120" w:before="80" w:line="360"/>
-        <w:jc w:val="both"/>
-      </w:pPr>
-      <w:r>
-        <w:rPr>
-          <w:rFonts w:ascii="Arial" w:cs="Arial" w:eastAsia="Arial" w:hAnsi="Arial"/>
-          <w:i/>
-          <w:iCs/>
-          <w:sz w:val="20"/>
-          <w:szCs w:val="20"/>
-        </w:rPr>
-        <w:t xml:space="preserve">Nota. </w:t>
-      </w:r>
-      <w:r>
-        <w:rPr>
-          <w:rFonts w:ascii="Arial" w:cs="Arial" w:eastAsia="Arial" w:hAnsi="Arial"/>
-          <w:sz w:val="20"/>
-          <w:szCs w:val="20"/>
-        </w:rPr>
-        <w:t xml:space="preserve">Las rutas indicadas son relativas a la raíz del repositorio https://github.com/AlexisVallejos/macroentreno_flet.</w:t>
+        <w:t xml:space="preserve">Armar el manual también sirvió para revisar la aplicación desde el lado del usuario. Probar datos incorrectos a propósito permitió encontrar y corregir fallas reales en el registro y el inicio de sesión, como contraseñas demasiado largas que el sistema aceptaba sin avisar.</w:t>
       </w:r>
     </w:p>
     <w:sectPr>

--- a/docs/manual-usuario/Manual_de_Usuario_MacroEntreno.docx
+++ b/docs/manual-usuario/Manual_de_Usuario_MacroEntreno.docx
@@ -15,7 +15,7 @@
           <w:sz w:val="22"/>
           <w:szCs w:val="22"/>
         </w:rPr>
-        <w:t xml:space="preserve">[Institución]</w:t>
+        <w:t xml:space="preserve">E.E.S.T. N° 5</w:t>
       </w:r>
     </w:p>
     <w:p>
@@ -73,7 +73,7 @@
           <w:sz w:val="22"/>
           <w:szCs w:val="22"/>
         </w:rPr>
-        <w:t xml:space="preserve">Materia: [Materia]</w:t>
+        <w:t xml:space="preserve">Materia: Proyecto, Diseño e Implementación de Sistemas Computacionales</w:t>
       </w:r>
     </w:p>
     <w:p>
@@ -87,7 +87,7 @@
           <w:sz w:val="22"/>
           <w:szCs w:val="22"/>
         </w:rPr>
-        <w:t xml:space="preserve">Docente: [Docente]</w:t>
+        <w:t xml:space="preserve">Docente: Martín A. Estanga Schulze</w:t>
       </w:r>
     </w:p>
     <w:p>
@@ -101,7 +101,7 @@
           <w:sz w:val="22"/>
           <w:szCs w:val="22"/>
         </w:rPr>
-        <w:t xml:space="preserve">Curso: [Curso]</w:t>
+        <w:t xml:space="preserve">Curso: 7° 4° GB</w:t>
       </w:r>
     </w:p>
     <w:p>
